--- a/위례AI코딩챌린지/04_학생용_참가안내_및_도구사용법.docx
+++ b/위례AI코딩챌린지/04_학생용_참가안내_및_도구사용법.docx
@@ -1037,7 +1037,7 @@
                 <w:sz w:val="24"/>
                 <w:szCs w:val="24"/>
               </w:rPr>
-              <w:t xml:space="preserve">10. 6.(화)</w:t>
+              <w:t xml:space="preserve">10. 23.(금)</w:t>
             </w:r>
           </w:p>
         </w:tc>
@@ -1112,7 +1112,23 @@
                 <w:sz w:val="24"/>
                 <w:szCs w:val="24"/>
               </w:rPr>
-              <w:t xml:space="preserve">10. 7.(수) ~ 10. 8.(목)</w:t>
+              <w:t xml:space="preserve">10. 26.(월) ~ 10. 30.(금)</w:t>
+            </w:r>
+          </w:p>
+          <w:p>
+            <w:pPr>
+              <w:spacing w:after="10" w:before="10" w:line="252" w:lineRule="auto"/>
+            </w:pPr>
+            <w:r>
+              <w:rPr>
+                <w:rFonts w:ascii="맑은 고딕" w:cs="맑은 고딕" w:eastAsia="맑은 고딕" w:hAnsi="맑은 고딕"/>
+                <w:b/>
+                <w:bCs/>
+                <w:color w:val="222222"/>
+                <w:sz w:val="24"/>
+                <w:szCs w:val="24"/>
+              </w:rPr>
+              <w:t xml:space="preserve">기초 교육 주간</w:t>
             </w:r>
           </w:p>
         </w:tc>
@@ -1146,7 +1162,29 @@
                 <w:sz w:val="24"/>
                 <w:szCs w:val="24"/>
               </w:rPr>
-              <w:t xml:space="preserve">반에서 '20분 맛보기 활동'을 해 봐요. (담임 선생님 재량)</w:t>
+              <w:t xml:space="preserve">반에서 </w:t>
+            </w:r>
+            <w:r>
+              <w:rPr>
+                <w:rFonts w:ascii="맑은 고딕" w:cs="맑은 고딕" w:eastAsia="맑은 고딕" w:hAnsi="맑은 고딕"/>
+                <w:b/>
+                <w:bCs/>
+                <w:color w:val="222222"/>
+                <w:sz w:val="24"/>
+                <w:szCs w:val="24"/>
+              </w:rPr>
+              <w:t xml:space="preserve">안내 영상 3편</w:t>
+            </w:r>
+            <w:r>
+              <w:rPr>
+                <w:rFonts w:ascii="맑은 고딕" w:cs="맑은 고딕" w:eastAsia="맑은 고딕" w:hAnsi="맑은 고딕"/>
+                <w:b w:val="false"/>
+                <w:bCs w:val="false"/>
+                <w:color w:val="222222"/>
+                <w:sz w:val="24"/>
+                <w:szCs w:val="24"/>
+              </w:rPr>
+              <w:t xml:space="preserve">을 보며 참가 방법과 만드는 법을 배워요. (희망하는 반은 담임 선생님과 '20분 맛보기 활동'도 해요.)</w:t>
             </w:r>
           </w:p>
         </w:tc>
@@ -1187,7 +1225,7 @@
                 <w:sz w:val="24"/>
                 <w:szCs w:val="24"/>
               </w:rPr>
-              <w:t xml:space="preserve">10. 7.(수) ~ 10. 16.(금)</w:t>
+              <w:t xml:space="preserve">10. 26.(월) ~ 11. 6.(금)</w:t>
             </w:r>
           </w:p>
         </w:tc>
@@ -1221,7 +1259,29 @@
                 <w:sz w:val="24"/>
                 <w:szCs w:val="24"/>
               </w:rPr>
-              <w:t xml:space="preserve">작품을 만들고 구글 폼으로 제출해요. (10. 9.(금) 한글날은 쉬는 날)</w:t>
+              <w:t xml:space="preserve">작품을 만들고 </w:t>
+            </w:r>
+            <w:r>
+              <w:rPr>
+                <w:rFonts w:ascii="맑은 고딕" w:cs="맑은 고딕" w:eastAsia="맑은 고딕" w:hAnsi="맑은 고딕"/>
+                <w:b/>
+                <w:bCs/>
+                <w:color w:val="222222"/>
+                <w:sz w:val="24"/>
+                <w:szCs w:val="24"/>
+              </w:rPr>
+              <w:t xml:space="preserve">구글 설문</w:t>
+            </w:r>
+            <w:r>
+              <w:rPr>
+                <w:rFonts w:ascii="맑은 고딕" w:cs="맑은 고딕" w:eastAsia="맑은 고딕" w:hAnsi="맑은 고딕"/>
+                <w:b w:val="false"/>
+                <w:bCs w:val="false"/>
+                <w:color w:val="222222"/>
+                <w:sz w:val="24"/>
+                <w:szCs w:val="24"/>
+              </w:rPr>
+              <w:t xml:space="preserve">으로 제출해요.</w:t>
             </w:r>
           </w:p>
         </w:tc>
@@ -1262,7 +1322,7 @@
                 <w:sz w:val="24"/>
                 <w:szCs w:val="24"/>
               </w:rPr>
-              <w:t xml:space="preserve">10. 16.(금) 오후 4시</w:t>
+              <w:t xml:space="preserve">11. 6.(금) 오후 4시</w:t>
             </w:r>
           </w:p>
           <w:p>
@@ -1353,7 +1413,7 @@
                 <w:sz w:val="24"/>
                 <w:szCs w:val="24"/>
               </w:rPr>
-              <w:t xml:space="preserve">10. 19.(월) ~ 10. 20.(화)</w:t>
+              <w:t xml:space="preserve">제출 기간 내내</w:t>
             </w:r>
           </w:p>
         </w:tc>
@@ -1387,7 +1447,51 @@
                 <w:sz w:val="24"/>
                 <w:szCs w:val="24"/>
               </w:rPr>
-              <w:t xml:space="preserve">선생님들이 1차 심사로 본선 작품(분야별 15~20개쯤)을 골라요.</w:t>
+              <w:t xml:space="preserve">선생님들이 작품이 잘 열리는지, 내용이 알맞은지 확인한 뒤 </w:t>
+            </w:r>
+            <w:r>
+              <w:rPr>
+                <w:rFonts w:ascii="맑은 고딕" w:cs="맑은 고딕" w:eastAsia="맑은 고딕" w:hAnsi="맑은 고딕"/>
+                <w:b/>
+                <w:bCs/>
+                <w:color w:val="222222"/>
+                <w:sz w:val="24"/>
+                <w:szCs w:val="24"/>
+              </w:rPr>
+              <w:t xml:space="preserve">온라인 작품 갤러리</w:t>
+            </w:r>
+            <w:r>
+              <w:rPr>
+                <w:rFonts w:ascii="맑은 고딕" w:cs="맑은 고딕" w:eastAsia="맑은 고딕" w:hAnsi="맑은 고딕"/>
+                <w:b w:val="false"/>
+                <w:bCs w:val="false"/>
+                <w:color w:val="222222"/>
+                <w:sz w:val="24"/>
+                <w:szCs w:val="24"/>
+              </w:rPr>
+              <w:t xml:space="preserve">에 올려요. 따로 골라내지 않고, 확인된 작품은 </w:t>
+            </w:r>
+            <w:r>
+              <w:rPr>
+                <w:rFonts w:ascii="맑은 고딕" w:cs="맑은 고딕" w:eastAsia="맑은 고딕" w:hAnsi="맑은 고딕"/>
+                <w:b/>
+                <w:bCs/>
+                <w:color w:val="222222"/>
+                <w:sz w:val="24"/>
+                <w:szCs w:val="24"/>
+              </w:rPr>
+              <w:t xml:space="preserve">모두</w:t>
+            </w:r>
+            <w:r>
+              <w:rPr>
+                <w:rFonts w:ascii="맑은 고딕" w:cs="맑은 고딕" w:eastAsia="맑은 고딕" w:hAnsi="맑은 고딕"/>
+                <w:b w:val="false"/>
+                <w:bCs w:val="false"/>
+                <w:color w:val="222222"/>
+                <w:sz w:val="24"/>
+                <w:szCs w:val="24"/>
+              </w:rPr>
+              <w:t xml:space="preserve"> 올라가요.</w:t>
             </w:r>
           </w:p>
         </w:tc>
@@ -1428,7 +1532,23 @@
                 <w:sz w:val="24"/>
                 <w:szCs w:val="24"/>
               </w:rPr>
-              <w:t xml:space="preserve">10. 21.(수) ~ 10. 27.(화)</w:t>
+              <w:t xml:space="preserve">11. 9.(월) ~ 11. 13.(금)</w:t>
+            </w:r>
+          </w:p>
+          <w:p>
+            <w:pPr>
+              <w:spacing w:after="10" w:before="10" w:line="252" w:lineRule="auto"/>
+            </w:pPr>
+            <w:r>
+              <w:rPr>
+                <w:rFonts w:ascii="맑은 고딕" w:cs="맑은 고딕" w:eastAsia="맑은 고딕" w:hAnsi="맑은 고딕"/>
+                <w:b/>
+                <w:bCs/>
+                <w:color w:val="222222"/>
+                <w:sz w:val="24"/>
+                <w:szCs w:val="24"/>
+              </w:rPr>
+              <w:t xml:space="preserve">좋아요 투표 주간</w:t>
             </w:r>
           </w:p>
         </w:tc>
@@ -1462,7 +1582,29 @@
                 <w:sz w:val="24"/>
                 <w:szCs w:val="24"/>
               </w:rPr>
-              <w:t xml:space="preserve">체험·투표 주간! 1층 중앙 복도(또는 도서관)의 QR 카드를 아이패드로 찍어 친구 작품을 체험하고 투표해요.</w:t>
+              <w:t xml:space="preserve">온라인 작품 갤러리에서 친구 작품을 체험하고 </w:t>
+            </w:r>
+            <w:r>
+              <w:rPr>
+                <w:rFonts w:ascii="맑은 고딕" w:cs="맑은 고딕" w:eastAsia="맑은 고딕" w:hAnsi="맑은 고딕"/>
+                <w:b/>
+                <w:bCs/>
+                <w:color w:val="222222"/>
+                <w:sz w:val="24"/>
+                <w:szCs w:val="24"/>
+              </w:rPr>
+              <w:t xml:space="preserve">좋아요</w:t>
+            </w:r>
+            <w:r>
+              <w:rPr>
+                <w:rFonts w:ascii="맑은 고딕" w:cs="맑은 고딕" w:eastAsia="맑은 고딕" w:hAnsi="맑은 고딕"/>
+                <w:b w:val="false"/>
+                <w:bCs w:val="false"/>
+                <w:color w:val="222222"/>
+                <w:sz w:val="24"/>
+                <w:szCs w:val="24"/>
+              </w:rPr>
+              <w:t xml:space="preserve">를 눌러요. 순위 화면도 볼 수 있어요. (선생님 심사도 이때 함께 해요.)</w:t>
             </w:r>
           </w:p>
         </w:tc>
@@ -1503,7 +1645,7 @@
                 <w:sz w:val="24"/>
                 <w:szCs w:val="24"/>
               </w:rPr>
-              <w:t xml:space="preserve">10. 28.(수) ~ 10. 29.(목)</w:t>
+              <w:t xml:space="preserve">11. 16.(월) ~ 11. 17.(화)</w:t>
             </w:r>
           </w:p>
         </w:tc>
@@ -1537,7 +1679,7 @@
                 <w:sz w:val="24"/>
                 <w:szCs w:val="24"/>
               </w:rPr>
-              <w:t xml:space="preserve">점수를 모두 더해요.</w:t>
+              <w:t xml:space="preserve">좋아요 점수와 선생님 심사 점수를 더해요.</w:t>
             </w:r>
           </w:p>
         </w:tc>
@@ -1578,7 +1720,7 @@
                 <w:sz w:val="24"/>
                 <w:szCs w:val="24"/>
               </w:rPr>
-              <w:t xml:space="preserve">10. 30.(금)</w:t>
+              <w:t xml:space="preserve">11. 18.(수)</w:t>
             </w:r>
           </w:p>
         </w:tc>
@@ -1612,7 +1754,7 @@
                 <w:sz w:val="24"/>
                 <w:szCs w:val="24"/>
               </w:rPr>
-              <w:t xml:space="preserve">결과 발표와 방송 시상식! 학교 홈페이지 온라인 갤러리에 작품이 전시돼요.</w:t>
+              <w:t xml:space="preserve">결과 발표와 방송 시상식! 학급별 참여율 순위도 발표하고, 학교 누리집(홈페이지) 갤러리에 작품이 전시돼요.</w:t>
             </w:r>
           </w:p>
         </w:tc>
@@ -1638,7 +1780,765 @@
           <w:sz w:val="34"/>
           <w:szCs w:val="34"/>
         </w:rPr>
-        <w:t xml:space="preserve">3. 어떤 분야를 고를까요?</w:t>
+        <w:t xml:space="preserve">3. 안내 영상으로 배워요</w:t>
+      </w:r>
+    </w:p>
+    <w:p>
+      <w:pPr>
+        <w:spacing w:after="80" w:before="40" w:line="288" w:lineRule="auto"/>
+      </w:pPr>
+      <w:r>
+        <w:rPr>
+          <w:rFonts w:ascii="맑은 고딕" w:cs="맑은 고딕" w:eastAsia="맑은 고딕" w:hAnsi="맑은 고딕"/>
+          <w:b/>
+          <w:bCs/>
+          <w:color w:val="222222"/>
+          <w:sz w:val="24"/>
+          <w:szCs w:val="24"/>
+        </w:rPr>
+        <w:t xml:space="preserve">기초 교육 주간(10. 26.(월) ~ 10. 30.(금))</w:t>
+      </w:r>
+      <w:r>
+        <w:rPr>
+          <w:rFonts w:ascii="맑은 고딕" w:cs="맑은 고딕" w:eastAsia="맑은 고딕" w:hAnsi="맑은 고딕"/>
+          <w:b w:val="false"/>
+          <w:bCs w:val="false"/>
+          <w:color w:val="222222"/>
+          <w:sz w:val="24"/>
+          <w:szCs w:val="24"/>
+        </w:rPr>
+        <w:t xml:space="preserve">에 반에서 학급 TV나 방송으로 </w:t>
+      </w:r>
+      <w:r>
+        <w:rPr>
+          <w:rFonts w:ascii="맑은 고딕" w:cs="맑은 고딕" w:eastAsia="맑은 고딕" w:hAnsi="맑은 고딕"/>
+          <w:b/>
+          <w:bCs/>
+          <w:color w:val="222222"/>
+          <w:sz w:val="24"/>
+          <w:szCs w:val="24"/>
+        </w:rPr>
+        <w:t xml:space="preserve">안내 영상 3편</w:t>
+      </w:r>
+      <w:r>
+        <w:rPr>
+          <w:rFonts w:ascii="맑은 고딕" w:cs="맑은 고딕" w:eastAsia="맑은 고딕" w:hAnsi="맑은 고딕"/>
+          <w:b w:val="false"/>
+          <w:bCs w:val="false"/>
+          <w:color w:val="222222"/>
+          <w:sz w:val="24"/>
+          <w:szCs w:val="24"/>
+        </w:rPr>
+        <w:t xml:space="preserve">을 함께 봐요. 영상을 잘 보면 참가 방법과 만드는 법을 쉽게 알 수 있어요!</w:t>
+      </w:r>
+    </w:p>
+    <w:tbl>
+      <w:tblPr>
+        <w:tblW w:type="dxa" w:w="9638"/>
+        <w:jc w:val="center"/>
+        <w:tblBorders>
+          <w:top w:val="single" w:color="auto" w:sz="4"/>
+          <w:left w:val="single" w:color="auto" w:sz="4"/>
+          <w:bottom w:val="single" w:color="auto" w:sz="4"/>
+          <w:right w:val="single" w:color="auto" w:sz="4"/>
+          <w:insideH w:val="single" w:color="auto" w:sz="4"/>
+          <w:insideV w:val="single" w:color="auto" w:sz="4"/>
+        </w:tblBorders>
+      </w:tblPr>
+      <w:tblGrid>
+        <w:gridCol w:w="2100"/>
+        <w:gridCol w:w="1500"/>
+        <w:gridCol w:w="6038"/>
+      </w:tblGrid>
+      <w:tr>
+        <w:trPr>
+          <w:cantSplit/>
+          <w:tblHeader/>
+        </w:trPr>
+        <w:tc>
+          <w:tcPr>
+            <w:tcW w:type="dxa" w:w="2100"/>
+            <w:tcBorders>
+              <w:top w:val="single" w:color="A0A7B4" w:sz="4"/>
+              <w:left w:val="single" w:color="A0A7B4" w:sz="4"/>
+              <w:bottom w:val="single" w:color="A0A7B4" w:sz="4"/>
+              <w:right w:val="single" w:color="A0A7B4" w:sz="4"/>
+            </w:tcBorders>
+            <w:shd w:fill="2F6FDB" w:color="auto" w:val="clear"/>
+            <w:tcMar>
+              <w:top w:type="dxa" w:w="70"/>
+              <w:left w:type="dxa" w:w="120"/>
+              <w:bottom w:type="dxa" w:w="70"/>
+              <w:right w:type="dxa" w:w="120"/>
+            </w:tcMar>
+            <w:vAlign w:val="center"/>
+          </w:tcPr>
+          <w:p>
+            <w:pPr>
+              <w:spacing w:after="10" w:before="10" w:line="252" w:lineRule="auto"/>
+              <w:jc w:val="center"/>
+            </w:pPr>
+            <w:r>
+              <w:rPr>
+                <w:rFonts w:ascii="맑은 고딕" w:cs="맑은 고딕" w:eastAsia="맑은 고딕" w:hAnsi="맑은 고딕"/>
+                <w:b/>
+                <w:bCs/>
+                <w:color w:val="FFFFFF"/>
+                <w:sz w:val="22"/>
+                <w:szCs w:val="22"/>
+              </w:rPr>
+              <w:t xml:space="preserve">영상</w:t>
+            </w:r>
+          </w:p>
+        </w:tc>
+        <w:tc>
+          <w:tcPr>
+            <w:tcW w:type="dxa" w:w="1500"/>
+            <w:tcBorders>
+              <w:top w:val="single" w:color="A0A7B4" w:sz="4"/>
+              <w:left w:val="single" w:color="A0A7B4" w:sz="4"/>
+              <w:bottom w:val="single" w:color="A0A7B4" w:sz="4"/>
+              <w:right w:val="single" w:color="A0A7B4" w:sz="4"/>
+            </w:tcBorders>
+            <w:shd w:fill="2F6FDB" w:color="auto" w:val="clear"/>
+            <w:tcMar>
+              <w:top w:type="dxa" w:w="70"/>
+              <w:left w:type="dxa" w:w="120"/>
+              <w:bottom w:type="dxa" w:w="70"/>
+              <w:right w:type="dxa" w:w="120"/>
+            </w:tcMar>
+            <w:vAlign w:val="center"/>
+          </w:tcPr>
+          <w:p>
+            <w:pPr>
+              <w:spacing w:after="10" w:before="10" w:line="252" w:lineRule="auto"/>
+              <w:jc w:val="center"/>
+            </w:pPr>
+            <w:r>
+              <w:rPr>
+                <w:rFonts w:ascii="맑은 고딕" w:cs="맑은 고딕" w:eastAsia="맑은 고딕" w:hAnsi="맑은 고딕"/>
+                <w:b/>
+                <w:bCs/>
+                <w:color w:val="FFFFFF"/>
+                <w:sz w:val="22"/>
+                <w:szCs w:val="22"/>
+              </w:rPr>
+              <w:t xml:space="preserve">누가 봐요?</w:t>
+            </w:r>
+          </w:p>
+        </w:tc>
+        <w:tc>
+          <w:tcPr>
+            <w:tcW w:type="dxa" w:w="6038"/>
+            <w:tcBorders>
+              <w:top w:val="single" w:color="A0A7B4" w:sz="4"/>
+              <w:left w:val="single" w:color="A0A7B4" w:sz="4"/>
+              <w:bottom w:val="single" w:color="A0A7B4" w:sz="4"/>
+              <w:right w:val="single" w:color="A0A7B4" w:sz="4"/>
+            </w:tcBorders>
+            <w:shd w:fill="2F6FDB" w:color="auto" w:val="clear"/>
+            <w:tcMar>
+              <w:top w:type="dxa" w:w="70"/>
+              <w:left w:type="dxa" w:w="120"/>
+              <w:bottom w:type="dxa" w:w="70"/>
+              <w:right w:type="dxa" w:w="120"/>
+            </w:tcMar>
+            <w:vAlign w:val="center"/>
+          </w:tcPr>
+          <w:p>
+            <w:pPr>
+              <w:spacing w:after="10" w:before="10" w:line="252" w:lineRule="auto"/>
+              <w:jc w:val="center"/>
+            </w:pPr>
+            <w:r>
+              <w:rPr>
+                <w:rFonts w:ascii="맑은 고딕" w:cs="맑은 고딕" w:eastAsia="맑은 고딕" w:hAnsi="맑은 고딕"/>
+                <w:b/>
+                <w:bCs/>
+                <w:color w:val="FFFFFF"/>
+                <w:sz w:val="22"/>
+                <w:szCs w:val="22"/>
+              </w:rPr>
+              <w:t xml:space="preserve">무엇을 배워요?</w:t>
+            </w:r>
+          </w:p>
+        </w:tc>
+      </w:tr>
+      <w:tr>
+        <w:trPr>
+          <w:cantSplit/>
+          <w:tblHeader w:val="false"/>
+        </w:trPr>
+        <w:tc>
+          <w:tcPr>
+            <w:tcW w:type="dxa" w:w="2100"/>
+            <w:tcBorders>
+              <w:top w:val="single" w:color="A0A7B4" w:sz="4"/>
+              <w:left w:val="single" w:color="A0A7B4" w:sz="4"/>
+              <w:bottom w:val="single" w:color="A0A7B4" w:sz="4"/>
+              <w:right w:val="single" w:color="A0A7B4" w:sz="4"/>
+            </w:tcBorders>
+            <w:shd w:fill="F3F7FF" w:color="auto" w:val="clear"/>
+            <w:tcMar>
+              <w:top w:type="dxa" w:w="70"/>
+              <w:left w:type="dxa" w:w="120"/>
+              <w:bottom w:type="dxa" w:w="70"/>
+              <w:right w:type="dxa" w:w="120"/>
+            </w:tcMar>
+            <w:vAlign w:val="center"/>
+          </w:tcPr>
+          <w:p>
+            <w:pPr>
+              <w:spacing w:after="10" w:before="10" w:line="252" w:lineRule="auto"/>
+            </w:pPr>
+            <w:r>
+              <w:rPr>
+                <w:rFonts w:ascii="맑은 고딕" w:cs="맑은 고딕" w:eastAsia="맑은 고딕" w:hAnsi="맑은 고딕"/>
+                <w:b/>
+                <w:bCs/>
+                <w:color w:val="222222"/>
+                <w:sz w:val="22"/>
+                <w:szCs w:val="22"/>
+              </w:rPr>
+              <w:t xml:space="preserve">영상1</w:t>
+            </w:r>
+          </w:p>
+          <w:p>
+            <w:pPr>
+              <w:spacing w:after="10" w:before="10" w:line="252" w:lineRule="auto"/>
+            </w:pPr>
+            <w:r>
+              <w:rPr>
+                <w:rFonts w:ascii="맑은 고딕" w:cs="맑은 고딕" w:eastAsia="맑은 고딕" w:hAnsi="맑은 고딕"/>
+                <w:b/>
+                <w:bCs/>
+                <w:color w:val="222222"/>
+                <w:sz w:val="22"/>
+                <w:szCs w:val="22"/>
+              </w:rPr>
+              <w:t xml:space="preserve">참가 안내</w:t>
+            </w:r>
+          </w:p>
+        </w:tc>
+        <w:tc>
+          <w:tcPr>
+            <w:tcW w:type="dxa" w:w="1500"/>
+            <w:tcBorders>
+              <w:top w:val="single" w:color="A0A7B4" w:sz="4"/>
+              <w:left w:val="single" w:color="A0A7B4" w:sz="4"/>
+              <w:bottom w:val="single" w:color="A0A7B4" w:sz="4"/>
+              <w:right w:val="single" w:color="A0A7B4" w:sz="4"/>
+            </w:tcBorders>
+            <w:tcMar>
+              <w:top w:type="dxa" w:w="70"/>
+              <w:left w:type="dxa" w:w="120"/>
+              <w:bottom w:type="dxa" w:w="70"/>
+              <w:right w:type="dxa" w:w="120"/>
+            </w:tcMar>
+            <w:vAlign w:val="center"/>
+          </w:tcPr>
+          <w:p>
+            <w:pPr>
+              <w:spacing w:after="10" w:before="10" w:line="252" w:lineRule="auto"/>
+              <w:jc w:val="center"/>
+            </w:pPr>
+            <w:r>
+              <w:rPr>
+                <w:rFonts w:ascii="맑은 고딕" w:cs="맑은 고딕" w:eastAsia="맑은 고딕" w:hAnsi="맑은 고딕"/>
+                <w:b w:val="false"/>
+                <w:bCs w:val="false"/>
+                <w:color w:val="222222"/>
+                <w:sz w:val="22"/>
+                <w:szCs w:val="22"/>
+              </w:rPr>
+              <w:t xml:space="preserve">모든 학년</w:t>
+            </w:r>
+          </w:p>
+        </w:tc>
+        <w:tc>
+          <w:tcPr>
+            <w:tcW w:type="dxa" w:w="6038"/>
+            <w:tcBorders>
+              <w:top w:val="single" w:color="A0A7B4" w:sz="4"/>
+              <w:left w:val="single" w:color="A0A7B4" w:sz="4"/>
+              <w:bottom w:val="single" w:color="A0A7B4" w:sz="4"/>
+              <w:right w:val="single" w:color="A0A7B4" w:sz="4"/>
+            </w:tcBorders>
+            <w:tcMar>
+              <w:top w:type="dxa" w:w="70"/>
+              <w:left w:type="dxa" w:w="120"/>
+              <w:bottom w:type="dxa" w:w="70"/>
+              <w:right w:type="dxa" w:w="120"/>
+            </w:tcMar>
+            <w:vAlign w:val="center"/>
+          </w:tcPr>
+          <w:p>
+            <w:pPr>
+              <w:spacing w:after="10" w:before="10" w:line="252" w:lineRule="auto"/>
+            </w:pPr>
+            <w:r>
+              <w:rPr>
+                <w:rFonts w:ascii="맑은 고딕" w:cs="맑은 고딕" w:eastAsia="맑은 고딕" w:hAnsi="맑은 고딕"/>
+                <w:b w:val="false"/>
+                <w:bCs w:val="false"/>
+                <w:color w:val="222222"/>
+                <w:sz w:val="22"/>
+                <w:szCs w:val="22"/>
+              </w:rPr>
+              <w:t xml:space="preserve">대회 소개, 3개 부문과 예시 작품, 일정, 참여·제출 방법, 좋아요 투표와 우리 반 참여율 순위, 안전 약속</w:t>
+            </w:r>
+          </w:p>
+        </w:tc>
+      </w:tr>
+      <w:tr>
+        <w:trPr>
+          <w:cantSplit/>
+          <w:tblHeader w:val="false"/>
+        </w:trPr>
+        <w:tc>
+          <w:tcPr>
+            <w:tcW w:type="dxa" w:w="2100"/>
+            <w:tcBorders>
+              <w:top w:val="single" w:color="A0A7B4" w:sz="4"/>
+              <w:left w:val="single" w:color="A0A7B4" w:sz="4"/>
+              <w:bottom w:val="single" w:color="A0A7B4" w:sz="4"/>
+              <w:right w:val="single" w:color="A0A7B4" w:sz="4"/>
+            </w:tcBorders>
+            <w:shd w:fill="F3F7FF" w:color="auto" w:val="clear"/>
+            <w:tcMar>
+              <w:top w:type="dxa" w:w="70"/>
+              <w:left w:type="dxa" w:w="120"/>
+              <w:bottom w:type="dxa" w:w="70"/>
+              <w:right w:type="dxa" w:w="120"/>
+            </w:tcMar>
+            <w:vAlign w:val="center"/>
+          </w:tcPr>
+          <w:p>
+            <w:pPr>
+              <w:spacing w:after="10" w:before="10" w:line="252" w:lineRule="auto"/>
+            </w:pPr>
+            <w:r>
+              <w:rPr>
+                <w:rFonts w:ascii="맑은 고딕" w:cs="맑은 고딕" w:eastAsia="맑은 고딕" w:hAnsi="맑은 고딕"/>
+                <w:b/>
+                <w:bCs/>
+                <w:color w:val="222222"/>
+                <w:sz w:val="22"/>
+                <w:szCs w:val="22"/>
+              </w:rPr>
+              <w:t xml:space="preserve">영상2</w:t>
+            </w:r>
+          </w:p>
+          <w:p>
+            <w:pPr>
+              <w:spacing w:after="10" w:before="10" w:line="252" w:lineRule="auto"/>
+            </w:pPr>
+            <w:r>
+              <w:rPr>
+                <w:rFonts w:ascii="맑은 고딕" w:cs="맑은 고딕" w:eastAsia="맑은 고딕" w:hAnsi="맑은 고딕"/>
+                <w:b/>
+                <w:bCs/>
+                <w:color w:val="222222"/>
+                <w:sz w:val="22"/>
+                <w:szCs w:val="22"/>
+              </w:rPr>
+              <w:t xml:space="preserve">바이브코딩 기초</w:t>
+            </w:r>
+          </w:p>
+        </w:tc>
+        <w:tc>
+          <w:tcPr>
+            <w:tcW w:type="dxa" w:w="1500"/>
+            <w:tcBorders>
+              <w:top w:val="single" w:color="A0A7B4" w:sz="4"/>
+              <w:left w:val="single" w:color="A0A7B4" w:sz="4"/>
+              <w:bottom w:val="single" w:color="A0A7B4" w:sz="4"/>
+              <w:right w:val="single" w:color="A0A7B4" w:sz="4"/>
+            </w:tcBorders>
+            <w:tcMar>
+              <w:top w:type="dxa" w:w="70"/>
+              <w:left w:type="dxa" w:w="120"/>
+              <w:bottom w:type="dxa" w:w="70"/>
+              <w:right w:type="dxa" w:w="120"/>
+            </w:tcMar>
+            <w:vAlign w:val="center"/>
+          </w:tcPr>
+          <w:p>
+            <w:pPr>
+              <w:spacing w:after="10" w:before="10" w:line="252" w:lineRule="auto"/>
+              <w:jc w:val="center"/>
+            </w:pPr>
+            <w:r>
+              <w:rPr>
+                <w:rFonts w:ascii="맑은 고딕" w:cs="맑은 고딕" w:eastAsia="맑은 고딕" w:hAnsi="맑은 고딕"/>
+                <w:b w:val="false"/>
+                <w:bCs w:val="false"/>
+                <w:color w:val="222222"/>
+                <w:sz w:val="22"/>
+                <w:szCs w:val="22"/>
+              </w:rPr>
+              <w:t xml:space="preserve">3~6학년</w:t>
+            </w:r>
+          </w:p>
+        </w:tc>
+        <w:tc>
+          <w:tcPr>
+            <w:tcW w:type="dxa" w:w="6038"/>
+            <w:tcBorders>
+              <w:top w:val="single" w:color="A0A7B4" w:sz="4"/>
+              <w:left w:val="single" w:color="A0A7B4" w:sz="4"/>
+              <w:bottom w:val="single" w:color="A0A7B4" w:sz="4"/>
+              <w:right w:val="single" w:color="A0A7B4" w:sz="4"/>
+            </w:tcBorders>
+            <w:tcMar>
+              <w:top w:type="dxa" w:w="70"/>
+              <w:left w:type="dxa" w:w="120"/>
+              <w:bottom w:type="dxa" w:w="70"/>
+              <w:right w:type="dxa" w:w="120"/>
+            </w:tcMar>
+            <w:vAlign w:val="center"/>
+          </w:tcPr>
+          <w:p>
+            <w:pPr>
+              <w:spacing w:after="10" w:before="10" w:line="252" w:lineRule="auto"/>
+            </w:pPr>
+            <w:r>
+              <w:rPr>
+                <w:rFonts w:ascii="맑은 고딕" w:cs="맑은 고딕" w:eastAsia="맑은 고딕" w:hAnsi="맑은 고딕"/>
+                <w:b w:val="false"/>
+                <w:bCs w:val="false"/>
+                <w:color w:val="222222"/>
+                <w:sz w:val="22"/>
+                <w:szCs w:val="22"/>
+              </w:rPr>
+              <w:t xml:space="preserve">제미나이 캔버스로 「각도 탐정 게임」 만들기 → 고치기 → 작품 공유 링크·대화 공유 링크 복사 → 제출하기 (이 안내서 5~7번과 함께 봐요.)</w:t>
+            </w:r>
+          </w:p>
+        </w:tc>
+      </w:tr>
+      <w:tr>
+        <w:trPr>
+          <w:cantSplit/>
+          <w:tblHeader w:val="false"/>
+        </w:trPr>
+        <w:tc>
+          <w:tcPr>
+            <w:tcW w:type="dxa" w:w="2100"/>
+            <w:tcBorders>
+              <w:top w:val="single" w:color="A0A7B4" w:sz="4"/>
+              <w:left w:val="single" w:color="A0A7B4" w:sz="4"/>
+              <w:bottom w:val="single" w:color="A0A7B4" w:sz="4"/>
+              <w:right w:val="single" w:color="A0A7B4" w:sz="4"/>
+            </w:tcBorders>
+            <w:shd w:fill="F3F7FF" w:color="auto" w:val="clear"/>
+            <w:tcMar>
+              <w:top w:type="dxa" w:w="70"/>
+              <w:left w:type="dxa" w:w="120"/>
+              <w:bottom w:type="dxa" w:w="70"/>
+              <w:right w:type="dxa" w:w="120"/>
+            </w:tcMar>
+            <w:vAlign w:val="center"/>
+          </w:tcPr>
+          <w:p>
+            <w:pPr>
+              <w:spacing w:after="10" w:before="10" w:line="252" w:lineRule="auto"/>
+            </w:pPr>
+            <w:r>
+              <w:rPr>
+                <w:rFonts w:ascii="맑은 고딕" w:cs="맑은 고딕" w:eastAsia="맑은 고딕" w:hAnsi="맑은 고딕"/>
+                <w:b/>
+                <w:bCs/>
+                <w:color w:val="222222"/>
+                <w:sz w:val="22"/>
+                <w:szCs w:val="22"/>
+              </w:rPr>
+              <w:t xml:space="preserve">영상3</w:t>
+            </w:r>
+          </w:p>
+          <w:p>
+            <w:pPr>
+              <w:spacing w:after="10" w:before="10" w:line="252" w:lineRule="auto"/>
+            </w:pPr>
+            <w:r>
+              <w:rPr>
+                <w:rFonts w:ascii="맑은 고딕" w:cs="맑은 고딕" w:eastAsia="맑은 고딕" w:hAnsi="맑은 고딕"/>
+                <w:b/>
+                <w:bCs/>
+                <w:color w:val="222222"/>
+                <w:sz w:val="22"/>
+                <w:szCs w:val="22"/>
+              </w:rPr>
+              <w:t xml:space="preserve">블록코딩 기초</w:t>
+            </w:r>
+          </w:p>
+        </w:tc>
+        <w:tc>
+          <w:tcPr>
+            <w:tcW w:type="dxa" w:w="1500"/>
+            <w:tcBorders>
+              <w:top w:val="single" w:color="A0A7B4" w:sz="4"/>
+              <w:left w:val="single" w:color="A0A7B4" w:sz="4"/>
+              <w:bottom w:val="single" w:color="A0A7B4" w:sz="4"/>
+              <w:right w:val="single" w:color="A0A7B4" w:sz="4"/>
+            </w:tcBorders>
+            <w:tcMar>
+              <w:top w:type="dxa" w:w="70"/>
+              <w:left w:type="dxa" w:w="120"/>
+              <w:bottom w:type="dxa" w:w="70"/>
+              <w:right w:type="dxa" w:w="120"/>
+            </w:tcMar>
+            <w:vAlign w:val="center"/>
+          </w:tcPr>
+          <w:p>
+            <w:pPr>
+              <w:spacing w:after="10" w:before="10" w:line="252" w:lineRule="auto"/>
+              <w:jc w:val="center"/>
+            </w:pPr>
+            <w:r>
+              <w:rPr>
+                <w:rFonts w:ascii="맑은 고딕" w:cs="맑은 고딕" w:eastAsia="맑은 고딕" w:hAnsi="맑은 고딕"/>
+                <w:b w:val="false"/>
+                <w:bCs w:val="false"/>
+                <w:color w:val="222222"/>
+                <w:sz w:val="22"/>
+                <w:szCs w:val="22"/>
+              </w:rPr>
+              <w:t xml:space="preserve">3~6학년</w:t>
+            </w:r>
+          </w:p>
+        </w:tc>
+        <w:tc>
+          <w:tcPr>
+            <w:tcW w:type="dxa" w:w="6038"/>
+            <w:tcBorders>
+              <w:top w:val="single" w:color="A0A7B4" w:sz="4"/>
+              <w:left w:val="single" w:color="A0A7B4" w:sz="4"/>
+              <w:bottom w:val="single" w:color="A0A7B4" w:sz="4"/>
+              <w:right w:val="single" w:color="A0A7B4" w:sz="4"/>
+            </w:tcBorders>
+            <w:tcMar>
+              <w:top w:type="dxa" w:w="70"/>
+              <w:left w:type="dxa" w:w="120"/>
+              <w:bottom w:type="dxa" w:w="70"/>
+              <w:right w:type="dxa" w:w="120"/>
+            </w:tcMar>
+            <w:vAlign w:val="center"/>
+          </w:tcPr>
+          <w:p>
+            <w:pPr>
+              <w:spacing w:after="10" w:before="10" w:line="252" w:lineRule="auto"/>
+            </w:pPr>
+            <w:r>
+              <w:rPr>
+                <w:rFonts w:ascii="맑은 고딕" w:cs="맑은 고딕" w:eastAsia="맑은 고딕" w:hAnsi="맑은 고딕"/>
+                <w:b w:val="false"/>
+                <w:bCs w:val="false"/>
+                <w:color w:val="222222"/>
+                <w:sz w:val="22"/>
+                <w:szCs w:val="22"/>
+              </w:rPr>
+              <w:t xml:space="preserve">엔트리로 「구구단 우주선」을 만드는 핵심 블록 → 저장·공유하기 → 제출하기 (스크래치로 만들어도 돼요. 이 안내서 8~10번과 함께 봐요.)</w:t>
+            </w:r>
+          </w:p>
+        </w:tc>
+      </w:tr>
+    </w:tbl>
+    <w:p>
+      <w:pPr>
+        <w:spacing w:after="80" w:before="0"/>
+      </w:pPr>
+    </w:p>
+    <w:tbl>
+      <w:tblPr>
+        <w:tblW w:type="dxa" w:w="9638"/>
+        <w:jc w:val="center"/>
+        <w:tblBorders>
+          <w:top w:val="single" w:color="auto" w:sz="4"/>
+          <w:left w:val="single" w:color="auto" w:sz="4"/>
+          <w:bottom w:val="single" w:color="auto" w:sz="4"/>
+          <w:right w:val="single" w:color="auto" w:sz="4"/>
+          <w:insideH w:val="single" w:color="auto" w:sz="4"/>
+          <w:insideV w:val="single" w:color="auto" w:sz="4"/>
+        </w:tblBorders>
+      </w:tblPr>
+      <w:tblGrid>
+        <w:gridCol w:w="9638"/>
+      </w:tblGrid>
+      <w:tr>
+        <w:trPr>
+          <w:cantSplit/>
+        </w:trPr>
+        <w:tc>
+          <w:tcPr>
+            <w:tcW w:type="dxa" w:w="9638"/>
+            <w:tcBorders>
+              <w:top w:val="single" w:color="F2B705" w:sz="8"/>
+              <w:left w:val="single" w:color="F2B705" w:sz="8"/>
+              <w:bottom w:val="single" w:color="F2B705" w:sz="8"/>
+              <w:right w:val="single" w:color="F2B705" w:sz="8"/>
+            </w:tcBorders>
+            <w:shd w:fill="FFF8E1" w:color="auto" w:val="clear"/>
+            <w:tcMar>
+              <w:top w:type="dxa" w:w="120"/>
+              <w:left w:type="dxa" w:w="200"/>
+              <w:bottom w:type="dxa" w:w="120"/>
+              <w:right w:type="dxa" w:w="200"/>
+            </w:tcMar>
+          </w:tcPr>
+          <w:p>
+            <w:pPr>
+              <w:spacing w:after="60" w:before="20" w:line="288" w:lineRule="auto"/>
+            </w:pPr>
+            <w:r>
+              <w:rPr>
+                <w:rFonts w:ascii="맑은 고딕" w:cs="맑은 고딕" w:eastAsia="맑은 고딕" w:hAnsi="맑은 고딕"/>
+                <w:b/>
+                <w:bCs/>
+                <w:color w:val="7A5A00"/>
+                <w:sz w:val="25"/>
+                <w:szCs w:val="25"/>
+              </w:rPr>
+              <w:t xml:space="preserve">영상 볼 때 알아 두어요</w:t>
+            </w:r>
+          </w:p>
+          <w:p>
+            <w:pPr>
+              <w:spacing w:after="40" w:before="10" w:line="276" w:lineRule="auto"/>
+            </w:pPr>
+            <w:r>
+              <w:rPr>
+                <w:rFonts w:ascii="맑은 고딕" w:cs="맑은 고딕" w:eastAsia="맑은 고딕" w:hAnsi="맑은 고딕"/>
+                <w:b w:val="false"/>
+                <w:bCs w:val="false"/>
+                <w:color w:val="222222"/>
+                <w:sz w:val="24"/>
+                <w:szCs w:val="24"/>
+              </w:rPr>
+              <w:t xml:space="preserve">• 영상은 </w:t>
+            </w:r>
+            <w:r>
+              <w:rPr>
+                <w:rFonts w:ascii="맑은 고딕" w:cs="맑은 고딕" w:eastAsia="맑은 고딕" w:hAnsi="맑은 고딕"/>
+                <w:b/>
+                <w:bCs/>
+                <w:color w:val="222222"/>
+                <w:sz w:val="24"/>
+                <w:szCs w:val="24"/>
+              </w:rPr>
+              <w:t xml:space="preserve">소리 없이 큰 자막</w:t>
+            </w:r>
+            <w:r>
+              <w:rPr>
+                <w:rFonts w:ascii="맑은 고딕" w:cs="맑은 고딕" w:eastAsia="맑은 고딕" w:hAnsi="맑은 고딕"/>
+                <w:b w:val="false"/>
+                <w:bCs w:val="false"/>
+                <w:color w:val="222222"/>
+                <w:sz w:val="24"/>
+                <w:szCs w:val="24"/>
+              </w:rPr>
+              <w:t xml:space="preserve">으로 설명해요. 자막을 천천히 읽으며 따라 해요. (선생님이 함께 읽어 주실 수도 있어요.)</w:t>
+            </w:r>
+          </w:p>
+          <w:p>
+            <w:pPr>
+              <w:spacing w:after="40" w:before="10" w:line="276" w:lineRule="auto"/>
+            </w:pPr>
+            <w:r>
+              <w:rPr>
+                <w:rFonts w:ascii="맑은 고딕" w:cs="맑은 고딕" w:eastAsia="맑은 고딕" w:hAnsi="맑은 고딕"/>
+                <w:b w:val="false"/>
+                <w:bCs w:val="false"/>
+                <w:color w:val="222222"/>
+                <w:sz w:val="24"/>
+                <w:szCs w:val="24"/>
+              </w:rPr>
+              <w:t xml:space="preserve">• 영상, 작품 제출 링크(구글 설문), 온라인 작품 갤러리 주소는 </w:t>
+            </w:r>
+            <w:r>
+              <w:rPr>
+                <w:rFonts w:ascii="맑은 고딕" w:cs="맑은 고딕" w:eastAsia="맑은 고딕" w:hAnsi="맑은 고딕"/>
+                <w:b/>
+                <w:bCs/>
+                <w:color w:val="222222"/>
+                <w:sz w:val="24"/>
+                <w:szCs w:val="24"/>
+              </w:rPr>
+              <w:t xml:space="preserve">안내 QR 한 장</w:t>
+            </w:r>
+            <w:r>
+              <w:rPr>
+                <w:rFonts w:ascii="맑은 고딕" w:cs="맑은 고딕" w:eastAsia="맑은 고딕" w:hAnsi="맑은 고딕"/>
+                <w:b w:val="false"/>
+                <w:bCs w:val="false"/>
+                <w:color w:val="222222"/>
+                <w:sz w:val="24"/>
+                <w:szCs w:val="24"/>
+              </w:rPr>
+              <w:t xml:space="preserve">에 모여 있어요.</w:t>
+            </w:r>
+          </w:p>
+          <w:p>
+            <w:pPr>
+              <w:spacing w:after="40" w:before="10" w:line="276" w:lineRule="auto"/>
+            </w:pPr>
+            <w:r>
+              <w:rPr>
+                <w:rFonts w:ascii="맑은 고딕" w:cs="맑은 고딕" w:eastAsia="맑은 고딕" w:hAnsi="맑은 고딕"/>
+                <w:b w:val="false"/>
+                <w:bCs w:val="false"/>
+                <w:color w:val="222222"/>
+                <w:sz w:val="24"/>
+                <w:szCs w:val="24"/>
+              </w:rPr>
+              <w:t xml:space="preserve">• </w:t>
+            </w:r>
+            <w:r>
+              <w:rPr>
+                <w:rFonts w:ascii="맑은 고딕" w:cs="맑은 고딕" w:eastAsia="맑은 고딕" w:hAnsi="맑은 고딕"/>
+                <w:b/>
+                <w:bCs/>
+                <w:color w:val="222222"/>
+                <w:sz w:val="24"/>
+                <w:szCs w:val="24"/>
+              </w:rPr>
+              <w:t xml:space="preserve">QR이나 링크는 우리 반에서 담임 선생님이 알려 주세요.</w:t>
+            </w:r>
+            <w:r>
+              <w:rPr>
+                <w:rFonts w:ascii="맑은 고딕" w:cs="맑은 고딕" w:eastAsia="맑은 고딕" w:hAnsi="맑은 고딕"/>
+                <w:b w:val="false"/>
+                <w:bCs w:val="false"/>
+                <w:color w:val="222222"/>
+                <w:sz w:val="24"/>
+                <w:szCs w:val="24"/>
+              </w:rPr>
+              <w:t xml:space="preserve"> 다시 보고 싶은 영상도 그 QR로 찾아볼 수 있어요.</w:t>
+            </w:r>
+          </w:p>
+        </w:tc>
+      </w:tr>
+    </w:tbl>
+    <w:p>
+      <w:pPr>
+        <w:pStyle w:val="Heading1"/>
+        <w:keepNext/>
+        <w:keepLines/>
+        <w:pBdr>
+          <w:left w:val="single" w:color="2F6FDB" w:sz="36" w:space="6"/>
+        </w:pBdr>
+        <w:shd w:fill="EAF2FF" w:color="auto" w:val="clear"/>
+        <w:spacing w:after="140" w:before="320"/>
+      </w:pPr>
+      <w:r>
+        <w:rPr>
+          <w:rFonts w:ascii="맑은 고딕" w:cs="맑은 고딕" w:eastAsia="맑은 고딕" w:hAnsi="맑은 고딕"/>
+          <w:b/>
+          <w:bCs/>
+          <w:color w:val="1B3F86"/>
+          <w:sz w:val="34"/>
+          <w:szCs w:val="34"/>
+        </w:rPr>
+        <w:t xml:space="preserve">4. 어떤 분야를 고를까요?</w:t>
       </w:r>
     </w:p>
     <w:tbl>
@@ -2349,7 +3249,7 @@
           <w:sz w:val="22"/>
           <w:szCs w:val="22"/>
         </w:rPr>
-        <w:t xml:space="preserve"> 골라 참가해요. 어느 쪽을 골라도 점수 기준은 똑같이 공평해요.</w:t>
+        <w:t xml:space="preserve"> 골라 참가해요. 어느 쪽을 골라도 점수 기준은 똑같이 공평해요. 고르기 어려우면 영상2(바이브코딩)와 영상3(블록코딩)을 보고 정해요.</w:t>
       </w:r>
     </w:p>
     <w:p>
@@ -2377,7 +3277,7 @@
           <w:sz w:val="34"/>
           <w:szCs w:val="34"/>
         </w:rPr>
-        <w:t xml:space="preserve">4. [바이브코딩] 아이패드로 제미나이 캔버스 사용하기</w:t>
+        <w:t xml:space="preserve">5. [바이브코딩] 아이패드로 제미나이 캔버스 사용하기</w:t>
       </w:r>
     </w:p>
     <w:p>
@@ -2824,7 +3724,7 @@
                 <w:sz w:val="24"/>
                 <w:szCs w:val="24"/>
               </w:rPr>
-              <w:t xml:space="preserve">예) "4학년 수학 각도 단원을 공부하는 게임을 만들어 줘. …" (「6. 바이브코딩 프롬프트 예시 모음」을 참고해요.)</w:t>
+              <w:t xml:space="preserve">예) "4학년 수학 각도 단원을 공부하는 게임을 만들어 줘. …" (「7. 바이브코딩 프롬프트 예시 모음」을 참고해요.)</w:t>
             </w:r>
           </w:p>
         </w:tc>
@@ -3631,7 +4531,7 @@
           <w:sz w:val="34"/>
           <w:szCs w:val="34"/>
         </w:rPr>
-        <w:t xml:space="preserve">5. 좋은 프롬프트 만드는 법</w:t>
+        <w:t xml:space="preserve">6. 좋은 프롬프트 만드는 법</w:t>
       </w:r>
     </w:p>
     <w:p>
@@ -5427,11 +6327,12 @@
           <w:sz w:val="34"/>
           <w:szCs w:val="34"/>
         </w:rPr>
-        <w:t xml:space="preserve">6. 바이브코딩 프롬프트 예시 모음</w:t>
+        <w:t xml:space="preserve">7. 바이브코딩 프롬프트 예시 모음</w:t>
       </w:r>
     </w:p>
     <w:p>
       <w:pPr>
+        <w:keepNext/>
         <w:spacing w:after="80" w:before="40" w:line="288" w:lineRule="auto"/>
       </w:pPr>
       <w:r>
@@ -6258,7 +7159,7 @@
           <w:sz w:val="34"/>
           <w:szCs w:val="34"/>
         </w:rPr>
-        <w:t xml:space="preserve">7. [블록코딩] 엔트리 / 스크래치 시작하기</w:t>
+        <w:t xml:space="preserve">8. [블록코딩] 엔트리 / 스크래치 시작하기</w:t>
       </w:r>
     </w:p>
     <w:tbl>
@@ -7118,7 +8019,7 @@
           <w:sz w:val="34"/>
           <w:szCs w:val="34"/>
         </w:rPr>
-        <w:t xml:space="preserve">8. 엔트리 예시 「구구단 우주선」 블록 순서</w:t>
+        <w:t xml:space="preserve">9. 엔트리 예시 「구구단 우주선」 블록 순서</w:t>
       </w:r>
     </w:p>
     <w:p>
@@ -7167,7 +8068,7 @@
           <w:sz w:val="22"/>
           <w:szCs w:val="22"/>
         </w:rPr>
-        <w:t xml:space="preserve">첫째 수</w:t>
+        <w:t xml:space="preserve">앞수</w:t>
       </w:r>
       <w:r>
         <w:rPr>
@@ -7189,7 +8090,7 @@
           <w:sz w:val="22"/>
           <w:szCs w:val="22"/>
         </w:rPr>
-        <w:t xml:space="preserve">둘째 수</w:t>
+        <w:t xml:space="preserve">뒷수</w:t>
       </w:r>
       <w:r>
         <w:rPr>
@@ -7200,7 +8101,7 @@
           <w:sz w:val="22"/>
           <w:szCs w:val="22"/>
         </w:rPr>
-        <w:t xml:space="preserve">를 먼저 만들어요. 우주선 오브젝트에 아래 블록을 순서대로 끼워요.</w:t>
+        <w:t xml:space="preserve">를 먼저 만들어요. (점수는 맞힌 개수, 앞수·뒷수는 곱할 두 수예요.) 우주선 오브젝트에 아래 블록을 순서대로 끼워요. 영상3과 같은 블록이에요.</w:t>
       </w:r>
     </w:p>
     <w:tbl>
@@ -7407,7 +8308,7 @@
                 <w:sz w:val="22"/>
                 <w:szCs w:val="22"/>
               </w:rPr>
-              <w:t xml:space="preserve">점수 를 0 (으)로 정하기</w:t>
+              <w:t xml:space="preserve">점수를 0(으)로 정하기</w:t>
             </w:r>
           </w:p>
         </w:tc>
@@ -7482,7 +8383,7 @@
                 <w:sz w:val="22"/>
                 <w:szCs w:val="22"/>
               </w:rPr>
-              <w:t xml:space="preserve">10 번 반복하기</w:t>
+              <w:t xml:space="preserve">10번 반복하기</w:t>
             </w:r>
           </w:p>
         </w:tc>
@@ -7557,7 +8458,7 @@
                 <w:sz w:val="22"/>
                 <w:szCs w:val="22"/>
               </w:rPr>
-              <w:t xml:space="preserve">첫째 수 를 (2 부터 9 사이의 무작위 수) (으)로 정하기</w:t>
+              <w:t xml:space="preserve">앞수를 (2부터 9 사이의 무작위 수)(으)로 정하기</w:t>
             </w:r>
           </w:p>
         </w:tc>
@@ -7591,7 +8492,7 @@
                 <w:sz w:val="22"/>
                 <w:szCs w:val="22"/>
               </w:rPr>
-              <w:t xml:space="preserve">문제 숫자 고르기</w:t>
+              <w:t xml:space="preserve">곱할 두 수 고르기</w:t>
             </w:r>
           </w:p>
         </w:tc>
@@ -7632,7 +8533,7 @@
                 <w:sz w:val="22"/>
                 <w:szCs w:val="22"/>
               </w:rPr>
-              <w:t xml:space="preserve">둘째 수 를 (1 부터 9 사이의 무작위 수) (으)로 정하기</w:t>
+              <w:t xml:space="preserve">뒷수를 (1부터 9 사이의 무작위 수)(으)로 정하기</w:t>
             </w:r>
           </w:p>
         </w:tc>
@@ -7707,7 +8608,24 @@
                 <w:sz w:val="22"/>
                 <w:szCs w:val="22"/>
               </w:rPr>
-              <w:t xml:space="preserve">(첫째 수 × 둘째 수 는?) 을(를) 묻고 대답 기다리기</w:t>
+              <w:t xml:space="preserve">(앞수 [×] 뒷수 [= ?])을(를) 묻고 대답 기다리기</w:t>
+            </w:r>
+          </w:p>
+          <w:p>
+            <w:pPr>
+              <w:spacing w:after="10" w:before="0" w:line="288" w:lineRule="auto"/>
+              <w:ind w:left="1040"/>
+            </w:pPr>
+            <w:r>
+              <w:rPr>
+                <w:rFonts w:ascii="맑은 고딕" w:cs="맑은 고딕" w:eastAsia="맑은 고딕" w:hAnsi="맑은 고딕"/>
+                <w:b/>
+                <w:bCs/>
+                <w:color w:val="2E6B30"/>
+                <w:sz w:val="20"/>
+                <w:szCs w:val="20"/>
+              </w:rPr>
+              <w:t xml:space="preserve">← 계산의 '합치기' 블록 3개</w:t>
             </w:r>
           </w:p>
         </w:tc>
@@ -7742,6 +8660,22 @@
                 <w:szCs w:val="22"/>
               </w:rPr>
               <w:t xml:space="preserve">문제 내기</w:t>
+            </w:r>
+          </w:p>
+          <w:p>
+            <w:pPr>
+              <w:spacing w:after="10" w:before="10" w:line="252" w:lineRule="auto"/>
+            </w:pPr>
+            <w:r>
+              <w:rPr>
+                <w:rFonts w:ascii="맑은 고딕" w:cs="맑은 고딕" w:eastAsia="맑은 고딕" w:hAnsi="맑은 고딕"/>
+                <w:b w:val="false"/>
+                <w:bCs w:val="false"/>
+                <w:color w:val="222222"/>
+                <w:sz w:val="22"/>
+                <w:szCs w:val="22"/>
+              </w:rPr>
+              <w:t xml:space="preserve">※ '×' 계산 블록을 넣으면 답이 보여요. 조심!</w:t>
             </w:r>
           </w:p>
         </w:tc>
@@ -7782,7 +8716,7 @@
                 <w:sz w:val="22"/>
                 <w:szCs w:val="22"/>
               </w:rPr>
-              <w:t xml:space="preserve">만일 &lt; 대답 = 첫째 수 × 둘째 수 &gt; (이)라면</w:t>
+              <w:t xml:space="preserve">만일 &lt;대답 = 앞수 × 뒷수&gt;(이)라면</w:t>
             </w:r>
           </w:p>
         </w:tc>
@@ -7857,7 +8791,7 @@
                 <w:sz w:val="22"/>
                 <w:szCs w:val="22"/>
               </w:rPr>
-              <w:t xml:space="preserve">점수 에 1 만큼 더하기</w:t>
+              <w:t xml:space="preserve">점수에 1만큼 더하기</w:t>
             </w:r>
           </w:p>
         </w:tc>
@@ -7932,7 +8866,7 @@
                 <w:sz w:val="22"/>
                 <w:szCs w:val="22"/>
               </w:rPr>
-              <w:t xml:space="preserve">y 좌표를 20 만큼 바꾸기</w:t>
+              <w:t xml:space="preserve">y 좌표를 20만큼 바꾸기</w:t>
             </w:r>
           </w:p>
         </w:tc>
@@ -8007,7 +8941,7 @@
                 <w:sz w:val="22"/>
                 <w:szCs w:val="22"/>
               </w:rPr>
-              <w:t xml:space="preserve">딩동댕! 을(를) 1 초 동안 말하기</w:t>
+              <w:t xml:space="preserve">정답!을(를) 1초 동안 말하기</w:t>
             </w:r>
           </w:p>
         </w:tc>
@@ -8041,7 +8975,7 @@
                 <w:sz w:val="22"/>
                 <w:szCs w:val="22"/>
               </w:rPr>
-              <w:t xml:space="preserve"> </w:t>
+              <w:t xml:space="preserve">맞았을 때</w:t>
             </w:r>
           </w:p>
         </w:tc>
@@ -8157,7 +9091,7 @@
                 <w:sz w:val="22"/>
                 <w:szCs w:val="22"/>
               </w:rPr>
-              <w:t xml:space="preserve">다시 생각해 봐! 을(를) 1 초 동안 말하기</w:t>
+              <w:t xml:space="preserve">아쉬워요! 다시 도전!을(를) 1초 동안 말하기</w:t>
             </w:r>
           </w:p>
         </w:tc>
@@ -8307,7 +9241,7 @@
                 <w:sz w:val="22"/>
                 <w:szCs w:val="22"/>
               </w:rPr>
-              <w:t xml:space="preserve">만일 &lt; 점수 = 10 &gt; (이)라면</w:t>
+              <w:t xml:space="preserve">만일 &lt;점수 = 10&gt;(이)라면</w:t>
             </w:r>
           </w:p>
         </w:tc>
@@ -8382,7 +9316,7 @@
                 <w:sz w:val="22"/>
                 <w:szCs w:val="22"/>
               </w:rPr>
-              <w:t xml:space="preserve">미션 성공! 을(를) 말하기</w:t>
+              <w:t xml:space="preserve">미션 성공!을(를) 말하기</w:t>
             </w:r>
           </w:p>
         </w:tc>
@@ -8559,7 +9493,7 @@
                 <w:sz w:val="24"/>
                 <w:szCs w:val="24"/>
               </w:rPr>
-              <w:t xml:space="preserve">(점수)를 알맞게 쓰면 '제작 과정' 점수를 잘 받을 수 있어요. 문제 개수나 우주선 그림을 바꿔서 나만의 작품으로 만들어 보세요!</w:t>
+              <w:t xml:space="preserve">(점수·앞수·뒷수)를 알맞게 쓰면 '제작 과정' 점수를 잘 받을 수 있어요. 문제 개수나 우주선 그림을 바꿔서 나만의 작품으로 만들어 보세요!</w:t>
             </w:r>
           </w:p>
         </w:tc>
@@ -8585,7 +9519,7 @@
           <w:sz w:val="34"/>
           <w:szCs w:val="34"/>
         </w:rPr>
-        <w:t xml:space="preserve">9. 스크래치 예시 「영어 단어 짝 맞추기」</w:t>
+        <w:t xml:space="preserve">10. 스크래치 예시 「영어 단어 짝 맞추기」</w:t>
       </w:r>
     </w:p>
     <w:p>
@@ -9193,7 +10127,7 @@
           <w:sz w:val="34"/>
           <w:szCs w:val="34"/>
         </w:rPr>
-        <w:t xml:space="preserve">10. 제출 방법 (구글 폼)</w:t>
+        <w:t xml:space="preserve">11. 제출 방법 (구글 설문)</w:t>
       </w:r>
     </w:p>
     <w:p>
@@ -9210,7 +10144,7 @@
           <w:sz w:val="24"/>
           <w:szCs w:val="24"/>
         </w:rPr>
-        <w:t xml:space="preserve">10. 16.(금) 오후 4시까지</w:t>
+        <w:t xml:space="preserve">11. 6.(금) 오후 4시까지</w:t>
       </w:r>
       <w:r>
         <w:rPr>
@@ -9221,7 +10155,29 @@
           <w:sz w:val="24"/>
           <w:szCs w:val="24"/>
         </w:rPr>
-        <w:t xml:space="preserve"> 담임 선생님이 알려 주는 구글 폼으로 제출해요. 아래는 「각도 탐정 게임」 작성 예시예요.</w:t>
+        <w:t xml:space="preserve"> 담임 선생님이 알려 주는 </w:t>
+      </w:r>
+      <w:r>
+        <w:rPr>
+          <w:rFonts w:ascii="맑은 고딕" w:cs="맑은 고딕" w:eastAsia="맑은 고딕" w:hAnsi="맑은 고딕"/>
+          <w:b/>
+          <w:bCs/>
+          <w:color w:val="222222"/>
+          <w:sz w:val="24"/>
+          <w:szCs w:val="24"/>
+        </w:rPr>
+        <w:t xml:space="preserve">구글 설문</w:t>
+      </w:r>
+      <w:r>
+        <w:rPr>
+          <w:rFonts w:ascii="맑은 고딕" w:cs="맑은 고딕" w:eastAsia="맑은 고딕" w:hAnsi="맑은 고딕"/>
+          <w:b w:val="false"/>
+          <w:bCs w:val="false"/>
+          <w:color w:val="222222"/>
+          <w:sz w:val="24"/>
+          <w:szCs w:val="24"/>
+        </w:rPr>
+        <w:t xml:space="preserve">(안내 QR에도 있어요)으로 제출해요. 아래는 「각도 탐정 게임」 작성 예시예요.</w:t>
       </w:r>
     </w:p>
     <w:tbl>
@@ -9278,7 +10234,7 @@
                 <w:sz w:val="22"/>
                 <w:szCs w:val="22"/>
               </w:rPr>
-              <w:t xml:space="preserve">폼 항목</w:t>
+              <w:t xml:space="preserve">설문 항목</w:t>
             </w:r>
           </w:p>
         </w:tc>
@@ -9389,7 +10345,7 @@
                 <w:sz w:val="22"/>
                 <w:szCs w:val="22"/>
               </w:rPr>
-              <w:t xml:space="preserve">4학년 / 3반 / 12번</w:t>
+              <w:t xml:space="preserve">4학년 / 3반 / 7번</w:t>
             </w:r>
           </w:p>
         </w:tc>
@@ -9464,7 +10420,7 @@
                 <w:sz w:val="22"/>
                 <w:szCs w:val="22"/>
               </w:rPr>
-              <w:t xml:space="preserve">김○○ (팀이면 "이○○, 박○○"처럼 모두 써요)</w:t>
+              <w:t xml:space="preserve">김○○ (팀이면 "이○○(5학년 1반), 박○○(5학년 1반)"처럼 팀원 모두의 이름과 학년·반을 써요)</w:t>
             </w:r>
           </w:p>
         </w:tc>
@@ -9946,7 +10902,7 @@
                 <w:sz w:val="22"/>
                 <w:szCs w:val="22"/>
               </w:rPr>
-              <w:t xml:space="preserve">캔버스 '공유'로 복사한 링크 붙여 넣기 (예: https://gemini.google.com/share/…)</w:t>
+              <w:t xml:space="preserve">캔버스 '공유'로 복사한 링크 붙여 넣기 (예: https://g.co/gemini/share/○○○○)</w:t>
             </w:r>
           </w:p>
         </w:tc>
@@ -10021,7 +10977,7 @@
                 <w:sz w:val="22"/>
                 <w:szCs w:val="22"/>
               </w:rPr>
-              <w:t xml:space="preserve">대화 '공유'로 복사한 링크 붙여 넣기</w:t>
+              <w:t xml:space="preserve">대화 '공유'로 복사한 링크 붙여 넣기 (예: https://g.co/gemini/share/△△△△)</w:t>
             </w:r>
           </w:p>
         </w:tc>
@@ -10191,6 +11147,268 @@
           <w:szCs w:val="22"/>
         </w:rPr>
         <w:t xml:space="preserve">※ 블록코딩 분야는 '제미나이 대화 공유 링크' 칸을 비워 두어요. 제출 전에 링크를 직접 눌러 열리는지 꼭 확인해요.</w:t>
+      </w:r>
+    </w:p>
+    <w:p>
+      <w:pPr>
+        <w:spacing w:after="60" w:before="0"/>
+      </w:pPr>
+    </w:p>
+    <w:tbl>
+      <w:tblPr>
+        <w:tblW w:type="dxa" w:w="9638"/>
+        <w:jc w:val="center"/>
+        <w:tblBorders>
+          <w:top w:val="single" w:color="auto" w:sz="4"/>
+          <w:left w:val="single" w:color="auto" w:sz="4"/>
+          <w:bottom w:val="single" w:color="auto" w:sz="4"/>
+          <w:right w:val="single" w:color="auto" w:sz="4"/>
+          <w:insideH w:val="single" w:color="auto" w:sz="4"/>
+          <w:insideV w:val="single" w:color="auto" w:sz="4"/>
+        </w:tblBorders>
+      </w:tblPr>
+      <w:tblGrid>
+        <w:gridCol w:w="9638"/>
+      </w:tblGrid>
+      <w:tr>
+        <w:trPr>
+          <w:cantSplit/>
+        </w:trPr>
+        <w:tc>
+          <w:tcPr>
+            <w:tcW w:type="dxa" w:w="9638"/>
+            <w:tcBorders>
+              <w:top w:val="single" w:color="5AA454" w:sz="8"/>
+              <w:left w:val="single" w:color="5AA454" w:sz="8"/>
+              <w:bottom w:val="single" w:color="5AA454" w:sz="8"/>
+              <w:right w:val="single" w:color="5AA454" w:sz="8"/>
+            </w:tcBorders>
+            <w:shd w:fill="F1F8E9" w:color="auto" w:val="clear"/>
+            <w:tcMar>
+              <w:top w:type="dxa" w:w="120"/>
+              <w:left w:type="dxa" w:w="200"/>
+              <w:bottom w:type="dxa" w:w="120"/>
+              <w:right w:type="dxa" w:w="200"/>
+            </w:tcMar>
+          </w:tcPr>
+          <w:p>
+            <w:pPr>
+              <w:spacing w:after="60" w:before="20" w:line="288" w:lineRule="auto"/>
+            </w:pPr>
+            <w:r>
+              <w:rPr>
+                <w:rFonts w:ascii="맑은 고딕" w:cs="맑은 고딕" w:eastAsia="맑은 고딕" w:hAnsi="맑은 고딕"/>
+                <w:b/>
+                <w:bCs/>
+                <w:color w:val="2E6B30"/>
+                <w:sz w:val="25"/>
+                <w:szCs w:val="25"/>
+              </w:rPr>
+              <w:t xml:space="preserve">제출한 다음에는 어떻게 되나요?</w:t>
+            </w:r>
+          </w:p>
+          <w:p>
+            <w:pPr>
+              <w:spacing w:after="40" w:before="10" w:line="276" w:lineRule="auto"/>
+            </w:pPr>
+            <w:r>
+              <w:rPr>
+                <w:rFonts w:ascii="맑은 고딕" w:cs="맑은 고딕" w:eastAsia="맑은 고딕" w:hAnsi="맑은 고딕"/>
+                <w:b w:val="false"/>
+                <w:bCs w:val="false"/>
+                <w:color w:val="222222"/>
+                <w:sz w:val="24"/>
+                <w:szCs w:val="24"/>
+              </w:rPr>
+              <w:t xml:space="preserve">① 선생님들이 내 작품이 </w:t>
+            </w:r>
+            <w:r>
+              <w:rPr>
+                <w:rFonts w:ascii="맑은 고딕" w:cs="맑은 고딕" w:eastAsia="맑은 고딕" w:hAnsi="맑은 고딕"/>
+                <w:b/>
+                <w:bCs/>
+                <w:color w:val="222222"/>
+                <w:sz w:val="24"/>
+                <w:szCs w:val="24"/>
+              </w:rPr>
+              <w:t xml:space="preserve">잘 열리고 작동하는지</w:t>
+            </w:r>
+            <w:r>
+              <w:rPr>
+                <w:rFonts w:ascii="맑은 고딕" w:cs="맑은 고딕" w:eastAsia="맑은 고딕" w:hAnsi="맑은 고딕"/>
+                <w:b w:val="false"/>
+                <w:bCs w:val="false"/>
+                <w:color w:val="222222"/>
+                <w:sz w:val="24"/>
+                <w:szCs w:val="24"/>
+              </w:rPr>
+              <w:t xml:space="preserve">, </w:t>
+            </w:r>
+            <w:r>
+              <w:rPr>
+                <w:rFonts w:ascii="맑은 고딕" w:cs="맑은 고딕" w:eastAsia="맑은 고딕" w:hAnsi="맑은 고딕"/>
+                <w:b/>
+                <w:bCs/>
+                <w:color w:val="222222"/>
+                <w:sz w:val="24"/>
+                <w:szCs w:val="24"/>
+              </w:rPr>
+              <w:t xml:space="preserve">내용이 알맞은지</w:t>
+            </w:r>
+            <w:r>
+              <w:rPr>
+                <w:rFonts w:ascii="맑은 고딕" w:cs="맑은 고딕" w:eastAsia="맑은 고딕" w:hAnsi="맑은 고딕"/>
+                <w:b w:val="false"/>
+                <w:bCs w:val="false"/>
+                <w:color w:val="222222"/>
+                <w:sz w:val="24"/>
+                <w:szCs w:val="24"/>
+              </w:rPr>
+              <w:t xml:space="preserve"> 확인해요.</w:t>
+            </w:r>
+          </w:p>
+          <w:p>
+            <w:pPr>
+              <w:spacing w:after="40" w:before="10" w:line="276" w:lineRule="auto"/>
+            </w:pPr>
+            <w:r>
+              <w:rPr>
+                <w:rFonts w:ascii="맑은 고딕" w:cs="맑은 고딕" w:eastAsia="맑은 고딕" w:hAnsi="맑은 고딕"/>
+                <w:b w:val="false"/>
+                <w:bCs w:val="false"/>
+                <w:color w:val="222222"/>
+                <w:sz w:val="24"/>
+                <w:szCs w:val="24"/>
+              </w:rPr>
+              <w:t xml:space="preserve">② 확인이 끝나면 내 작품이 </w:t>
+            </w:r>
+            <w:r>
+              <w:rPr>
+                <w:rFonts w:ascii="맑은 고딕" w:cs="맑은 고딕" w:eastAsia="맑은 고딕" w:hAnsi="맑은 고딕"/>
+                <w:b/>
+                <w:bCs/>
+                <w:color w:val="222222"/>
+                <w:sz w:val="24"/>
+                <w:szCs w:val="24"/>
+              </w:rPr>
+              <w:t xml:space="preserve">온라인 작품 갤러리</w:t>
+            </w:r>
+            <w:r>
+              <w:rPr>
+                <w:rFonts w:ascii="맑은 고딕" w:cs="맑은 고딕" w:eastAsia="맑은 고딕" w:hAnsi="맑은 고딕"/>
+                <w:b w:val="false"/>
+                <w:bCs w:val="false"/>
+                <w:color w:val="222222"/>
+                <w:sz w:val="24"/>
+                <w:szCs w:val="24"/>
+              </w:rPr>
+              <w:t xml:space="preserve">에 올라가요. 따로 골라내지 않고, 확인된 작품은 </w:t>
+            </w:r>
+            <w:r>
+              <w:rPr>
+                <w:rFonts w:ascii="맑은 고딕" w:cs="맑은 고딕" w:eastAsia="맑은 고딕" w:hAnsi="맑은 고딕"/>
+                <w:b/>
+                <w:bCs/>
+                <w:color w:val="222222"/>
+                <w:sz w:val="24"/>
+                <w:szCs w:val="24"/>
+              </w:rPr>
+              <w:t xml:space="preserve">모두</w:t>
+            </w:r>
+            <w:r>
+              <w:rPr>
+                <w:rFonts w:ascii="맑은 고딕" w:cs="맑은 고딕" w:eastAsia="맑은 고딕" w:hAnsi="맑은 고딕"/>
+                <w:b w:val="false"/>
+                <w:bCs w:val="false"/>
+                <w:color w:val="222222"/>
+                <w:sz w:val="24"/>
+                <w:szCs w:val="24"/>
+              </w:rPr>
+              <w:t xml:space="preserve"> 올라가요.</w:t>
+            </w:r>
+          </w:p>
+          <w:p>
+            <w:pPr>
+              <w:spacing w:after="40" w:before="10" w:line="276" w:lineRule="auto"/>
+            </w:pPr>
+            <w:r>
+              <w:rPr>
+                <w:rFonts w:ascii="맑은 고딕" w:cs="맑은 고딕" w:eastAsia="맑은 고딕" w:hAnsi="맑은 고딕"/>
+                <w:b w:val="false"/>
+                <w:bCs w:val="false"/>
+                <w:color w:val="222222"/>
+                <w:sz w:val="24"/>
+                <w:szCs w:val="24"/>
+              </w:rPr>
+              <w:t xml:space="preserve">③ 갤러리에는 이름이 </w:t>
+            </w:r>
+            <w:r>
+              <w:rPr>
+                <w:rFonts w:ascii="맑은 고딕" w:cs="맑은 고딕" w:eastAsia="맑은 고딕" w:hAnsi="맑은 고딕"/>
+                <w:b/>
+                <w:bCs/>
+                <w:color w:val="222222"/>
+                <w:sz w:val="24"/>
+                <w:szCs w:val="24"/>
+              </w:rPr>
+              <w:t xml:space="preserve">김○○</w:t>
+            </w:r>
+            <w:r>
+              <w:rPr>
+                <w:rFonts w:ascii="맑은 고딕" w:cs="맑은 고딕" w:eastAsia="맑은 고딕" w:hAnsi="맑은 고딕"/>
+                <w:b w:val="false"/>
+                <w:bCs w:val="false"/>
+                <w:color w:val="222222"/>
+                <w:sz w:val="24"/>
+                <w:szCs w:val="24"/>
+              </w:rPr>
+              <w:t xml:space="preserve">처럼 가려져서 나오고, </w:t>
+            </w:r>
+            <w:r>
+              <w:rPr>
+                <w:rFonts w:ascii="맑은 고딕" w:cs="맑은 고딕" w:eastAsia="맑은 고딕" w:hAnsi="맑은 고딕"/>
+                <w:b/>
+                <w:bCs/>
+                <w:color w:val="222222"/>
+                <w:sz w:val="24"/>
+                <w:szCs w:val="24"/>
+              </w:rPr>
+              <w:t xml:space="preserve">학년·반</w:t>
+            </w:r>
+            <w:r>
+              <w:rPr>
+                <w:rFonts w:ascii="맑은 고딕" w:cs="맑은 고딕" w:eastAsia="맑은 고딕" w:hAnsi="맑은 고딕"/>
+                <w:b w:val="false"/>
+                <w:bCs w:val="false"/>
+                <w:color w:val="222222"/>
+                <w:sz w:val="24"/>
+                <w:szCs w:val="24"/>
+              </w:rPr>
+              <w:t xml:space="preserve">만 보여요.</w:t>
+            </w:r>
+          </w:p>
+          <w:p>
+            <w:pPr>
+              <w:spacing w:after="40" w:before="10" w:line="276" w:lineRule="auto"/>
+            </w:pPr>
+            <w:r>
+              <w:rPr>
+                <w:rFonts w:ascii="맑은 고딕" w:cs="맑은 고딕" w:eastAsia="맑은 고딕" w:hAnsi="맑은 고딕"/>
+                <w:b w:val="false"/>
+                <w:bCs w:val="false"/>
+                <w:color w:val="222222"/>
+                <w:sz w:val="24"/>
+                <w:szCs w:val="24"/>
+              </w:rPr>
+              <w:t xml:space="preserve">④ 좋아요 투표 주간(11. 9.(월) ~ 11. 13.(금))에 친구들이 내 작품을 체험하고 좋아요로 응원해 줘요!</w:t>
+            </w:r>
+          </w:p>
+        </w:tc>
+      </w:tr>
+    </w:tbl>
+    <w:p>
+      <w:r>
+        <w:br w:type="page"/>
       </w:r>
     </w:p>
     <w:p>
@@ -10213,7 +11431,78 @@
           <w:sz w:val="34"/>
           <w:szCs w:val="34"/>
         </w:rPr>
-        <w:t xml:space="preserve">11. 꼭 지켜요! 안전 약속 5가지</w:t>
+        <w:t xml:space="preserve">12. 좋아요 투표와 순위 보기</w:t>
+      </w:r>
+    </w:p>
+    <w:p>
+      <w:pPr>
+        <w:spacing w:after="80" w:before="40" w:line="288" w:lineRule="auto"/>
+      </w:pPr>
+      <w:r>
+        <w:rPr>
+          <w:rFonts w:ascii="맑은 고딕" w:cs="맑은 고딕" w:eastAsia="맑은 고딕" w:hAnsi="맑은 고딕"/>
+          <w:b/>
+          <w:bCs/>
+          <w:color w:val="222222"/>
+          <w:sz w:val="24"/>
+          <w:szCs w:val="24"/>
+        </w:rPr>
+        <w:t xml:space="preserve">좋아요 투표 주간(11. 9.(월) ~ 11. 13.(금))</w:t>
+      </w:r>
+      <w:r>
+        <w:rPr>
+          <w:rFonts w:ascii="맑은 고딕" w:cs="맑은 고딕" w:eastAsia="맑은 고딕" w:hAnsi="맑은 고딕"/>
+          <w:b w:val="false"/>
+          <w:bCs w:val="false"/>
+          <w:color w:val="222222"/>
+          <w:sz w:val="24"/>
+          <w:szCs w:val="24"/>
+        </w:rPr>
+        <w:t xml:space="preserve">에는 온라인 작품 갤러리에서 친구들의 작품을 직접 체험하고, 공부에 도움이 되는 멋진 작품에 </w:t>
+      </w:r>
+      <w:r>
+        <w:rPr>
+          <w:rFonts w:ascii="맑은 고딕" w:cs="맑은 고딕" w:eastAsia="맑은 고딕" w:hAnsi="맑은 고딕"/>
+          <w:b/>
+          <w:bCs/>
+          <w:color w:val="222222"/>
+          <w:sz w:val="24"/>
+          <w:szCs w:val="24"/>
+        </w:rPr>
+        <w:t xml:space="preserve">'좋아요'</w:t>
+      </w:r>
+      <w:r>
+        <w:rPr>
+          <w:rFonts w:ascii="맑은 고딕" w:cs="맑은 고딕" w:eastAsia="맑은 고딕" w:hAnsi="맑은 고딕"/>
+          <w:b w:val="false"/>
+          <w:bCs w:val="false"/>
+          <w:color w:val="222222"/>
+          <w:sz w:val="24"/>
+          <w:szCs w:val="24"/>
+        </w:rPr>
+        <w:t xml:space="preserve">를 눌러 응원해요.</w:t>
+      </w:r>
+    </w:p>
+    <w:p>
+      <w:pPr>
+        <w:pStyle w:val="Heading2"/>
+        <w:keepNext/>
+        <w:keepLines/>
+        <w:pBdr>
+          <w:bottom w:val="single" w:color="2F6FDB" w:sz="6" w:space="2"/>
+        </w:pBdr>
+        <w:spacing w:after="100" w:before="220"/>
+      </w:pPr>
+      <w:r>
+        <w:rPr>
+          <w:rFonts w:ascii="맑은 고딕" w:cs="맑은 고딕" w:eastAsia="맑은 고딕" w:hAnsi="맑은 고딕"/>
+          <w:b/>
+          <w:bCs/>
+          <w:color w:val="1B3F86"/>
+          <w:sz w:val="28"/>
+          <w:szCs w:val="28"/>
+        </w:rPr>
+        <w:t xml:space="preserve">좋아요는 이렇게 눌러요</w:t>
       </w:r>
     </w:p>
     <w:tbl>
@@ -10230,25 +11519,24 @@
         </w:tblBorders>
       </w:tblPr>
       <w:tblGrid>
-        <w:gridCol w:w="800"/>
-        <w:gridCol w:w="3000"/>
-        <w:gridCol w:w="5838"/>
+        <w:gridCol w:w="1000"/>
+        <w:gridCol w:w="8638"/>
       </w:tblGrid>
       <w:tr>
         <w:trPr>
           <w:cantSplit/>
-          <w:tblHeader w:val="false"/>
+          <w:tblHeader/>
         </w:trPr>
         <w:tc>
           <w:tcPr>
-            <w:tcW w:type="dxa" w:w="800"/>
-            <w:tcBorders>
-              <w:top w:val="single" w:color="A0A7B4" w:sz="4"/>
-              <w:left w:val="single" w:color="A0A7B4" w:sz="4"/>
-              <w:bottom w:val="single" w:color="A0A7B4" w:sz="4"/>
-              <w:right w:val="single" w:color="A0A7B4" w:sz="4"/>
-            </w:tcBorders>
-            <w:shd w:fill="E5534B" w:color="auto" w:val="clear"/>
+            <w:tcW w:type="dxa" w:w="1000"/>
+            <w:tcBorders>
+              <w:top w:val="single" w:color="A0A7B4" w:sz="4"/>
+              <w:left w:val="single" w:color="A0A7B4" w:sz="4"/>
+              <w:bottom w:val="single" w:color="A0A7B4" w:sz="4"/>
+              <w:right w:val="single" w:color="A0A7B4" w:sz="4"/>
+            </w:tcBorders>
+            <w:shd w:fill="2F6FDB" w:color="auto" w:val="clear"/>
             <w:tcMar>
               <w:top w:type="dxa" w:w="70"/>
               <w:left w:type="dxa" w:w="120"/>
@@ -10271,75 +11559,43 @@
                 <w:sz w:val="24"/>
                 <w:szCs w:val="24"/>
               </w:rPr>
-              <w:t xml:space="preserve">1</w:t>
-            </w:r>
-          </w:p>
-        </w:tc>
-        <w:tc>
-          <w:tcPr>
-            <w:tcW w:type="dxa" w:w="3000"/>
-            <w:tcBorders>
-              <w:top w:val="single" w:color="A0A7B4" w:sz="4"/>
-              <w:left w:val="single" w:color="A0A7B4" w:sz="4"/>
-              <w:bottom w:val="single" w:color="A0A7B4" w:sz="4"/>
-              <w:right w:val="single" w:color="A0A7B4" w:sz="4"/>
-            </w:tcBorders>
-            <w:tcMar>
-              <w:top w:type="dxa" w:w="70"/>
-              <w:left w:type="dxa" w:w="120"/>
-              <w:bottom w:type="dxa" w:w="70"/>
-              <w:right w:type="dxa" w:w="120"/>
-            </w:tcMar>
-            <w:vAlign w:val="center"/>
-          </w:tcPr>
-          <w:p>
-            <w:pPr>
-              <w:spacing w:after="10" w:before="10" w:line="252" w:lineRule="auto"/>
-            </w:pPr>
-            <w:r>
-              <w:rPr>
-                <w:rFonts w:ascii="맑은 고딕" w:cs="맑은 고딕" w:eastAsia="맑은 고딕" w:hAnsi="맑은 고딕"/>
-                <w:b w:val="false"/>
-                <w:bCs w:val="false"/>
-                <w:color w:val="222222"/>
-                <w:sz w:val="24"/>
-                <w:szCs w:val="24"/>
-              </w:rPr>
-              <w:t xml:space="preserve">개인정보는 비밀!</w:t>
-            </w:r>
-          </w:p>
-        </w:tc>
-        <w:tc>
-          <w:tcPr>
-            <w:tcW w:type="dxa" w:w="5838"/>
-            <w:tcBorders>
-              <w:top w:val="single" w:color="A0A7B4" w:sz="4"/>
-              <w:left w:val="single" w:color="A0A7B4" w:sz="4"/>
-              <w:bottom w:val="single" w:color="A0A7B4" w:sz="4"/>
-              <w:right w:val="single" w:color="A0A7B4" w:sz="4"/>
-            </w:tcBorders>
-            <w:tcMar>
-              <w:top w:type="dxa" w:w="70"/>
-              <w:left w:type="dxa" w:w="120"/>
-              <w:bottom w:type="dxa" w:w="70"/>
-              <w:right w:type="dxa" w:w="120"/>
-            </w:tcMar>
-            <w:vAlign w:val="center"/>
-          </w:tcPr>
-          <w:p>
-            <w:pPr>
-              <w:spacing w:after="10" w:before="10" w:line="252" w:lineRule="auto"/>
-            </w:pPr>
-            <w:r>
-              <w:rPr>
-                <w:rFonts w:ascii="맑은 고딕" w:cs="맑은 고딕" w:eastAsia="맑은 고딕" w:hAnsi="맑은 고딕"/>
-                <w:b w:val="false"/>
-                <w:bCs w:val="false"/>
-                <w:color w:val="222222"/>
-                <w:sz w:val="24"/>
-                <w:szCs w:val="24"/>
-              </w:rPr>
-              <w:t xml:space="preserve">작품과 대화에 이름, 전화번호, 주소, 얼굴 사진을 넣지 않아요.</w:t>
+              <w:t xml:space="preserve">순서</w:t>
+            </w:r>
+          </w:p>
+        </w:tc>
+        <w:tc>
+          <w:tcPr>
+            <w:tcW w:type="dxa" w:w="8638"/>
+            <w:tcBorders>
+              <w:top w:val="single" w:color="A0A7B4" w:sz="4"/>
+              <w:left w:val="single" w:color="A0A7B4" w:sz="4"/>
+              <w:bottom w:val="single" w:color="A0A7B4" w:sz="4"/>
+              <w:right w:val="single" w:color="A0A7B4" w:sz="4"/>
+            </w:tcBorders>
+            <w:shd w:fill="2F6FDB" w:color="auto" w:val="clear"/>
+            <w:tcMar>
+              <w:top w:type="dxa" w:w="70"/>
+              <w:left w:type="dxa" w:w="120"/>
+              <w:bottom w:type="dxa" w:w="70"/>
+              <w:right w:type="dxa" w:w="120"/>
+            </w:tcMar>
+            <w:vAlign w:val="center"/>
+          </w:tcPr>
+          <w:p>
+            <w:pPr>
+              <w:spacing w:after="10" w:before="10" w:line="252" w:lineRule="auto"/>
+              <w:jc w:val="center"/>
+            </w:pPr>
+            <w:r>
+              <w:rPr>
+                <w:rFonts w:ascii="맑은 고딕" w:cs="맑은 고딕" w:eastAsia="맑은 고딕" w:hAnsi="맑은 고딕"/>
+                <w:b/>
+                <w:bCs/>
+                <w:color w:val="FFFFFF"/>
+                <w:sz w:val="24"/>
+                <w:szCs w:val="24"/>
+              </w:rPr>
+              <w:t xml:space="preserve">이렇게 해요</w:t>
             </w:r>
           </w:p>
         </w:tc>
@@ -10351,14 +11607,14 @@
         </w:trPr>
         <w:tc>
           <w:tcPr>
-            <w:tcW w:type="dxa" w:w="800"/>
-            <w:tcBorders>
-              <w:top w:val="single" w:color="A0A7B4" w:sz="4"/>
-              <w:left w:val="single" w:color="A0A7B4" w:sz="4"/>
-              <w:bottom w:val="single" w:color="A0A7B4" w:sz="4"/>
-              <w:right w:val="single" w:color="A0A7B4" w:sz="4"/>
-            </w:tcBorders>
-            <w:shd w:fill="E5534B" w:color="auto" w:val="clear"/>
+            <w:tcW w:type="dxa" w:w="1000"/>
+            <w:tcBorders>
+              <w:top w:val="single" w:color="A0A7B4" w:sz="4"/>
+              <w:left w:val="single" w:color="A0A7B4" w:sz="4"/>
+              <w:bottom w:val="single" w:color="A0A7B4" w:sz="4"/>
+              <w:right w:val="single" w:color="A0A7B4" w:sz="4"/>
+            </w:tcBorders>
+            <w:shd w:fill="F3F7FF" w:color="auto" w:val="clear"/>
             <w:tcMar>
               <w:top w:type="dxa" w:w="70"/>
               <w:left w:type="dxa" w:w="120"/>
@@ -10377,79 +11633,67 @@
                 <w:rFonts w:ascii="맑은 고딕" w:cs="맑은 고딕" w:eastAsia="맑은 고딕" w:hAnsi="맑은 고딕"/>
                 <w:b/>
                 <w:bCs/>
-                <w:color w:val="FFFFFF"/>
-                <w:sz w:val="24"/>
-                <w:szCs w:val="24"/>
-              </w:rPr>
-              <w:t xml:space="preserve">2</w:t>
-            </w:r>
-          </w:p>
-        </w:tc>
-        <w:tc>
-          <w:tcPr>
-            <w:tcW w:type="dxa" w:w="3000"/>
-            <w:tcBorders>
-              <w:top w:val="single" w:color="A0A7B4" w:sz="4"/>
-              <w:left w:val="single" w:color="A0A7B4" w:sz="4"/>
-              <w:bottom w:val="single" w:color="A0A7B4" w:sz="4"/>
-              <w:right w:val="single" w:color="A0A7B4" w:sz="4"/>
-            </w:tcBorders>
-            <w:tcMar>
-              <w:top w:type="dxa" w:w="70"/>
-              <w:left w:type="dxa" w:w="120"/>
-              <w:bottom w:type="dxa" w:w="70"/>
-              <w:right w:type="dxa" w:w="120"/>
-            </w:tcMar>
-            <w:vAlign w:val="center"/>
-          </w:tcPr>
-          <w:p>
-            <w:pPr>
-              <w:spacing w:after="10" w:before="10" w:line="252" w:lineRule="auto"/>
-            </w:pPr>
-            <w:r>
-              <w:rPr>
-                <w:rFonts w:ascii="맑은 고딕" w:cs="맑은 고딕" w:eastAsia="맑은 고딕" w:hAnsi="맑은 고딕"/>
-                <w:b w:val="false"/>
-                <w:bCs w:val="false"/>
-                <w:color w:val="222222"/>
-                <w:sz w:val="24"/>
-                <w:szCs w:val="24"/>
-              </w:rPr>
-              <w:t xml:space="preserve">친구를 배려해요</w:t>
-            </w:r>
-          </w:p>
-        </w:tc>
-        <w:tc>
-          <w:tcPr>
-            <w:tcW w:type="dxa" w:w="5838"/>
-            <w:tcBorders>
-              <w:top w:val="single" w:color="A0A7B4" w:sz="4"/>
-              <w:left w:val="single" w:color="A0A7B4" w:sz="4"/>
-              <w:bottom w:val="single" w:color="A0A7B4" w:sz="4"/>
-              <w:right w:val="single" w:color="A0A7B4" w:sz="4"/>
-            </w:tcBorders>
-            <w:tcMar>
-              <w:top w:type="dxa" w:w="70"/>
-              <w:left w:type="dxa" w:w="120"/>
-              <w:bottom w:type="dxa" w:w="70"/>
-              <w:right w:type="dxa" w:w="120"/>
-            </w:tcMar>
-            <w:vAlign w:val="center"/>
-          </w:tcPr>
-          <w:p>
-            <w:pPr>
-              <w:spacing w:after="10" w:before="10" w:line="252" w:lineRule="auto"/>
-            </w:pPr>
-            <w:r>
-              <w:rPr>
-                <w:rFonts w:ascii="맑은 고딕" w:cs="맑은 고딕" w:eastAsia="맑은 고딕" w:hAnsi="맑은 고딕"/>
-                <w:b w:val="false"/>
-                <w:bCs w:val="false"/>
-                <w:color w:val="222222"/>
-                <w:sz w:val="24"/>
-                <w:szCs w:val="24"/>
-              </w:rPr>
-              <w:t xml:space="preserve">친구를 놀리거나 무섭고 폭력적인 내용은 만들지 않아요.</w:t>
+                <w:color w:val="222222"/>
+                <w:sz w:val="24"/>
+                <w:szCs w:val="24"/>
+              </w:rPr>
+              <w:t xml:space="preserve">1</w:t>
+            </w:r>
+          </w:p>
+        </w:tc>
+        <w:tc>
+          <w:tcPr>
+            <w:tcW w:type="dxa" w:w="8638"/>
+            <w:tcBorders>
+              <w:top w:val="single" w:color="A0A7B4" w:sz="4"/>
+              <w:left w:val="single" w:color="A0A7B4" w:sz="4"/>
+              <w:bottom w:val="single" w:color="A0A7B4" w:sz="4"/>
+              <w:right w:val="single" w:color="A0A7B4" w:sz="4"/>
+            </w:tcBorders>
+            <w:tcMar>
+              <w:top w:type="dxa" w:w="70"/>
+              <w:left w:type="dxa" w:w="120"/>
+              <w:bottom w:type="dxa" w:w="70"/>
+              <w:right w:type="dxa" w:w="120"/>
+            </w:tcMar>
+            <w:vAlign w:val="center"/>
+          </w:tcPr>
+          <w:p>
+            <w:pPr>
+              <w:spacing w:after="10" w:before="10" w:line="252" w:lineRule="auto"/>
+            </w:pPr>
+            <w:r>
+              <w:rPr>
+                <w:rFonts w:ascii="맑은 고딕" w:cs="맑은 고딕" w:eastAsia="맑은 고딕" w:hAnsi="맑은 고딕"/>
+                <w:b w:val="false"/>
+                <w:bCs w:val="false"/>
+                <w:color w:val="222222"/>
+                <w:sz w:val="24"/>
+                <w:szCs w:val="24"/>
+              </w:rPr>
+              <w:t xml:space="preserve">담임 선생님이 알려 준 </w:t>
+            </w:r>
+            <w:r>
+              <w:rPr>
+                <w:rFonts w:ascii="맑은 고딕" w:cs="맑은 고딕" w:eastAsia="맑은 고딕" w:hAnsi="맑은 고딕"/>
+                <w:b/>
+                <w:bCs/>
+                <w:color w:val="222222"/>
+                <w:sz w:val="24"/>
+                <w:szCs w:val="24"/>
+              </w:rPr>
+              <w:t xml:space="preserve">안내 QR이나 링크</w:t>
+            </w:r>
+            <w:r>
+              <w:rPr>
+                <w:rFonts w:ascii="맑은 고딕" w:cs="맑은 고딕" w:eastAsia="맑은 고딕" w:hAnsi="맑은 고딕"/>
+                <w:b w:val="false"/>
+                <w:bCs w:val="false"/>
+                <w:color w:val="222222"/>
+                <w:sz w:val="24"/>
+                <w:szCs w:val="24"/>
+              </w:rPr>
+              <w:t xml:space="preserve">로 온라인 작품 갤러리에 들어가요.</w:t>
             </w:r>
           </w:p>
         </w:tc>
@@ -10461,14 +11705,14 @@
         </w:trPr>
         <w:tc>
           <w:tcPr>
-            <w:tcW w:type="dxa" w:w="800"/>
-            <w:tcBorders>
-              <w:top w:val="single" w:color="A0A7B4" w:sz="4"/>
-              <w:left w:val="single" w:color="A0A7B4" w:sz="4"/>
-              <w:bottom w:val="single" w:color="A0A7B4" w:sz="4"/>
-              <w:right w:val="single" w:color="A0A7B4" w:sz="4"/>
-            </w:tcBorders>
-            <w:shd w:fill="E5534B" w:color="auto" w:val="clear"/>
+            <w:tcW w:type="dxa" w:w="1000"/>
+            <w:tcBorders>
+              <w:top w:val="single" w:color="A0A7B4" w:sz="4"/>
+              <w:left w:val="single" w:color="A0A7B4" w:sz="4"/>
+              <w:bottom w:val="single" w:color="A0A7B4" w:sz="4"/>
+              <w:right w:val="single" w:color="A0A7B4" w:sz="4"/>
+            </w:tcBorders>
+            <w:shd w:fill="F3F7FF" w:color="auto" w:val="clear"/>
             <w:tcMar>
               <w:top w:type="dxa" w:w="70"/>
               <w:left w:type="dxa" w:w="120"/>
@@ -10487,79 +11731,56 @@
                 <w:rFonts w:ascii="맑은 고딕" w:cs="맑은 고딕" w:eastAsia="맑은 고딕" w:hAnsi="맑은 고딕"/>
                 <w:b/>
                 <w:bCs/>
-                <w:color w:val="FFFFFF"/>
-                <w:sz w:val="24"/>
-                <w:szCs w:val="24"/>
-              </w:rPr>
-              <w:t xml:space="preserve">3</w:t>
-            </w:r>
-          </w:p>
-        </w:tc>
-        <w:tc>
-          <w:tcPr>
-            <w:tcW w:type="dxa" w:w="3000"/>
-            <w:tcBorders>
-              <w:top w:val="single" w:color="A0A7B4" w:sz="4"/>
-              <w:left w:val="single" w:color="A0A7B4" w:sz="4"/>
-              <w:bottom w:val="single" w:color="A0A7B4" w:sz="4"/>
-              <w:right w:val="single" w:color="A0A7B4" w:sz="4"/>
-            </w:tcBorders>
-            <w:tcMar>
-              <w:top w:type="dxa" w:w="70"/>
-              <w:left w:type="dxa" w:w="120"/>
-              <w:bottom w:type="dxa" w:w="70"/>
-              <w:right w:type="dxa" w:w="120"/>
-            </w:tcMar>
-            <w:vAlign w:val="center"/>
-          </w:tcPr>
-          <w:p>
-            <w:pPr>
-              <w:spacing w:after="10" w:before="10" w:line="252" w:lineRule="auto"/>
-            </w:pPr>
-            <w:r>
-              <w:rPr>
-                <w:rFonts w:ascii="맑은 고딕" w:cs="맑은 고딕" w:eastAsia="맑은 고딕" w:hAnsi="맑은 고딕"/>
-                <w:b w:val="false"/>
-                <w:bCs w:val="false"/>
-                <w:color w:val="222222"/>
-                <w:sz w:val="24"/>
-                <w:szCs w:val="24"/>
-              </w:rPr>
-              <w:t xml:space="preserve">베끼지 않아요</w:t>
-            </w:r>
-          </w:p>
-        </w:tc>
-        <w:tc>
-          <w:tcPr>
-            <w:tcW w:type="dxa" w:w="5838"/>
-            <w:tcBorders>
-              <w:top w:val="single" w:color="A0A7B4" w:sz="4"/>
-              <w:left w:val="single" w:color="A0A7B4" w:sz="4"/>
-              <w:bottom w:val="single" w:color="A0A7B4" w:sz="4"/>
-              <w:right w:val="single" w:color="A0A7B4" w:sz="4"/>
-            </w:tcBorders>
-            <w:tcMar>
-              <w:top w:type="dxa" w:w="70"/>
-              <w:left w:type="dxa" w:w="120"/>
-              <w:bottom w:type="dxa" w:w="70"/>
-              <w:right w:type="dxa" w:w="120"/>
-            </w:tcMar>
-            <w:vAlign w:val="center"/>
-          </w:tcPr>
-          <w:p>
-            <w:pPr>
-              <w:spacing w:after="10" w:before="10" w:line="252" w:lineRule="auto"/>
-            </w:pPr>
-            <w:r>
-              <w:rPr>
-                <w:rFonts w:ascii="맑은 고딕" w:cs="맑은 고딕" w:eastAsia="맑은 고딕" w:hAnsi="맑은 고딕"/>
-                <w:b w:val="false"/>
-                <w:bCs w:val="false"/>
-                <w:color w:val="222222"/>
-                <w:sz w:val="24"/>
-                <w:szCs w:val="24"/>
-              </w:rPr>
-              <w:t xml:space="preserve">다른 사람 작품을 그대로 따라 하지 않고 내 아이디어로 만들어요.</w:t>
+                <w:color w:val="222222"/>
+                <w:sz w:val="24"/>
+                <w:szCs w:val="24"/>
+              </w:rPr>
+              <w:t xml:space="preserve">2</w:t>
+            </w:r>
+          </w:p>
+        </w:tc>
+        <w:tc>
+          <w:tcPr>
+            <w:tcW w:type="dxa" w:w="8638"/>
+            <w:tcBorders>
+              <w:top w:val="single" w:color="A0A7B4" w:sz="4"/>
+              <w:left w:val="single" w:color="A0A7B4" w:sz="4"/>
+              <w:bottom w:val="single" w:color="A0A7B4" w:sz="4"/>
+              <w:right w:val="single" w:color="A0A7B4" w:sz="4"/>
+            </w:tcBorders>
+            <w:tcMar>
+              <w:top w:type="dxa" w:w="70"/>
+              <w:left w:type="dxa" w:w="120"/>
+              <w:bottom w:type="dxa" w:w="70"/>
+              <w:right w:type="dxa" w:w="120"/>
+            </w:tcMar>
+            <w:vAlign w:val="center"/>
+          </w:tcPr>
+          <w:p>
+            <w:pPr>
+              <w:spacing w:after="10" w:before="10" w:line="252" w:lineRule="auto"/>
+            </w:pPr>
+            <w:r>
+              <w:rPr>
+                <w:rFonts w:ascii="맑은 고딕" w:cs="맑은 고딕" w:eastAsia="맑은 고딕" w:hAnsi="맑은 고딕"/>
+                <w:b/>
+                <w:bCs/>
+                <w:color w:val="222222"/>
+                <w:sz w:val="24"/>
+                <w:szCs w:val="24"/>
+              </w:rPr>
+              <w:t xml:space="preserve">학교(센스쿨) 구글 계정</w:t>
+            </w:r>
+            <w:r>
+              <w:rPr>
+                <w:rFonts w:ascii="맑은 고딕" w:cs="맑은 고딕" w:eastAsia="맑은 고딕" w:hAnsi="맑은 고딕"/>
+                <w:b w:val="false"/>
+                <w:bCs w:val="false"/>
+                <w:color w:val="222222"/>
+                <w:sz w:val="24"/>
+                <w:szCs w:val="24"/>
+              </w:rPr>
+              <w:t xml:space="preserve">으로 로그인해요. 학교 계정이 아니면 갤러리가 열리지 않아요.</w:t>
             </w:r>
           </w:p>
         </w:tc>
@@ -10571,14 +11792,14 @@
         </w:trPr>
         <w:tc>
           <w:tcPr>
-            <w:tcW w:type="dxa" w:w="800"/>
-            <w:tcBorders>
-              <w:top w:val="single" w:color="A0A7B4" w:sz="4"/>
-              <w:left w:val="single" w:color="A0A7B4" w:sz="4"/>
-              <w:bottom w:val="single" w:color="A0A7B4" w:sz="4"/>
-              <w:right w:val="single" w:color="A0A7B4" w:sz="4"/>
-            </w:tcBorders>
-            <w:shd w:fill="E5534B" w:color="auto" w:val="clear"/>
+            <w:tcW w:type="dxa" w:w="1000"/>
+            <w:tcBorders>
+              <w:top w:val="single" w:color="A0A7B4" w:sz="4"/>
+              <w:left w:val="single" w:color="A0A7B4" w:sz="4"/>
+              <w:bottom w:val="single" w:color="A0A7B4" w:sz="4"/>
+              <w:right w:val="single" w:color="A0A7B4" w:sz="4"/>
+            </w:tcBorders>
+            <w:shd w:fill="F3F7FF" w:color="auto" w:val="clear"/>
             <w:tcMar>
               <w:top w:type="dxa" w:w="70"/>
               <w:left w:type="dxa" w:w="120"/>
@@ -10597,79 +11818,67 @@
                 <w:rFonts w:ascii="맑은 고딕" w:cs="맑은 고딕" w:eastAsia="맑은 고딕" w:hAnsi="맑은 고딕"/>
                 <w:b/>
                 <w:bCs/>
-                <w:color w:val="FFFFFF"/>
-                <w:sz w:val="24"/>
-                <w:szCs w:val="24"/>
-              </w:rPr>
-              <w:t xml:space="preserve">4</w:t>
-            </w:r>
-          </w:p>
-        </w:tc>
-        <w:tc>
-          <w:tcPr>
-            <w:tcW w:type="dxa" w:w="3000"/>
-            <w:tcBorders>
-              <w:top w:val="single" w:color="A0A7B4" w:sz="4"/>
-              <w:left w:val="single" w:color="A0A7B4" w:sz="4"/>
-              <w:bottom w:val="single" w:color="A0A7B4" w:sz="4"/>
-              <w:right w:val="single" w:color="A0A7B4" w:sz="4"/>
-            </w:tcBorders>
-            <w:tcMar>
-              <w:top w:type="dxa" w:w="70"/>
-              <w:left w:type="dxa" w:w="120"/>
-              <w:bottom w:type="dxa" w:w="70"/>
-              <w:right w:type="dxa" w:w="120"/>
-            </w:tcMar>
-            <w:vAlign w:val="center"/>
-          </w:tcPr>
-          <w:p>
-            <w:pPr>
-              <w:spacing w:after="10" w:before="10" w:line="252" w:lineRule="auto"/>
-            </w:pPr>
-            <w:r>
-              <w:rPr>
-                <w:rFonts w:ascii="맑은 고딕" w:cs="맑은 고딕" w:eastAsia="맑은 고딕" w:hAnsi="맑은 고딕"/>
-                <w:b w:val="false"/>
-                <w:bCs w:val="false"/>
-                <w:color w:val="222222"/>
-                <w:sz w:val="24"/>
-                <w:szCs w:val="24"/>
-              </w:rPr>
-              <w:t xml:space="preserve">만드는 건 내가 스스로!</w:t>
-            </w:r>
-          </w:p>
-        </w:tc>
-        <w:tc>
-          <w:tcPr>
-            <w:tcW w:type="dxa" w:w="5838"/>
-            <w:tcBorders>
-              <w:top w:val="single" w:color="A0A7B4" w:sz="4"/>
-              <w:left w:val="single" w:color="A0A7B4" w:sz="4"/>
-              <w:bottom w:val="single" w:color="A0A7B4" w:sz="4"/>
-              <w:right w:val="single" w:color="A0A7B4" w:sz="4"/>
-            </w:tcBorders>
-            <w:tcMar>
-              <w:top w:type="dxa" w:w="70"/>
-              <w:left w:type="dxa" w:w="120"/>
-              <w:bottom w:type="dxa" w:w="70"/>
-              <w:right w:type="dxa" w:w="120"/>
-            </w:tcMar>
-            <w:vAlign w:val="center"/>
-          </w:tcPr>
-          <w:p>
-            <w:pPr>
-              <w:spacing w:after="10" w:before="10" w:line="252" w:lineRule="auto"/>
-            </w:pPr>
-            <w:r>
-              <w:rPr>
-                <w:rFonts w:ascii="맑은 고딕" w:cs="맑은 고딕" w:eastAsia="맑은 고딕" w:hAnsi="맑은 고딕"/>
-                <w:b w:val="false"/>
-                <w:bCs w:val="false"/>
-                <w:color w:val="222222"/>
-                <w:sz w:val="24"/>
-                <w:szCs w:val="24"/>
-              </w:rPr>
-              <w:t xml:space="preserve">부모님은 도와주실 수 있지만, 생각하고 만드는 것은 내가 해요.</w:t>
+                <w:color w:val="222222"/>
+                <w:sz w:val="24"/>
+                <w:szCs w:val="24"/>
+              </w:rPr>
+              <w:t xml:space="preserve">3</w:t>
+            </w:r>
+          </w:p>
+        </w:tc>
+        <w:tc>
+          <w:tcPr>
+            <w:tcW w:type="dxa" w:w="8638"/>
+            <w:tcBorders>
+              <w:top w:val="single" w:color="A0A7B4" w:sz="4"/>
+              <w:left w:val="single" w:color="A0A7B4" w:sz="4"/>
+              <w:bottom w:val="single" w:color="A0A7B4" w:sz="4"/>
+              <w:right w:val="single" w:color="A0A7B4" w:sz="4"/>
+            </w:tcBorders>
+            <w:tcMar>
+              <w:top w:type="dxa" w:w="70"/>
+              <w:left w:type="dxa" w:w="120"/>
+              <w:bottom w:type="dxa" w:w="70"/>
+              <w:right w:type="dxa" w:w="120"/>
+            </w:tcMar>
+            <w:vAlign w:val="center"/>
+          </w:tcPr>
+          <w:p>
+            <w:pPr>
+              <w:spacing w:after="10" w:before="10" w:line="252" w:lineRule="auto"/>
+            </w:pPr>
+            <w:r>
+              <w:rPr>
+                <w:rFonts w:ascii="맑은 고딕" w:cs="맑은 고딕" w:eastAsia="맑은 고딕" w:hAnsi="맑은 고딕"/>
+                <w:b w:val="false"/>
+                <w:bCs w:val="false"/>
+                <w:color w:val="222222"/>
+                <w:sz w:val="24"/>
+                <w:szCs w:val="24"/>
+              </w:rPr>
+              <w:t xml:space="preserve">블록코딩·바이브코딩 분야의 작품을 골라 </w:t>
+            </w:r>
+            <w:r>
+              <w:rPr>
+                <w:rFonts w:ascii="맑은 고딕" w:cs="맑은 고딕" w:eastAsia="맑은 고딕" w:hAnsi="맑은 고딕"/>
+                <w:b/>
+                <w:bCs/>
+                <w:color w:val="222222"/>
+                <w:sz w:val="24"/>
+                <w:szCs w:val="24"/>
+              </w:rPr>
+              <w:t xml:space="preserve">직접 체험</w:t>
+            </w:r>
+            <w:r>
+              <w:rPr>
+                <w:rFonts w:ascii="맑은 고딕" w:cs="맑은 고딕" w:eastAsia="맑은 고딕" w:hAnsi="맑은 고딕"/>
+                <w:b w:val="false"/>
+                <w:bCs w:val="false"/>
+                <w:color w:val="222222"/>
+                <w:sz w:val="24"/>
+                <w:szCs w:val="24"/>
+              </w:rPr>
+              <w:t xml:space="preserve">해 봐요.</w:t>
             </w:r>
           </w:p>
         </w:tc>
@@ -10681,14 +11890,14 @@
         </w:trPr>
         <w:tc>
           <w:tcPr>
-            <w:tcW w:type="dxa" w:w="800"/>
-            <w:tcBorders>
-              <w:top w:val="single" w:color="A0A7B4" w:sz="4"/>
-              <w:left w:val="single" w:color="A0A7B4" w:sz="4"/>
-              <w:bottom w:val="single" w:color="A0A7B4" w:sz="4"/>
-              <w:right w:val="single" w:color="A0A7B4" w:sz="4"/>
-            </w:tcBorders>
-            <w:shd w:fill="E5534B" w:color="auto" w:val="clear"/>
+            <w:tcW w:type="dxa" w:w="1000"/>
+            <w:tcBorders>
+              <w:top w:val="single" w:color="A0A7B4" w:sz="4"/>
+              <w:left w:val="single" w:color="A0A7B4" w:sz="4"/>
+              <w:bottom w:val="single" w:color="A0A7B4" w:sz="4"/>
+              <w:right w:val="single" w:color="A0A7B4" w:sz="4"/>
+            </w:tcBorders>
+            <w:shd w:fill="F3F7FF" w:color="auto" w:val="clear"/>
             <w:tcMar>
               <w:top w:type="dxa" w:w="70"/>
               <w:left w:type="dxa" w:w="120"/>
@@ -10707,702 +11916,67 @@
                 <w:rFonts w:ascii="맑은 고딕" w:cs="맑은 고딕" w:eastAsia="맑은 고딕" w:hAnsi="맑은 고딕"/>
                 <w:b/>
                 <w:bCs/>
-                <w:color w:val="FFFFFF"/>
-                <w:sz w:val="24"/>
-                <w:szCs w:val="24"/>
-              </w:rPr>
-              <w:t xml:space="preserve">5</w:t>
-            </w:r>
-          </w:p>
-        </w:tc>
-        <w:tc>
-          <w:tcPr>
-            <w:tcW w:type="dxa" w:w="3000"/>
-            <w:tcBorders>
-              <w:top w:val="single" w:color="A0A7B4" w:sz="4"/>
-              <w:left w:val="single" w:color="A0A7B4" w:sz="4"/>
-              <w:bottom w:val="single" w:color="A0A7B4" w:sz="4"/>
-              <w:right w:val="single" w:color="A0A7B4" w:sz="4"/>
-            </w:tcBorders>
-            <w:tcMar>
-              <w:top w:type="dxa" w:w="70"/>
-              <w:left w:type="dxa" w:w="120"/>
-              <w:bottom w:type="dxa" w:w="70"/>
-              <w:right w:type="dxa" w:w="120"/>
-            </w:tcMar>
-            <w:vAlign w:val="center"/>
-          </w:tcPr>
-          <w:p>
-            <w:pPr>
-              <w:spacing w:after="10" w:before="10" w:line="252" w:lineRule="auto"/>
-            </w:pPr>
-            <w:r>
-              <w:rPr>
-                <w:rFonts w:ascii="맑은 고딕" w:cs="맑은 고딕" w:eastAsia="맑은 고딕" w:hAnsi="맑은 고딕"/>
-                <w:b w:val="false"/>
-                <w:bCs w:val="false"/>
-                <w:color w:val="222222"/>
-                <w:sz w:val="24"/>
-                <w:szCs w:val="24"/>
-              </w:rPr>
-              <w:t xml:space="preserve">내 작품에는 투표하지 않아요</w:t>
-            </w:r>
-          </w:p>
-        </w:tc>
-        <w:tc>
-          <w:tcPr>
-            <w:tcW w:type="dxa" w:w="5838"/>
-            <w:tcBorders>
-              <w:top w:val="single" w:color="A0A7B4" w:sz="4"/>
-              <w:left w:val="single" w:color="A0A7B4" w:sz="4"/>
-              <w:bottom w:val="single" w:color="A0A7B4" w:sz="4"/>
-              <w:right w:val="single" w:color="A0A7B4" w:sz="4"/>
-            </w:tcBorders>
-            <w:tcMar>
-              <w:top w:type="dxa" w:w="70"/>
-              <w:left w:type="dxa" w:w="120"/>
-              <w:bottom w:type="dxa" w:w="70"/>
-              <w:right w:type="dxa" w:w="120"/>
-            </w:tcMar>
-            <w:vAlign w:val="center"/>
-          </w:tcPr>
-          <w:p>
-            <w:pPr>
-              <w:spacing w:after="10" w:before="10" w:line="252" w:lineRule="auto"/>
-            </w:pPr>
-            <w:r>
-              <w:rPr>
-                <w:rFonts w:ascii="맑은 고딕" w:cs="맑은 고딕" w:eastAsia="맑은 고딕" w:hAnsi="맑은 고딕"/>
-                <w:b w:val="false"/>
-                <w:bCs w:val="false"/>
-                <w:color w:val="222222"/>
-                <w:sz w:val="24"/>
-                <w:szCs w:val="24"/>
-              </w:rPr>
-              <w:t xml:space="preserve">투표 주간에는 친구 작품을 공정하게 체험하고 골라요.</w:t>
-            </w:r>
-          </w:p>
-        </w:tc>
-      </w:tr>
-    </w:tbl>
-    <w:p>
-      <w:pPr>
-        <w:pStyle w:val="Heading1"/>
-        <w:keepNext/>
-        <w:keepLines/>
-        <w:pBdr>
-          <w:left w:val="single" w:color="2F6FDB" w:sz="36" w:space="6"/>
-        </w:pBdr>
-        <w:shd w:fill="EAF2FF" w:color="auto" w:val="clear"/>
-        <w:spacing w:after="140" w:before="320"/>
-      </w:pPr>
-      <w:r>
-        <w:rPr>
-          <w:rFonts w:ascii="맑은 고딕" w:cs="맑은 고딕" w:eastAsia="맑은 고딕" w:hAnsi="맑은 고딕"/>
-          <w:b/>
-          <w:bCs/>
-          <w:color w:val="1B3F86"/>
-          <w:sz w:val="34"/>
-          <w:szCs w:val="34"/>
-        </w:rPr>
-        <w:t xml:space="preserve">12. 이렇게 심사해요</w:t>
-      </w:r>
-    </w:p>
-    <w:p>
-      <w:pPr>
-        <w:spacing w:after="80" w:before="40" w:line="288" w:lineRule="auto"/>
-      </w:pPr>
-      <w:r>
-        <w:rPr>
-          <w:rFonts w:ascii="맑은 고딕" w:cs="맑은 고딕" w:eastAsia="맑은 고딕" w:hAnsi="맑은 고딕"/>
-          <w:b/>
-          <w:bCs/>
-          <w:color w:val="222222"/>
-          <w:sz w:val="24"/>
-          <w:szCs w:val="24"/>
-        </w:rPr>
-        <w:t xml:space="preserve">친구들 투표 50점 + 선생님 심사 50점 = 100점</w:t>
-      </w:r>
-      <w:r>
-        <w:rPr>
-          <w:rFonts w:ascii="맑은 고딕" w:cs="맑은 고딕" w:eastAsia="맑은 고딕" w:hAnsi="맑은 고딕"/>
-          <w:b w:val="false"/>
-          <w:bCs w:val="false"/>
-          <w:color w:val="222222"/>
-          <w:sz w:val="24"/>
-          <w:szCs w:val="24"/>
-        </w:rPr>
-        <w:t xml:space="preserve">이에요.</w:t>
-      </w:r>
-    </w:p>
-    <w:tbl>
-      <w:tblPr>
-        <w:tblW w:type="dxa" w:w="9638"/>
-        <w:jc w:val="center"/>
-        <w:tblBorders>
-          <w:top w:val="single" w:color="auto" w:sz="4"/>
-          <w:left w:val="single" w:color="auto" w:sz="4"/>
-          <w:bottom w:val="single" w:color="auto" w:sz="4"/>
-          <w:right w:val="single" w:color="auto" w:sz="4"/>
-          <w:insideH w:val="single" w:color="auto" w:sz="4"/>
-          <w:insideV w:val="single" w:color="auto" w:sz="4"/>
-        </w:tblBorders>
-      </w:tblPr>
-      <w:tblGrid>
-        <w:gridCol w:w="2600"/>
-        <w:gridCol w:w="1200"/>
-        <w:gridCol w:w="5838"/>
-      </w:tblGrid>
-      <w:tr>
-        <w:trPr>
-          <w:cantSplit/>
-          <w:tblHeader/>
-        </w:trPr>
-        <w:tc>
-          <w:tcPr>
-            <w:tcW w:type="dxa" w:w="2600"/>
-            <w:tcBorders>
-              <w:top w:val="single" w:color="A0A7B4" w:sz="4"/>
-              <w:left w:val="single" w:color="A0A7B4" w:sz="4"/>
-              <w:bottom w:val="single" w:color="A0A7B4" w:sz="4"/>
-              <w:right w:val="single" w:color="A0A7B4" w:sz="4"/>
-            </w:tcBorders>
-            <w:shd w:fill="2F6FDB" w:color="auto" w:val="clear"/>
-            <w:tcMar>
-              <w:top w:type="dxa" w:w="70"/>
-              <w:left w:type="dxa" w:w="120"/>
-              <w:bottom w:type="dxa" w:w="70"/>
-              <w:right w:type="dxa" w:w="120"/>
-            </w:tcMar>
-            <w:vAlign w:val="center"/>
-          </w:tcPr>
-          <w:p>
-            <w:pPr>
-              <w:spacing w:after="10" w:before="10" w:line="252" w:lineRule="auto"/>
-              <w:jc w:val="center"/>
-            </w:pPr>
-            <w:r>
-              <w:rPr>
-                <w:rFonts w:ascii="맑은 고딕" w:cs="맑은 고딕" w:eastAsia="맑은 고딕" w:hAnsi="맑은 고딕"/>
-                <w:b/>
-                <w:bCs/>
-                <w:color w:val="FFFFFF"/>
-                <w:sz w:val="22"/>
-                <w:szCs w:val="22"/>
-              </w:rPr>
-              <w:t xml:space="preserve">선생님이 보는 것</w:t>
-            </w:r>
-          </w:p>
-        </w:tc>
-        <w:tc>
-          <w:tcPr>
-            <w:tcW w:type="dxa" w:w="1200"/>
-            <w:tcBorders>
-              <w:top w:val="single" w:color="A0A7B4" w:sz="4"/>
-              <w:left w:val="single" w:color="A0A7B4" w:sz="4"/>
-              <w:bottom w:val="single" w:color="A0A7B4" w:sz="4"/>
-              <w:right w:val="single" w:color="A0A7B4" w:sz="4"/>
-            </w:tcBorders>
-            <w:shd w:fill="2F6FDB" w:color="auto" w:val="clear"/>
-            <w:tcMar>
-              <w:top w:type="dxa" w:w="70"/>
-              <w:left w:type="dxa" w:w="120"/>
-              <w:bottom w:type="dxa" w:w="70"/>
-              <w:right w:type="dxa" w:w="120"/>
-            </w:tcMar>
-            <w:vAlign w:val="center"/>
-          </w:tcPr>
-          <w:p>
-            <w:pPr>
-              <w:spacing w:after="10" w:before="10" w:line="252" w:lineRule="auto"/>
-              <w:jc w:val="center"/>
-            </w:pPr>
-            <w:r>
-              <w:rPr>
-                <w:rFonts w:ascii="맑은 고딕" w:cs="맑은 고딕" w:eastAsia="맑은 고딕" w:hAnsi="맑은 고딕"/>
-                <w:b/>
-                <w:bCs/>
-                <w:color w:val="FFFFFF"/>
-                <w:sz w:val="22"/>
-                <w:szCs w:val="22"/>
-              </w:rPr>
-              <w:t xml:space="preserve">점수</w:t>
-            </w:r>
-          </w:p>
-        </w:tc>
-        <w:tc>
-          <w:tcPr>
-            <w:tcW w:type="dxa" w:w="5838"/>
-            <w:tcBorders>
-              <w:top w:val="single" w:color="A0A7B4" w:sz="4"/>
-              <w:left w:val="single" w:color="A0A7B4" w:sz="4"/>
-              <w:bottom w:val="single" w:color="A0A7B4" w:sz="4"/>
-              <w:right w:val="single" w:color="A0A7B4" w:sz="4"/>
-            </w:tcBorders>
-            <w:shd w:fill="2F6FDB" w:color="auto" w:val="clear"/>
-            <w:tcMar>
-              <w:top w:type="dxa" w:w="70"/>
-              <w:left w:type="dxa" w:w="120"/>
-              <w:bottom w:type="dxa" w:w="70"/>
-              <w:right w:type="dxa" w:w="120"/>
-            </w:tcMar>
-            <w:vAlign w:val="center"/>
-          </w:tcPr>
-          <w:p>
-            <w:pPr>
-              <w:spacing w:after="10" w:before="10" w:line="252" w:lineRule="auto"/>
-              <w:jc w:val="center"/>
-            </w:pPr>
-            <w:r>
-              <w:rPr>
-                <w:rFonts w:ascii="맑은 고딕" w:cs="맑은 고딕" w:eastAsia="맑은 고딕" w:hAnsi="맑은 고딕"/>
-                <w:b/>
-                <w:bCs/>
-                <w:color w:val="FFFFFF"/>
-                <w:sz w:val="22"/>
-                <w:szCs w:val="22"/>
-              </w:rPr>
-              <w:t xml:space="preserve">쉽게 말하면</w:t>
-            </w:r>
-          </w:p>
-        </w:tc>
-      </w:tr>
-      <w:tr>
-        <w:trPr>
-          <w:cantSplit/>
-          <w:tblHeader w:val="false"/>
-        </w:trPr>
-        <w:tc>
-          <w:tcPr>
-            <w:tcW w:type="dxa" w:w="2600"/>
-            <w:tcBorders>
-              <w:top w:val="single" w:color="A0A7B4" w:sz="4"/>
-              <w:left w:val="single" w:color="A0A7B4" w:sz="4"/>
-              <w:bottom w:val="single" w:color="A0A7B4" w:sz="4"/>
-              <w:right w:val="single" w:color="A0A7B4" w:sz="4"/>
-            </w:tcBorders>
-            <w:shd w:fill="F3F7FF" w:color="auto" w:val="clear"/>
-            <w:tcMar>
-              <w:top w:type="dxa" w:w="70"/>
-              <w:left w:type="dxa" w:w="120"/>
-              <w:bottom w:type="dxa" w:w="70"/>
-              <w:right w:type="dxa" w:w="120"/>
-            </w:tcMar>
-            <w:vAlign w:val="center"/>
-          </w:tcPr>
-          <w:p>
-            <w:pPr>
-              <w:spacing w:after="10" w:before="10" w:line="252" w:lineRule="auto"/>
-            </w:pPr>
-            <w:r>
-              <w:rPr>
-                <w:rFonts w:ascii="맑은 고딕" w:cs="맑은 고딕" w:eastAsia="맑은 고딕" w:hAnsi="맑은 고딕"/>
-                <w:b/>
-                <w:bCs/>
-                <w:color w:val="222222"/>
-                <w:sz w:val="22"/>
-                <w:szCs w:val="22"/>
-              </w:rPr>
-              <w:t xml:space="preserve">교과 연계성</w:t>
-            </w:r>
-          </w:p>
-        </w:tc>
-        <w:tc>
-          <w:tcPr>
-            <w:tcW w:type="dxa" w:w="1200"/>
-            <w:tcBorders>
-              <w:top w:val="single" w:color="A0A7B4" w:sz="4"/>
-              <w:left w:val="single" w:color="A0A7B4" w:sz="4"/>
-              <w:bottom w:val="single" w:color="A0A7B4" w:sz="4"/>
-              <w:right w:val="single" w:color="A0A7B4" w:sz="4"/>
-            </w:tcBorders>
-            <w:tcMar>
-              <w:top w:type="dxa" w:w="70"/>
-              <w:left w:type="dxa" w:w="120"/>
-              <w:bottom w:type="dxa" w:w="70"/>
-              <w:right w:type="dxa" w:w="120"/>
-            </w:tcMar>
-            <w:vAlign w:val="center"/>
-          </w:tcPr>
-          <w:p>
-            <w:pPr>
-              <w:spacing w:after="10" w:before="10" w:line="252" w:lineRule="auto"/>
-              <w:jc w:val="center"/>
-            </w:pPr>
-            <w:r>
-              <w:rPr>
-                <w:rFonts w:ascii="맑은 고딕" w:cs="맑은 고딕" w:eastAsia="맑은 고딕" w:hAnsi="맑은 고딕"/>
-                <w:b w:val="false"/>
-                <w:bCs w:val="false"/>
-                <w:color w:val="222222"/>
-                <w:sz w:val="22"/>
-                <w:szCs w:val="22"/>
-              </w:rPr>
-              <w:t xml:space="preserve">15점</w:t>
-            </w:r>
-          </w:p>
-        </w:tc>
-        <w:tc>
-          <w:tcPr>
-            <w:tcW w:type="dxa" w:w="5838"/>
-            <w:tcBorders>
-              <w:top w:val="single" w:color="A0A7B4" w:sz="4"/>
-              <w:left w:val="single" w:color="A0A7B4" w:sz="4"/>
-              <w:bottom w:val="single" w:color="A0A7B4" w:sz="4"/>
-              <w:right w:val="single" w:color="A0A7B4" w:sz="4"/>
-            </w:tcBorders>
-            <w:tcMar>
-              <w:top w:type="dxa" w:w="70"/>
-              <w:left w:type="dxa" w:w="120"/>
-              <w:bottom w:type="dxa" w:w="70"/>
-              <w:right w:type="dxa" w:w="120"/>
-            </w:tcMar>
-            <w:vAlign w:val="center"/>
-          </w:tcPr>
-          <w:p>
-            <w:pPr>
-              <w:spacing w:after="10" w:before="10" w:line="252" w:lineRule="auto"/>
-            </w:pPr>
-            <w:r>
-              <w:rPr>
-                <w:rFonts w:ascii="맑은 고딕" w:cs="맑은 고딕" w:eastAsia="맑은 고딕" w:hAnsi="맑은 고딕"/>
-                <w:b w:val="false"/>
-                <w:bCs w:val="false"/>
-                <w:color w:val="222222"/>
-                <w:sz w:val="22"/>
-                <w:szCs w:val="22"/>
-              </w:rPr>
-              <w:t xml:space="preserve">어떤 단원의 무엇을 공부하는지 분명한가요?</w:t>
-            </w:r>
-          </w:p>
-        </w:tc>
-      </w:tr>
-      <w:tr>
-        <w:trPr>
-          <w:cantSplit/>
-          <w:tblHeader w:val="false"/>
-        </w:trPr>
-        <w:tc>
-          <w:tcPr>
-            <w:tcW w:type="dxa" w:w="2600"/>
-            <w:tcBorders>
-              <w:top w:val="single" w:color="A0A7B4" w:sz="4"/>
-              <w:left w:val="single" w:color="A0A7B4" w:sz="4"/>
-              <w:bottom w:val="single" w:color="A0A7B4" w:sz="4"/>
-              <w:right w:val="single" w:color="A0A7B4" w:sz="4"/>
-            </w:tcBorders>
-            <w:shd w:fill="F3F7FF" w:color="auto" w:val="clear"/>
-            <w:tcMar>
-              <w:top w:type="dxa" w:w="70"/>
-              <w:left w:type="dxa" w:w="120"/>
-              <w:bottom w:type="dxa" w:w="70"/>
-              <w:right w:type="dxa" w:w="120"/>
-            </w:tcMar>
-            <w:vAlign w:val="center"/>
-          </w:tcPr>
-          <w:p>
-            <w:pPr>
-              <w:spacing w:after="10" w:before="10" w:line="252" w:lineRule="auto"/>
-            </w:pPr>
-            <w:r>
-              <w:rPr>
-                <w:rFonts w:ascii="맑은 고딕" w:cs="맑은 고딕" w:eastAsia="맑은 고딕" w:hAnsi="맑은 고딕"/>
-                <w:b/>
-                <w:bCs/>
-                <w:color w:val="222222"/>
-                <w:sz w:val="22"/>
-                <w:szCs w:val="22"/>
-              </w:rPr>
-              <w:t xml:space="preserve">학습 도움 정도</w:t>
-            </w:r>
-          </w:p>
-        </w:tc>
-        <w:tc>
-          <w:tcPr>
-            <w:tcW w:type="dxa" w:w="1200"/>
-            <w:tcBorders>
-              <w:top w:val="single" w:color="A0A7B4" w:sz="4"/>
-              <w:left w:val="single" w:color="A0A7B4" w:sz="4"/>
-              <w:bottom w:val="single" w:color="A0A7B4" w:sz="4"/>
-              <w:right w:val="single" w:color="A0A7B4" w:sz="4"/>
-            </w:tcBorders>
-            <w:tcMar>
-              <w:top w:type="dxa" w:w="70"/>
-              <w:left w:type="dxa" w:w="120"/>
-              <w:bottom w:type="dxa" w:w="70"/>
-              <w:right w:type="dxa" w:w="120"/>
-            </w:tcMar>
-            <w:vAlign w:val="center"/>
-          </w:tcPr>
-          <w:p>
-            <w:pPr>
-              <w:spacing w:after="10" w:before="10" w:line="252" w:lineRule="auto"/>
-              <w:jc w:val="center"/>
-            </w:pPr>
-            <w:r>
-              <w:rPr>
-                <w:rFonts w:ascii="맑은 고딕" w:cs="맑은 고딕" w:eastAsia="맑은 고딕" w:hAnsi="맑은 고딕"/>
-                <w:b w:val="false"/>
-                <w:bCs w:val="false"/>
-                <w:color w:val="222222"/>
-                <w:sz w:val="22"/>
-                <w:szCs w:val="22"/>
-              </w:rPr>
-              <w:t xml:space="preserve">15점</w:t>
-            </w:r>
-          </w:p>
-        </w:tc>
-        <w:tc>
-          <w:tcPr>
-            <w:tcW w:type="dxa" w:w="5838"/>
-            <w:tcBorders>
-              <w:top w:val="single" w:color="A0A7B4" w:sz="4"/>
-              <w:left w:val="single" w:color="A0A7B4" w:sz="4"/>
-              <w:bottom w:val="single" w:color="A0A7B4" w:sz="4"/>
-              <w:right w:val="single" w:color="A0A7B4" w:sz="4"/>
-            </w:tcBorders>
-            <w:tcMar>
-              <w:top w:type="dxa" w:w="70"/>
-              <w:left w:type="dxa" w:w="120"/>
-              <w:bottom w:type="dxa" w:w="70"/>
-              <w:right w:type="dxa" w:w="120"/>
-            </w:tcMar>
-            <w:vAlign w:val="center"/>
-          </w:tcPr>
-          <w:p>
-            <w:pPr>
-              <w:spacing w:after="10" w:before="10" w:line="252" w:lineRule="auto"/>
-            </w:pPr>
-            <w:r>
-              <w:rPr>
-                <w:rFonts w:ascii="맑은 고딕" w:cs="맑은 고딕" w:eastAsia="맑은 고딕" w:hAnsi="맑은 고딕"/>
-                <w:b w:val="false"/>
-                <w:bCs w:val="false"/>
-                <w:color w:val="222222"/>
-                <w:sz w:val="22"/>
-                <w:szCs w:val="22"/>
-              </w:rPr>
-              <w:t xml:space="preserve">친구가 써 보면 정말 공부가 되나요? 쓰기 쉬운가요?</w:t>
-            </w:r>
-          </w:p>
-        </w:tc>
-      </w:tr>
-      <w:tr>
-        <w:trPr>
-          <w:cantSplit/>
-          <w:tblHeader w:val="false"/>
-        </w:trPr>
-        <w:tc>
-          <w:tcPr>
-            <w:tcW w:type="dxa" w:w="2600"/>
-            <w:tcBorders>
-              <w:top w:val="single" w:color="A0A7B4" w:sz="4"/>
-              <w:left w:val="single" w:color="A0A7B4" w:sz="4"/>
-              <w:bottom w:val="single" w:color="A0A7B4" w:sz="4"/>
-              <w:right w:val="single" w:color="A0A7B4" w:sz="4"/>
-            </w:tcBorders>
-            <w:shd w:fill="F3F7FF" w:color="auto" w:val="clear"/>
-            <w:tcMar>
-              <w:top w:type="dxa" w:w="70"/>
-              <w:left w:type="dxa" w:w="120"/>
-              <w:bottom w:type="dxa" w:w="70"/>
-              <w:right w:type="dxa" w:w="120"/>
-            </w:tcMar>
-            <w:vAlign w:val="center"/>
-          </w:tcPr>
-          <w:p>
-            <w:pPr>
-              <w:spacing w:after="10" w:before="10" w:line="252" w:lineRule="auto"/>
-            </w:pPr>
-            <w:r>
-              <w:rPr>
-                <w:rFonts w:ascii="맑은 고딕" w:cs="맑은 고딕" w:eastAsia="맑은 고딕" w:hAnsi="맑은 고딕"/>
-                <w:b/>
-                <w:bCs/>
-                <w:color w:val="222222"/>
-                <w:sz w:val="22"/>
-                <w:szCs w:val="22"/>
-              </w:rPr>
-              <w:t xml:space="preserve">제작 과정</w:t>
-            </w:r>
-          </w:p>
-        </w:tc>
-        <w:tc>
-          <w:tcPr>
-            <w:tcW w:type="dxa" w:w="1200"/>
-            <w:tcBorders>
-              <w:top w:val="single" w:color="A0A7B4" w:sz="4"/>
-              <w:left w:val="single" w:color="A0A7B4" w:sz="4"/>
-              <w:bottom w:val="single" w:color="A0A7B4" w:sz="4"/>
-              <w:right w:val="single" w:color="A0A7B4" w:sz="4"/>
-            </w:tcBorders>
-            <w:tcMar>
-              <w:top w:type="dxa" w:w="70"/>
-              <w:left w:type="dxa" w:w="120"/>
-              <w:bottom w:type="dxa" w:w="70"/>
-              <w:right w:type="dxa" w:w="120"/>
-            </w:tcMar>
-            <w:vAlign w:val="center"/>
-          </w:tcPr>
-          <w:p>
-            <w:pPr>
-              <w:spacing w:after="10" w:before="10" w:line="252" w:lineRule="auto"/>
-              <w:jc w:val="center"/>
-            </w:pPr>
-            <w:r>
-              <w:rPr>
-                <w:rFonts w:ascii="맑은 고딕" w:cs="맑은 고딕" w:eastAsia="맑은 고딕" w:hAnsi="맑은 고딕"/>
-                <w:b w:val="false"/>
-                <w:bCs w:val="false"/>
-                <w:color w:val="222222"/>
-                <w:sz w:val="22"/>
-                <w:szCs w:val="22"/>
-              </w:rPr>
-              <w:t xml:space="preserve">15점</w:t>
-            </w:r>
-          </w:p>
-        </w:tc>
-        <w:tc>
-          <w:tcPr>
-            <w:tcW w:type="dxa" w:w="5838"/>
-            <w:tcBorders>
-              <w:top w:val="single" w:color="A0A7B4" w:sz="4"/>
-              <w:left w:val="single" w:color="A0A7B4" w:sz="4"/>
-              <w:bottom w:val="single" w:color="A0A7B4" w:sz="4"/>
-              <w:right w:val="single" w:color="A0A7B4" w:sz="4"/>
-            </w:tcBorders>
-            <w:tcMar>
-              <w:top w:type="dxa" w:w="70"/>
-              <w:left w:type="dxa" w:w="120"/>
-              <w:bottom w:type="dxa" w:w="70"/>
-              <w:right w:type="dxa" w:w="120"/>
-            </w:tcMar>
-            <w:vAlign w:val="center"/>
-          </w:tcPr>
-          <w:p>
-            <w:pPr>
-              <w:spacing w:after="10" w:before="10" w:line="252" w:lineRule="auto"/>
-            </w:pPr>
-            <w:r>
-              <w:rPr>
-                <w:rFonts w:ascii="맑은 고딕" w:cs="맑은 고딕" w:eastAsia="맑은 고딕" w:hAnsi="맑은 고딕"/>
-                <w:b w:val="false"/>
-                <w:bCs w:val="false"/>
-                <w:color w:val="222222"/>
-                <w:sz w:val="22"/>
-                <w:szCs w:val="22"/>
-              </w:rPr>
-              <w:t xml:space="preserve">블록코딩: 반복·조건·변수를 알맞게 썼나요? / 바이브코딩: AI에게 구체적으로 부탁하고, 오류를 스스로 찾아 고쳤나요?</w:t>
-            </w:r>
-          </w:p>
-        </w:tc>
-      </w:tr>
-      <w:tr>
-        <w:trPr>
-          <w:cantSplit/>
-          <w:tblHeader w:val="false"/>
-        </w:trPr>
-        <w:tc>
-          <w:tcPr>
-            <w:tcW w:type="dxa" w:w="2600"/>
-            <w:tcBorders>
-              <w:top w:val="single" w:color="A0A7B4" w:sz="4"/>
-              <w:left w:val="single" w:color="A0A7B4" w:sz="4"/>
-              <w:bottom w:val="single" w:color="A0A7B4" w:sz="4"/>
-              <w:right w:val="single" w:color="A0A7B4" w:sz="4"/>
-            </w:tcBorders>
-            <w:shd w:fill="F3F7FF" w:color="auto" w:val="clear"/>
-            <w:tcMar>
-              <w:top w:type="dxa" w:w="70"/>
-              <w:left w:type="dxa" w:w="120"/>
-              <w:bottom w:type="dxa" w:w="70"/>
-              <w:right w:type="dxa" w:w="120"/>
-            </w:tcMar>
-            <w:vAlign w:val="center"/>
-          </w:tcPr>
-          <w:p>
-            <w:pPr>
-              <w:spacing w:after="10" w:before="10" w:line="252" w:lineRule="auto"/>
-            </w:pPr>
-            <w:r>
-              <w:rPr>
-                <w:rFonts w:ascii="맑은 고딕" w:cs="맑은 고딕" w:eastAsia="맑은 고딕" w:hAnsi="맑은 고딕"/>
-                <w:b/>
-                <w:bCs/>
-                <w:color w:val="222222"/>
-                <w:sz w:val="22"/>
-                <w:szCs w:val="22"/>
-              </w:rPr>
-              <w:t xml:space="preserve">창의성</w:t>
-            </w:r>
-          </w:p>
-        </w:tc>
-        <w:tc>
-          <w:tcPr>
-            <w:tcW w:type="dxa" w:w="1200"/>
-            <w:tcBorders>
-              <w:top w:val="single" w:color="A0A7B4" w:sz="4"/>
-              <w:left w:val="single" w:color="A0A7B4" w:sz="4"/>
-              <w:bottom w:val="single" w:color="A0A7B4" w:sz="4"/>
-              <w:right w:val="single" w:color="A0A7B4" w:sz="4"/>
-            </w:tcBorders>
-            <w:tcMar>
-              <w:top w:type="dxa" w:w="70"/>
-              <w:left w:type="dxa" w:w="120"/>
-              <w:bottom w:type="dxa" w:w="70"/>
-              <w:right w:type="dxa" w:w="120"/>
-            </w:tcMar>
-            <w:vAlign w:val="center"/>
-          </w:tcPr>
-          <w:p>
-            <w:pPr>
-              <w:spacing w:after="10" w:before="10" w:line="252" w:lineRule="auto"/>
-              <w:jc w:val="center"/>
-            </w:pPr>
-            <w:r>
-              <w:rPr>
-                <w:rFonts w:ascii="맑은 고딕" w:cs="맑은 고딕" w:eastAsia="맑은 고딕" w:hAnsi="맑은 고딕"/>
-                <w:b w:val="false"/>
-                <w:bCs w:val="false"/>
-                <w:color w:val="222222"/>
-                <w:sz w:val="22"/>
-                <w:szCs w:val="22"/>
-              </w:rPr>
-              <w:t xml:space="preserve">5점</w:t>
-            </w:r>
-          </w:p>
-        </w:tc>
-        <w:tc>
-          <w:tcPr>
-            <w:tcW w:type="dxa" w:w="5838"/>
-            <w:tcBorders>
-              <w:top w:val="single" w:color="A0A7B4" w:sz="4"/>
-              <w:left w:val="single" w:color="A0A7B4" w:sz="4"/>
-              <w:bottom w:val="single" w:color="A0A7B4" w:sz="4"/>
-              <w:right w:val="single" w:color="A0A7B4" w:sz="4"/>
-            </w:tcBorders>
-            <w:tcMar>
-              <w:top w:type="dxa" w:w="70"/>
-              <w:left w:type="dxa" w:w="120"/>
-              <w:bottom w:type="dxa" w:w="70"/>
-              <w:right w:type="dxa" w:w="120"/>
-            </w:tcMar>
-            <w:vAlign w:val="center"/>
-          </w:tcPr>
-          <w:p>
-            <w:pPr>
-              <w:spacing w:after="10" w:before="10" w:line="252" w:lineRule="auto"/>
-            </w:pPr>
-            <w:r>
-              <w:rPr>
-                <w:rFonts w:ascii="맑은 고딕" w:cs="맑은 고딕" w:eastAsia="맑은 고딕" w:hAnsi="맑은 고딕"/>
-                <w:b w:val="false"/>
-                <w:bCs w:val="false"/>
-                <w:color w:val="222222"/>
-                <w:sz w:val="22"/>
-                <w:szCs w:val="22"/>
-              </w:rPr>
-              <w:t xml:space="preserve">새롭고 재미있는 아이디어인가요?</w:t>
+                <w:color w:val="222222"/>
+                <w:sz w:val="24"/>
+                <w:szCs w:val="24"/>
+              </w:rPr>
+              <w:t xml:space="preserve">4</w:t>
+            </w:r>
+          </w:p>
+        </w:tc>
+        <w:tc>
+          <w:tcPr>
+            <w:tcW w:type="dxa" w:w="8638"/>
+            <w:tcBorders>
+              <w:top w:val="single" w:color="A0A7B4" w:sz="4"/>
+              <w:left w:val="single" w:color="A0A7B4" w:sz="4"/>
+              <w:bottom w:val="single" w:color="A0A7B4" w:sz="4"/>
+              <w:right w:val="single" w:color="A0A7B4" w:sz="4"/>
+            </w:tcBorders>
+            <w:tcMar>
+              <w:top w:type="dxa" w:w="70"/>
+              <w:left w:type="dxa" w:w="120"/>
+              <w:bottom w:type="dxa" w:w="70"/>
+              <w:right w:type="dxa" w:w="120"/>
+            </w:tcMar>
+            <w:vAlign w:val="center"/>
+          </w:tcPr>
+          <w:p>
+            <w:pPr>
+              <w:spacing w:after="10" w:before="10" w:line="252" w:lineRule="auto"/>
+            </w:pPr>
+            <w:r>
+              <w:rPr>
+                <w:rFonts w:ascii="맑은 고딕" w:cs="맑은 고딕" w:eastAsia="맑은 고딕" w:hAnsi="맑은 고딕"/>
+                <w:b w:val="false"/>
+                <w:bCs w:val="false"/>
+                <w:color w:val="222222"/>
+                <w:sz w:val="24"/>
+                <w:szCs w:val="24"/>
+              </w:rPr>
+              <w:t xml:space="preserve">마음에 드는 작품에 </w:t>
+            </w:r>
+            <w:r>
+              <w:rPr>
+                <w:rFonts w:ascii="맑은 고딕" w:cs="맑은 고딕" w:eastAsia="맑은 고딕" w:hAnsi="맑은 고딕"/>
+                <w:b/>
+                <w:bCs/>
+                <w:color w:val="222222"/>
+                <w:sz w:val="24"/>
+                <w:szCs w:val="24"/>
+              </w:rPr>
+              <w:t xml:space="preserve">'좋아요'</w:t>
+            </w:r>
+            <w:r>
+              <w:rPr>
+                <w:rFonts w:ascii="맑은 고딕" w:cs="맑은 고딕" w:eastAsia="맑은 고딕" w:hAnsi="맑은 고딕"/>
+                <w:b w:val="false"/>
+                <w:bCs w:val="false"/>
+                <w:color w:val="222222"/>
+                <w:sz w:val="24"/>
+                <w:szCs w:val="24"/>
+              </w:rPr>
+              <w:t xml:space="preserve"> 버튼을 눌러요. 다른 작품도 계속 구경해요!</w:t>
             </w:r>
           </w:p>
         </w:tc>
@@ -11437,6 +12011,727 @@
           <w:tcPr>
             <w:tcW w:type="dxa" w:w="9638"/>
             <w:tcBorders>
+              <w:top w:val="single" w:color="F2B705" w:sz="8"/>
+              <w:left w:val="single" w:color="F2B705" w:sz="8"/>
+              <w:bottom w:val="single" w:color="F2B705" w:sz="8"/>
+              <w:right w:val="single" w:color="F2B705" w:sz="8"/>
+            </w:tcBorders>
+            <w:shd w:fill="FFF8E1" w:color="auto" w:val="clear"/>
+            <w:tcMar>
+              <w:top w:type="dxa" w:w="120"/>
+              <w:left w:type="dxa" w:w="200"/>
+              <w:bottom w:type="dxa" w:w="120"/>
+              <w:right w:type="dxa" w:w="200"/>
+            </w:tcMar>
+          </w:tcPr>
+          <w:p>
+            <w:pPr>
+              <w:spacing w:after="60" w:before="20" w:line="288" w:lineRule="auto"/>
+            </w:pPr>
+            <w:r>
+              <w:rPr>
+                <w:rFonts w:ascii="맑은 고딕" w:cs="맑은 고딕" w:eastAsia="맑은 고딕" w:hAnsi="맑은 고딕"/>
+                <w:b/>
+                <w:bCs/>
+                <w:color w:val="7A5A00"/>
+                <w:sz w:val="25"/>
+                <w:szCs w:val="25"/>
+              </w:rPr>
+              <w:t xml:space="preserve">좋아요 약속</w:t>
+            </w:r>
+          </w:p>
+          <w:p>
+            <w:pPr>
+              <w:spacing w:after="40" w:before="10" w:line="276" w:lineRule="auto"/>
+            </w:pPr>
+            <w:r>
+              <w:rPr>
+                <w:rFonts w:ascii="맑은 고딕" w:cs="맑은 고딕" w:eastAsia="맑은 고딕" w:hAnsi="맑은 고딕"/>
+                <w:b w:val="false"/>
+                <w:bCs w:val="false"/>
+                <w:color w:val="222222"/>
+                <w:sz w:val="24"/>
+                <w:szCs w:val="24"/>
+              </w:rPr>
+              <w:t xml:space="preserve">• 작품마다 좋아요는 </w:t>
+            </w:r>
+            <w:r>
+              <w:rPr>
+                <w:rFonts w:ascii="맑은 고딕" w:cs="맑은 고딕" w:eastAsia="맑은 고딕" w:hAnsi="맑은 고딕"/>
+                <w:b/>
+                <w:bCs/>
+                <w:color w:val="222222"/>
+                <w:sz w:val="24"/>
+                <w:szCs w:val="24"/>
+              </w:rPr>
+              <w:t xml:space="preserve">1번</w:t>
+            </w:r>
+            <w:r>
+              <w:rPr>
+                <w:rFonts w:ascii="맑은 고딕" w:cs="맑은 고딕" w:eastAsia="맑은 고딕" w:hAnsi="맑은 고딕"/>
+                <w:b w:val="false"/>
+                <w:bCs w:val="false"/>
+                <w:color w:val="222222"/>
+                <w:sz w:val="24"/>
+                <w:szCs w:val="24"/>
+              </w:rPr>
+              <w:t xml:space="preserve">만 누를 수 있어요.</w:t>
+            </w:r>
+          </w:p>
+          <w:p>
+            <w:pPr>
+              <w:spacing w:after="40" w:before="10" w:line="276" w:lineRule="auto"/>
+            </w:pPr>
+            <w:r>
+              <w:rPr>
+                <w:rFonts w:ascii="맑은 고딕" w:cs="맑은 고딕" w:eastAsia="맑은 고딕" w:hAnsi="맑은 고딕"/>
+                <w:b w:val="false"/>
+                <w:bCs w:val="false"/>
+                <w:color w:val="222222"/>
+                <w:sz w:val="24"/>
+                <w:szCs w:val="24"/>
+              </w:rPr>
+              <w:t xml:space="preserve">• 좋아요를 누를 수 있는 작품 </w:t>
+            </w:r>
+            <w:r>
+              <w:rPr>
+                <w:rFonts w:ascii="맑은 고딕" w:cs="맑은 고딕" w:eastAsia="맑은 고딕" w:hAnsi="맑은 고딕"/>
+                <w:b/>
+                <w:bCs/>
+                <w:color w:val="222222"/>
+                <w:sz w:val="24"/>
+                <w:szCs w:val="24"/>
+              </w:rPr>
+              <w:t xml:space="preserve">개수는 제한이 없어요.</w:t>
+            </w:r>
+            <w:r>
+              <w:rPr>
+                <w:rFonts w:ascii="맑은 고딕" w:cs="맑은 고딕" w:eastAsia="맑은 고딕" w:hAnsi="맑은 고딕"/>
+                <w:b w:val="false"/>
+                <w:bCs w:val="false"/>
+                <w:color w:val="222222"/>
+                <w:sz w:val="24"/>
+                <w:szCs w:val="24"/>
+              </w:rPr>
+              <w:t xml:space="preserve"> 좋은 작품이 많으면 여러 작품에 눌러도 돼요.</w:t>
+            </w:r>
+          </w:p>
+          <w:p>
+            <w:pPr>
+              <w:spacing w:after="40" w:before="10" w:line="276" w:lineRule="auto"/>
+            </w:pPr>
+            <w:r>
+              <w:rPr>
+                <w:rFonts w:ascii="맑은 고딕" w:cs="맑은 고딕" w:eastAsia="맑은 고딕" w:hAnsi="맑은 고딕"/>
+                <w:b w:val="false"/>
+                <w:bCs w:val="false"/>
+                <w:color w:val="222222"/>
+                <w:sz w:val="24"/>
+                <w:szCs w:val="24"/>
+              </w:rPr>
+              <w:t xml:space="preserve">• </w:t>
+            </w:r>
+            <w:r>
+              <w:rPr>
+                <w:rFonts w:ascii="맑은 고딕" w:cs="맑은 고딕" w:eastAsia="맑은 고딕" w:hAnsi="맑은 고딕"/>
+                <w:b/>
+                <w:bCs/>
+                <w:color w:val="222222"/>
+                <w:sz w:val="24"/>
+                <w:szCs w:val="24"/>
+              </w:rPr>
+              <w:t xml:space="preserve">내 작품(우리 팀 작품)에는 누르지 않아요.</w:t>
+            </w:r>
+            <w:r>
+              <w:rPr>
+                <w:rFonts w:ascii="맑은 고딕" w:cs="맑은 고딕" w:eastAsia="맑은 고딕" w:hAnsi="맑은 고딕"/>
+                <w:b w:val="false"/>
+                <w:bCs w:val="false"/>
+                <w:color w:val="222222"/>
+                <w:sz w:val="24"/>
+                <w:szCs w:val="24"/>
+              </w:rPr>
+              <w:t xml:space="preserve"> 갤러리에서 아예 눌리지 않게 막혀 있을 수도 있어요.</w:t>
+            </w:r>
+          </w:p>
+          <w:p>
+            <w:pPr>
+              <w:spacing w:after="40" w:before="10" w:line="276" w:lineRule="auto"/>
+            </w:pPr>
+            <w:r>
+              <w:rPr>
+                <w:rFonts w:ascii="맑은 고딕" w:cs="맑은 고딕" w:eastAsia="맑은 고딕" w:hAnsi="맑은 고딕"/>
+                <w:b w:val="false"/>
+                <w:bCs w:val="false"/>
+                <w:color w:val="222222"/>
+                <w:sz w:val="24"/>
+                <w:szCs w:val="24"/>
+              </w:rPr>
+              <w:t xml:space="preserve">• 마음이 바뀌면 </w:t>
+            </w:r>
+            <w:r>
+              <w:rPr>
+                <w:rFonts w:ascii="맑은 고딕" w:cs="맑은 고딕" w:eastAsia="맑은 고딕" w:hAnsi="맑은 고딕"/>
+                <w:b/>
+                <w:bCs/>
+                <w:color w:val="222222"/>
+                <w:sz w:val="24"/>
+                <w:szCs w:val="24"/>
+              </w:rPr>
+              <w:t xml:space="preserve">투표 기간(11. 13.(금)까지) 안에는 좋아요를 취소</w:t>
+            </w:r>
+            <w:r>
+              <w:rPr>
+                <w:rFonts w:ascii="맑은 고딕" w:cs="맑은 고딕" w:eastAsia="맑은 고딕" w:hAnsi="맑은 고딕"/>
+                <w:b w:val="false"/>
+                <w:bCs w:val="false"/>
+                <w:color w:val="222222"/>
+                <w:sz w:val="24"/>
+                <w:szCs w:val="24"/>
+              </w:rPr>
+              <w:t xml:space="preserve">할 수 있어요.</w:t>
+            </w:r>
+          </w:p>
+          <w:p>
+            <w:pPr>
+              <w:spacing w:after="40" w:before="10" w:line="276" w:lineRule="auto"/>
+            </w:pPr>
+            <w:r>
+              <w:rPr>
+                <w:rFonts w:ascii="맑은 고딕" w:cs="맑은 고딕" w:eastAsia="맑은 고딕" w:hAnsi="맑은 고딕"/>
+                <w:b w:val="false"/>
+                <w:bCs w:val="false"/>
+                <w:color w:val="222222"/>
+                <w:sz w:val="24"/>
+                <w:szCs w:val="24"/>
+              </w:rPr>
+              <w:t xml:space="preserve">• 좋아요는 투표 주간에만 누를 수 있어요. 그 전에는 갤러리에 올라온 작품을 미리 체험해 볼 수 있어요.</w:t>
+            </w:r>
+          </w:p>
+          <w:p>
+            <w:pPr>
+              <w:spacing w:after="40" w:before="10" w:line="276" w:lineRule="auto"/>
+            </w:pPr>
+            <w:r>
+              <w:rPr>
+                <w:rFonts w:ascii="맑은 고딕" w:cs="맑은 고딕" w:eastAsia="맑은 고딕" w:hAnsi="맑은 고딕"/>
+                <w:b w:val="false"/>
+                <w:bCs w:val="false"/>
+                <w:color w:val="222222"/>
+                <w:sz w:val="24"/>
+                <w:szCs w:val="24"/>
+              </w:rPr>
+              <w:t xml:space="preserve">• 누가 좋아요를 눌렀는지는 보이지 않고, </w:t>
+            </w:r>
+            <w:r>
+              <w:rPr>
+                <w:rFonts w:ascii="맑은 고딕" w:cs="맑은 고딕" w:eastAsia="맑은 고딕" w:hAnsi="맑은 고딕"/>
+                <w:b/>
+                <w:bCs/>
+                <w:color w:val="222222"/>
+                <w:sz w:val="24"/>
+                <w:szCs w:val="24"/>
+              </w:rPr>
+              <w:t xml:space="preserve">좋아요 개수</w:t>
+            </w:r>
+            <w:r>
+              <w:rPr>
+                <w:rFonts w:ascii="맑은 고딕" w:cs="맑은 고딕" w:eastAsia="맑은 고딕" w:hAnsi="맑은 고딕"/>
+                <w:b w:val="false"/>
+                <w:bCs w:val="false"/>
+                <w:color w:val="222222"/>
+                <w:sz w:val="24"/>
+                <w:szCs w:val="24"/>
+              </w:rPr>
+              <w:t xml:space="preserve">만 보여요.</w:t>
+            </w:r>
+          </w:p>
+        </w:tc>
+      </w:tr>
+    </w:tbl>
+    <w:p>
+      <w:pPr>
+        <w:spacing w:after="80" w:before="40" w:line="288" w:lineRule="auto"/>
+      </w:pPr>
+      <w:r>
+        <w:rPr>
+          <w:rFonts w:ascii="맑은 고딕" w:cs="맑은 고딕" w:eastAsia="맑은 고딕" w:hAnsi="맑은 고딕"/>
+          <w:b w:val="false"/>
+          <w:bCs w:val="false"/>
+          <w:color w:val="555555"/>
+          <w:sz w:val="22"/>
+          <w:szCs w:val="22"/>
+        </w:rPr>
+        <w:t xml:space="preserve">※ 1~2학년 동생들의 상상 부문 그림은 활동지를 실물로 전시하고 </w:t>
+      </w:r>
+      <w:r>
+        <w:rPr>
+          <w:rFonts w:ascii="맑은 고딕" w:cs="맑은 고딕" w:eastAsia="맑은 고딕" w:hAnsi="맑은 고딕"/>
+          <w:b/>
+          <w:bCs/>
+          <w:color w:val="555555"/>
+          <w:sz w:val="22"/>
+          <w:szCs w:val="22"/>
+        </w:rPr>
+        <w:t xml:space="preserve">스티커 투표</w:t>
+      </w:r>
+      <w:r>
+        <w:rPr>
+          <w:rFonts w:ascii="맑은 고딕" w:cs="맑은 고딕" w:eastAsia="맑은 고딕" w:hAnsi="맑은 고딕"/>
+          <w:b w:val="false"/>
+          <w:bCs w:val="false"/>
+          <w:color w:val="555555"/>
+          <w:sz w:val="22"/>
+          <w:szCs w:val="22"/>
+        </w:rPr>
+        <w:t xml:space="preserve">로 응원해요. (전시 장소와 방법은 선생님이 알려 주세요.)</w:t>
+      </w:r>
+    </w:p>
+    <w:p>
+      <w:pPr>
+        <w:pStyle w:val="Heading2"/>
+        <w:keepNext/>
+        <w:keepLines/>
+        <w:pBdr>
+          <w:bottom w:val="single" w:color="2F6FDB" w:sz="6" w:space="2"/>
+        </w:pBdr>
+        <w:spacing w:after="100" w:before="220"/>
+      </w:pPr>
+      <w:r>
+        <w:rPr>
+          <w:rFonts w:ascii="맑은 고딕" w:cs="맑은 고딕" w:eastAsia="맑은 고딕" w:hAnsi="맑은 고딕"/>
+          <w:b/>
+          <w:bCs/>
+          <w:color w:val="1B3F86"/>
+          <w:sz w:val="28"/>
+          <w:szCs w:val="28"/>
+        </w:rPr>
+        <w:t xml:space="preserve">순위 화면에서 무엇을 볼 수 있나요?</w:t>
+      </w:r>
+    </w:p>
+    <w:tbl>
+      <w:tblPr>
+        <w:tblW w:type="dxa" w:w="9638"/>
+        <w:jc w:val="center"/>
+        <w:tblBorders>
+          <w:top w:val="single" w:color="auto" w:sz="4"/>
+          <w:left w:val="single" w:color="auto" w:sz="4"/>
+          <w:bottom w:val="single" w:color="auto" w:sz="4"/>
+          <w:right w:val="single" w:color="auto" w:sz="4"/>
+          <w:insideH w:val="single" w:color="auto" w:sz="4"/>
+          <w:insideV w:val="single" w:color="auto" w:sz="4"/>
+        </w:tblBorders>
+      </w:tblPr>
+      <w:tblGrid>
+        <w:gridCol w:w="3200"/>
+        <w:gridCol w:w="6438"/>
+      </w:tblGrid>
+      <w:tr>
+        <w:trPr>
+          <w:cantSplit/>
+          <w:tblHeader/>
+        </w:trPr>
+        <w:tc>
+          <w:tcPr>
+            <w:tcW w:type="dxa" w:w="3200"/>
+            <w:tcBorders>
+              <w:top w:val="single" w:color="A0A7B4" w:sz="4"/>
+              <w:left w:val="single" w:color="A0A7B4" w:sz="4"/>
+              <w:bottom w:val="single" w:color="A0A7B4" w:sz="4"/>
+              <w:right w:val="single" w:color="A0A7B4" w:sz="4"/>
+            </w:tcBorders>
+            <w:shd w:fill="2F6FDB" w:color="auto" w:val="clear"/>
+            <w:tcMar>
+              <w:top w:type="dxa" w:w="70"/>
+              <w:left w:type="dxa" w:w="120"/>
+              <w:bottom w:type="dxa" w:w="70"/>
+              <w:right w:type="dxa" w:w="120"/>
+            </w:tcMar>
+            <w:vAlign w:val="center"/>
+          </w:tcPr>
+          <w:p>
+            <w:pPr>
+              <w:spacing w:after="10" w:before="10" w:line="252" w:lineRule="auto"/>
+              <w:jc w:val="center"/>
+            </w:pPr>
+            <w:r>
+              <w:rPr>
+                <w:rFonts w:ascii="맑은 고딕" w:cs="맑은 고딕" w:eastAsia="맑은 고딕" w:hAnsi="맑은 고딕"/>
+                <w:b/>
+                <w:bCs/>
+                <w:color w:val="FFFFFF"/>
+                <w:sz w:val="24"/>
+                <w:szCs w:val="24"/>
+              </w:rPr>
+              <w:t xml:space="preserve">순위</w:t>
+            </w:r>
+          </w:p>
+        </w:tc>
+        <w:tc>
+          <w:tcPr>
+            <w:tcW w:type="dxa" w:w="6438"/>
+            <w:tcBorders>
+              <w:top w:val="single" w:color="A0A7B4" w:sz="4"/>
+              <w:left w:val="single" w:color="A0A7B4" w:sz="4"/>
+              <w:bottom w:val="single" w:color="A0A7B4" w:sz="4"/>
+              <w:right w:val="single" w:color="A0A7B4" w:sz="4"/>
+            </w:tcBorders>
+            <w:shd w:fill="2F6FDB" w:color="auto" w:val="clear"/>
+            <w:tcMar>
+              <w:top w:type="dxa" w:w="70"/>
+              <w:left w:type="dxa" w:w="120"/>
+              <w:bottom w:type="dxa" w:w="70"/>
+              <w:right w:type="dxa" w:w="120"/>
+            </w:tcMar>
+            <w:vAlign w:val="center"/>
+          </w:tcPr>
+          <w:p>
+            <w:pPr>
+              <w:spacing w:after="10" w:before="10" w:line="252" w:lineRule="auto"/>
+              <w:jc w:val="center"/>
+            </w:pPr>
+            <w:r>
+              <w:rPr>
+                <w:rFonts w:ascii="맑은 고딕" w:cs="맑은 고딕" w:eastAsia="맑은 고딕" w:hAnsi="맑은 고딕"/>
+                <w:b/>
+                <w:bCs/>
+                <w:color w:val="FFFFFF"/>
+                <w:sz w:val="24"/>
+                <w:szCs w:val="24"/>
+              </w:rPr>
+              <w:t xml:space="preserve">무엇을 보여 주나요?</w:t>
+            </w:r>
+          </w:p>
+        </w:tc>
+      </w:tr>
+      <w:tr>
+        <w:trPr>
+          <w:cantSplit/>
+          <w:tblHeader w:val="false"/>
+        </w:trPr>
+        <w:tc>
+          <w:tcPr>
+            <w:tcW w:type="dxa" w:w="3200"/>
+            <w:tcBorders>
+              <w:top w:val="single" w:color="A0A7B4" w:sz="4"/>
+              <w:left w:val="single" w:color="A0A7B4" w:sz="4"/>
+              <w:bottom w:val="single" w:color="A0A7B4" w:sz="4"/>
+              <w:right w:val="single" w:color="A0A7B4" w:sz="4"/>
+            </w:tcBorders>
+            <w:shd w:fill="F3F7FF" w:color="auto" w:val="clear"/>
+            <w:tcMar>
+              <w:top w:type="dxa" w:w="70"/>
+              <w:left w:type="dxa" w:w="120"/>
+              <w:bottom w:type="dxa" w:w="70"/>
+              <w:right w:type="dxa" w:w="120"/>
+            </w:tcMar>
+            <w:vAlign w:val="center"/>
+          </w:tcPr>
+          <w:p>
+            <w:pPr>
+              <w:spacing w:after="10" w:before="10" w:line="252" w:lineRule="auto"/>
+            </w:pPr>
+            <w:r>
+              <w:rPr>
+                <w:rFonts w:ascii="맑은 고딕" w:cs="맑은 고딕" w:eastAsia="맑은 고딕" w:hAnsi="맑은 고딕"/>
+                <w:b/>
+                <w:bCs/>
+                <w:color w:val="222222"/>
+                <w:sz w:val="24"/>
+                <w:szCs w:val="24"/>
+              </w:rPr>
+              <w:t xml:space="preserve">① 분야별 좋아요 순위</w:t>
+            </w:r>
+          </w:p>
+        </w:tc>
+        <w:tc>
+          <w:tcPr>
+            <w:tcW w:type="dxa" w:w="6438"/>
+            <w:tcBorders>
+              <w:top w:val="single" w:color="A0A7B4" w:sz="4"/>
+              <w:left w:val="single" w:color="A0A7B4" w:sz="4"/>
+              <w:bottom w:val="single" w:color="A0A7B4" w:sz="4"/>
+              <w:right w:val="single" w:color="A0A7B4" w:sz="4"/>
+            </w:tcBorders>
+            <w:tcMar>
+              <w:top w:type="dxa" w:w="70"/>
+              <w:left w:type="dxa" w:w="120"/>
+              <w:bottom w:type="dxa" w:w="70"/>
+              <w:right w:type="dxa" w:w="120"/>
+            </w:tcMar>
+            <w:vAlign w:val="center"/>
+          </w:tcPr>
+          <w:p>
+            <w:pPr>
+              <w:spacing w:after="10" w:before="10" w:line="252" w:lineRule="auto"/>
+            </w:pPr>
+            <w:r>
+              <w:rPr>
+                <w:rFonts w:ascii="맑은 고딕" w:cs="맑은 고딕" w:eastAsia="맑은 고딕" w:hAnsi="맑은 고딕"/>
+                <w:b w:val="false"/>
+                <w:bCs w:val="false"/>
+                <w:color w:val="222222"/>
+                <w:sz w:val="24"/>
+                <w:szCs w:val="24"/>
+              </w:rPr>
+              <w:t xml:space="preserve">블록코딩·바이브코딩 </w:t>
+            </w:r>
+            <w:r>
+              <w:rPr>
+                <w:rFonts w:ascii="맑은 고딕" w:cs="맑은 고딕" w:eastAsia="맑은 고딕" w:hAnsi="맑은 고딕"/>
+                <w:b/>
+                <w:bCs/>
+                <w:color w:val="222222"/>
+                <w:sz w:val="24"/>
+                <w:szCs w:val="24"/>
+              </w:rPr>
+              <w:t xml:space="preserve">분야마다</w:t>
+            </w:r>
+            <w:r>
+              <w:rPr>
+                <w:rFonts w:ascii="맑은 고딕" w:cs="맑은 고딕" w:eastAsia="맑은 고딕" w:hAnsi="맑은 고딕"/>
+                <w:b w:val="false"/>
+                <w:bCs w:val="false"/>
+                <w:color w:val="222222"/>
+                <w:sz w:val="24"/>
+                <w:szCs w:val="24"/>
+              </w:rPr>
+              <w:t xml:space="preserve"> 좋아요를 많이 받은 작품부터 차례대로 보여 줘요.</w:t>
+            </w:r>
+          </w:p>
+        </w:tc>
+      </w:tr>
+      <w:tr>
+        <w:trPr>
+          <w:cantSplit/>
+          <w:tblHeader w:val="false"/>
+        </w:trPr>
+        <w:tc>
+          <w:tcPr>
+            <w:tcW w:type="dxa" w:w="3200"/>
+            <w:tcBorders>
+              <w:top w:val="single" w:color="A0A7B4" w:sz="4"/>
+              <w:left w:val="single" w:color="A0A7B4" w:sz="4"/>
+              <w:bottom w:val="single" w:color="A0A7B4" w:sz="4"/>
+              <w:right w:val="single" w:color="A0A7B4" w:sz="4"/>
+            </w:tcBorders>
+            <w:shd w:fill="F3F7FF" w:color="auto" w:val="clear"/>
+            <w:tcMar>
+              <w:top w:type="dxa" w:w="70"/>
+              <w:left w:type="dxa" w:w="120"/>
+              <w:bottom w:type="dxa" w:w="70"/>
+              <w:right w:type="dxa" w:w="120"/>
+            </w:tcMar>
+            <w:vAlign w:val="center"/>
+          </w:tcPr>
+          <w:p>
+            <w:pPr>
+              <w:spacing w:after="10" w:before="10" w:line="252" w:lineRule="auto"/>
+            </w:pPr>
+            <w:r>
+              <w:rPr>
+                <w:rFonts w:ascii="맑은 고딕" w:cs="맑은 고딕" w:eastAsia="맑은 고딕" w:hAnsi="맑은 고딕"/>
+                <w:b/>
+                <w:bCs/>
+                <w:color w:val="222222"/>
+                <w:sz w:val="24"/>
+                <w:szCs w:val="24"/>
+              </w:rPr>
+              <w:t xml:space="preserve">② 우리 반 참여율 순위</w:t>
+            </w:r>
+          </w:p>
+        </w:tc>
+        <w:tc>
+          <w:tcPr>
+            <w:tcW w:type="dxa" w:w="6438"/>
+            <w:tcBorders>
+              <w:top w:val="single" w:color="A0A7B4" w:sz="4"/>
+              <w:left w:val="single" w:color="A0A7B4" w:sz="4"/>
+              <w:bottom w:val="single" w:color="A0A7B4" w:sz="4"/>
+              <w:right w:val="single" w:color="A0A7B4" w:sz="4"/>
+            </w:tcBorders>
+            <w:tcMar>
+              <w:top w:type="dxa" w:w="70"/>
+              <w:left w:type="dxa" w:w="120"/>
+              <w:bottom w:type="dxa" w:w="70"/>
+              <w:right w:type="dxa" w:w="120"/>
+            </w:tcMar>
+            <w:vAlign w:val="center"/>
+          </w:tcPr>
+          <w:p>
+            <w:pPr>
+              <w:spacing w:after="10" w:before="10" w:line="252" w:lineRule="auto"/>
+            </w:pPr>
+            <w:r>
+              <w:rPr>
+                <w:rFonts w:ascii="맑은 고딕" w:cs="맑은 고딕" w:eastAsia="맑은 고딕" w:hAnsi="맑은 고딕"/>
+                <w:b w:val="false"/>
+                <w:bCs w:val="false"/>
+                <w:color w:val="222222"/>
+                <w:sz w:val="24"/>
+                <w:szCs w:val="24"/>
+              </w:rPr>
+              <w:t xml:space="preserve">반마다 </w:t>
+            </w:r>
+            <w:r>
+              <w:rPr>
+                <w:rFonts w:ascii="맑은 고딕" w:cs="맑은 고딕" w:eastAsia="맑은 고딕" w:hAnsi="맑은 고딕"/>
+                <w:b/>
+                <w:bCs/>
+                <w:color w:val="222222"/>
+                <w:sz w:val="24"/>
+                <w:szCs w:val="24"/>
+              </w:rPr>
+              <w:t xml:space="preserve">작품을 낸 친구가 얼마나 많은지(참여율)</w:t>
+            </w:r>
+            <w:r>
+              <w:rPr>
+                <w:rFonts w:ascii="맑은 고딕" w:cs="맑은 고딕" w:eastAsia="맑은 고딕" w:hAnsi="맑은 고딕"/>
+                <w:b w:val="false"/>
+                <w:bCs w:val="false"/>
+                <w:color w:val="222222"/>
+                <w:sz w:val="24"/>
+                <w:szCs w:val="24"/>
+              </w:rPr>
+              <w:t xml:space="preserve">를 비교해서, 참여율이 높은 반부터 보여 줘요.</w:t>
+            </w:r>
+          </w:p>
+        </w:tc>
+      </w:tr>
+    </w:tbl>
+    <w:p>
+      <w:pPr>
+        <w:spacing w:after="80" w:before="40" w:line="288" w:lineRule="auto"/>
+      </w:pPr>
+      <w:r>
+        <w:rPr>
+          <w:rFonts w:ascii="맑은 고딕" w:cs="맑은 고딕" w:eastAsia="맑은 고딕" w:hAnsi="맑은 고딕"/>
+          <w:b w:val="false"/>
+          <w:bCs w:val="false"/>
+          <w:color w:val="222222"/>
+          <w:sz w:val="22"/>
+          <w:szCs w:val="22"/>
+        </w:rPr>
+        <w:t xml:space="preserve">순위는 좋아요를 누를 때마다 </w:t>
+      </w:r>
+      <w:r>
+        <w:rPr>
+          <w:rFonts w:ascii="맑은 고딕" w:cs="맑은 고딕" w:eastAsia="맑은 고딕" w:hAnsi="맑은 고딕"/>
+          <w:b/>
+          <w:bCs/>
+          <w:color w:val="222222"/>
+          <w:sz w:val="22"/>
+          <w:szCs w:val="22"/>
+        </w:rPr>
+        <w:t xml:space="preserve">실시간</w:t>
+      </w:r>
+      <w:r>
+        <w:rPr>
+          <w:rFonts w:ascii="맑은 고딕" w:cs="맑은 고딕" w:eastAsia="맑은 고딕" w:hAnsi="맑은 고딕"/>
+          <w:b w:val="false"/>
+          <w:bCs w:val="false"/>
+          <w:color w:val="222222"/>
+          <w:sz w:val="22"/>
+          <w:szCs w:val="22"/>
+        </w:rPr>
+        <w:t xml:space="preserve">으로 바뀌어요. 순위 화면에도 이름은 김○○처럼 가려지고 학년·반만 보여요. 학급별 참여율 순위는 11. 18.(수) 결과 발표 때도 알려 줘요.</w:t>
+      </w:r>
+    </w:p>
+    <w:p>
+      <w:pPr>
+        <w:pStyle w:val="Heading2"/>
+        <w:keepNext/>
+        <w:keepLines/>
+        <w:pBdr>
+          <w:bottom w:val="single" w:color="2F6FDB" w:sz="6" w:space="2"/>
+        </w:pBdr>
+        <w:spacing w:after="100" w:before="220"/>
+      </w:pPr>
+      <w:r>
+        <w:rPr>
+          <w:rFonts w:ascii="맑은 고딕" w:cs="맑은 고딕" w:eastAsia="맑은 고딕" w:hAnsi="맑은 고딕"/>
+          <w:b/>
+          <w:bCs/>
+          <w:color w:val="1B3F86"/>
+          <w:sz w:val="28"/>
+          <w:szCs w:val="28"/>
+        </w:rPr>
+        <w:t xml:space="preserve">참여율이 뭐예요?</w:t>
+      </w:r>
+    </w:p>
+    <w:p>
+      <w:pPr>
+        <w:spacing w:after="80" w:before="40" w:line="288" w:lineRule="auto"/>
+      </w:pPr>
+      <w:r>
+        <w:rPr>
+          <w:rFonts w:ascii="맑은 고딕" w:cs="맑은 고딕" w:eastAsia="맑은 고딕" w:hAnsi="맑은 고딕"/>
+          <w:b/>
+          <w:bCs/>
+          <w:color w:val="222222"/>
+          <w:sz w:val="24"/>
+          <w:szCs w:val="24"/>
+        </w:rPr>
+        <w:t xml:space="preserve">참여율</w:t>
+      </w:r>
+      <w:r>
+        <w:rPr>
+          <w:rFonts w:ascii="맑은 고딕" w:cs="맑은 고딕" w:eastAsia="맑은 고딕" w:hAnsi="맑은 고딕"/>
+          <w:b w:val="false"/>
+          <w:bCs w:val="false"/>
+          <w:color w:val="222222"/>
+          <w:sz w:val="24"/>
+          <w:szCs w:val="24"/>
+        </w:rPr>
+        <w:t xml:space="preserve">은 우리 반 친구들 중에서 </w:t>
+      </w:r>
+      <w:r>
+        <w:rPr>
+          <w:rFonts w:ascii="맑은 고딕" w:cs="맑은 고딕" w:eastAsia="맑은 고딕" w:hAnsi="맑은 고딕"/>
+          <w:b/>
+          <w:bCs/>
+          <w:color w:val="222222"/>
+          <w:sz w:val="24"/>
+          <w:szCs w:val="24"/>
+        </w:rPr>
+        <w:t xml:space="preserve">작품을 낸 친구가 몇 %인지</w:t>
+      </w:r>
+      <w:r>
+        <w:rPr>
+          <w:rFonts w:ascii="맑은 고딕" w:cs="맑은 고딕" w:eastAsia="맑은 고딕" w:hAnsi="맑은 고딕"/>
+          <w:b w:val="false"/>
+          <w:bCs w:val="false"/>
+          <w:color w:val="222222"/>
+          <w:sz w:val="24"/>
+          <w:szCs w:val="24"/>
+        </w:rPr>
+        <w:t xml:space="preserve"> 나타내는 숫자예요. 우리 반 친구들이 많이 참여할수록 참여율이 높아져요.</w:t>
+      </w:r>
+    </w:p>
+    <w:tbl>
+      <w:tblPr>
+        <w:tblW w:type="dxa" w:w="9638"/>
+        <w:jc w:val="center"/>
+        <w:tblBorders>
+          <w:top w:val="single" w:color="auto" w:sz="4"/>
+          <w:left w:val="single" w:color="auto" w:sz="4"/>
+          <w:bottom w:val="single" w:color="auto" w:sz="4"/>
+          <w:right w:val="single" w:color="auto" w:sz="4"/>
+          <w:insideH w:val="single" w:color="auto" w:sz="4"/>
+          <w:insideV w:val="single" w:color="auto" w:sz="4"/>
+        </w:tblBorders>
+      </w:tblPr>
+      <w:tblGrid>
+        <w:gridCol w:w="9638"/>
+      </w:tblGrid>
+      <w:tr>
+        <w:trPr>
+          <w:cantSplit/>
+        </w:trPr>
+        <w:tc>
+          <w:tcPr>
+            <w:tcW w:type="dxa" w:w="9638"/>
+            <w:tcBorders>
               <w:top w:val="single" w:color="2F6FDB" w:sz="8"/>
               <w:left w:val="single" w:color="2F6FDB" w:sz="8"/>
               <w:bottom w:val="single" w:color="2F6FDB" w:sz="8"/>
@@ -11452,6 +12747,592 @@
           </w:tcPr>
           <w:p>
             <w:pPr>
+              <w:spacing w:after="20" w:before="20" w:line="288" w:lineRule="auto"/>
+              <w:jc w:val="center"/>
+            </w:pPr>
+            <w:r>
+              <w:rPr>
+                <w:rFonts w:ascii="맑은 고딕" w:cs="맑은 고딕" w:eastAsia="맑은 고딕" w:hAnsi="맑은 고딕"/>
+                <w:b/>
+                <w:bCs/>
+                <w:color w:val="1B3F86"/>
+                <w:sz w:val="26"/>
+                <w:szCs w:val="26"/>
+              </w:rPr>
+              <w:t xml:space="preserve">참여율(%) = 작품을 낸 우리 반 학생 수 ÷ 우리 반 학생 수 × 100</w:t>
+            </w:r>
+          </w:p>
+        </w:tc>
+      </w:tr>
+    </w:tbl>
+    <w:p>
+      <w:pPr>
+        <w:spacing w:after="60" w:before="0"/>
+      </w:pPr>
+    </w:p>
+    <w:tbl>
+      <w:tblPr>
+        <w:tblW w:type="dxa" w:w="9638"/>
+        <w:jc w:val="center"/>
+        <w:tblBorders>
+          <w:top w:val="single" w:color="auto" w:sz="4"/>
+          <w:left w:val="single" w:color="auto" w:sz="4"/>
+          <w:bottom w:val="single" w:color="auto" w:sz="4"/>
+          <w:right w:val="single" w:color="auto" w:sz="4"/>
+          <w:insideH w:val="single" w:color="auto" w:sz="4"/>
+          <w:insideV w:val="single" w:color="auto" w:sz="4"/>
+        </w:tblBorders>
+      </w:tblPr>
+      <w:tblGrid>
+        <w:gridCol w:w="2000"/>
+        <w:gridCol w:w="1900"/>
+        <w:gridCol w:w="2400"/>
+        <w:gridCol w:w="3338"/>
+      </w:tblGrid>
+      <w:tr>
+        <w:trPr>
+          <w:cantSplit/>
+          <w:tblHeader/>
+        </w:trPr>
+        <w:tc>
+          <w:tcPr>
+            <w:tcW w:type="dxa" w:w="2000"/>
+            <w:tcBorders>
+              <w:top w:val="single" w:color="A0A7B4" w:sz="4"/>
+              <w:left w:val="single" w:color="A0A7B4" w:sz="4"/>
+              <w:bottom w:val="single" w:color="A0A7B4" w:sz="4"/>
+              <w:right w:val="single" w:color="A0A7B4" w:sz="4"/>
+            </w:tcBorders>
+            <w:shd w:fill="2F6FDB" w:color="auto" w:val="clear"/>
+            <w:tcMar>
+              <w:top w:type="dxa" w:w="70"/>
+              <w:left w:type="dxa" w:w="120"/>
+              <w:bottom w:type="dxa" w:w="70"/>
+              <w:right w:type="dxa" w:w="120"/>
+            </w:tcMar>
+            <w:vAlign w:val="center"/>
+          </w:tcPr>
+          <w:p>
+            <w:pPr>
+              <w:spacing w:after="10" w:before="10" w:line="252" w:lineRule="auto"/>
+              <w:jc w:val="center"/>
+            </w:pPr>
+            <w:r>
+              <w:rPr>
+                <w:rFonts w:ascii="맑은 고딕" w:cs="맑은 고딕" w:eastAsia="맑은 고딕" w:hAnsi="맑은 고딕"/>
+                <w:b/>
+                <w:bCs/>
+                <w:color w:val="FFFFFF"/>
+                <w:sz w:val="24"/>
+                <w:szCs w:val="24"/>
+              </w:rPr>
+              <w:t xml:space="preserve">예시 반</w:t>
+            </w:r>
+          </w:p>
+        </w:tc>
+        <w:tc>
+          <w:tcPr>
+            <w:tcW w:type="dxa" w:w="1900"/>
+            <w:tcBorders>
+              <w:top w:val="single" w:color="A0A7B4" w:sz="4"/>
+              <w:left w:val="single" w:color="A0A7B4" w:sz="4"/>
+              <w:bottom w:val="single" w:color="A0A7B4" w:sz="4"/>
+              <w:right w:val="single" w:color="A0A7B4" w:sz="4"/>
+            </w:tcBorders>
+            <w:shd w:fill="2F6FDB" w:color="auto" w:val="clear"/>
+            <w:tcMar>
+              <w:top w:type="dxa" w:w="70"/>
+              <w:left w:type="dxa" w:w="120"/>
+              <w:bottom w:type="dxa" w:w="70"/>
+              <w:right w:type="dxa" w:w="120"/>
+            </w:tcMar>
+            <w:vAlign w:val="center"/>
+          </w:tcPr>
+          <w:p>
+            <w:pPr>
+              <w:spacing w:after="10" w:before="10" w:line="252" w:lineRule="auto"/>
+              <w:jc w:val="center"/>
+            </w:pPr>
+            <w:r>
+              <w:rPr>
+                <w:rFonts w:ascii="맑은 고딕" w:cs="맑은 고딕" w:eastAsia="맑은 고딕" w:hAnsi="맑은 고딕"/>
+                <w:b/>
+                <w:bCs/>
+                <w:color w:val="FFFFFF"/>
+                <w:sz w:val="24"/>
+                <w:szCs w:val="24"/>
+              </w:rPr>
+              <w:t xml:space="preserve">반 학생 수</w:t>
+            </w:r>
+          </w:p>
+        </w:tc>
+        <w:tc>
+          <w:tcPr>
+            <w:tcW w:type="dxa" w:w="2400"/>
+            <w:tcBorders>
+              <w:top w:val="single" w:color="A0A7B4" w:sz="4"/>
+              <w:left w:val="single" w:color="A0A7B4" w:sz="4"/>
+              <w:bottom w:val="single" w:color="A0A7B4" w:sz="4"/>
+              <w:right w:val="single" w:color="A0A7B4" w:sz="4"/>
+            </w:tcBorders>
+            <w:shd w:fill="2F6FDB" w:color="auto" w:val="clear"/>
+            <w:tcMar>
+              <w:top w:type="dxa" w:w="70"/>
+              <w:left w:type="dxa" w:w="120"/>
+              <w:bottom w:type="dxa" w:w="70"/>
+              <w:right w:type="dxa" w:w="120"/>
+            </w:tcMar>
+            <w:vAlign w:val="center"/>
+          </w:tcPr>
+          <w:p>
+            <w:pPr>
+              <w:spacing w:after="10" w:before="10" w:line="252" w:lineRule="auto"/>
+              <w:jc w:val="center"/>
+            </w:pPr>
+            <w:r>
+              <w:rPr>
+                <w:rFonts w:ascii="맑은 고딕" w:cs="맑은 고딕" w:eastAsia="맑은 고딕" w:hAnsi="맑은 고딕"/>
+                <w:b/>
+                <w:bCs/>
+                <w:color w:val="FFFFFF"/>
+                <w:sz w:val="24"/>
+                <w:szCs w:val="24"/>
+              </w:rPr>
+              <w:t xml:space="preserve">작품을 낸 학생 수</w:t>
+            </w:r>
+          </w:p>
+        </w:tc>
+        <w:tc>
+          <w:tcPr>
+            <w:tcW w:type="dxa" w:w="3338"/>
+            <w:tcBorders>
+              <w:top w:val="single" w:color="A0A7B4" w:sz="4"/>
+              <w:left w:val="single" w:color="A0A7B4" w:sz="4"/>
+              <w:bottom w:val="single" w:color="A0A7B4" w:sz="4"/>
+              <w:right w:val="single" w:color="A0A7B4" w:sz="4"/>
+            </w:tcBorders>
+            <w:shd w:fill="2F6FDB" w:color="auto" w:val="clear"/>
+            <w:tcMar>
+              <w:top w:type="dxa" w:w="70"/>
+              <w:left w:type="dxa" w:w="120"/>
+              <w:bottom w:type="dxa" w:w="70"/>
+              <w:right w:type="dxa" w:w="120"/>
+            </w:tcMar>
+            <w:vAlign w:val="center"/>
+          </w:tcPr>
+          <w:p>
+            <w:pPr>
+              <w:spacing w:after="10" w:before="10" w:line="252" w:lineRule="auto"/>
+              <w:jc w:val="center"/>
+            </w:pPr>
+            <w:r>
+              <w:rPr>
+                <w:rFonts w:ascii="맑은 고딕" w:cs="맑은 고딕" w:eastAsia="맑은 고딕" w:hAnsi="맑은 고딕"/>
+                <w:b/>
+                <w:bCs/>
+                <w:color w:val="FFFFFF"/>
+                <w:sz w:val="24"/>
+                <w:szCs w:val="24"/>
+              </w:rPr>
+              <w:t xml:space="preserve">참여율</w:t>
+            </w:r>
+          </w:p>
+        </w:tc>
+      </w:tr>
+      <w:tr>
+        <w:trPr>
+          <w:cantSplit/>
+          <w:tblHeader w:val="false"/>
+        </w:trPr>
+        <w:tc>
+          <w:tcPr>
+            <w:tcW w:type="dxa" w:w="2000"/>
+            <w:tcBorders>
+              <w:top w:val="single" w:color="A0A7B4" w:sz="4"/>
+              <w:left w:val="single" w:color="A0A7B4" w:sz="4"/>
+              <w:bottom w:val="single" w:color="A0A7B4" w:sz="4"/>
+              <w:right w:val="single" w:color="A0A7B4" w:sz="4"/>
+            </w:tcBorders>
+            <w:shd w:fill="F3F7FF" w:color="auto" w:val="clear"/>
+            <w:tcMar>
+              <w:top w:type="dxa" w:w="70"/>
+              <w:left w:type="dxa" w:w="120"/>
+              <w:bottom w:type="dxa" w:w="70"/>
+              <w:right w:type="dxa" w:w="120"/>
+            </w:tcMar>
+            <w:vAlign w:val="center"/>
+          </w:tcPr>
+          <w:p>
+            <w:pPr>
+              <w:spacing w:after="10" w:before="10" w:line="252" w:lineRule="auto"/>
+              <w:jc w:val="center"/>
+            </w:pPr>
+            <w:r>
+              <w:rPr>
+                <w:rFonts w:ascii="맑은 고딕" w:cs="맑은 고딕" w:eastAsia="맑은 고딕" w:hAnsi="맑은 고딕"/>
+                <w:b/>
+                <w:bCs/>
+                <w:color w:val="222222"/>
+                <w:sz w:val="24"/>
+                <w:szCs w:val="24"/>
+              </w:rPr>
+              <w:t xml:space="preserve">4학년 3반</w:t>
+            </w:r>
+          </w:p>
+        </w:tc>
+        <w:tc>
+          <w:tcPr>
+            <w:tcW w:type="dxa" w:w="1900"/>
+            <w:tcBorders>
+              <w:top w:val="single" w:color="A0A7B4" w:sz="4"/>
+              <w:left w:val="single" w:color="A0A7B4" w:sz="4"/>
+              <w:bottom w:val="single" w:color="A0A7B4" w:sz="4"/>
+              <w:right w:val="single" w:color="A0A7B4" w:sz="4"/>
+            </w:tcBorders>
+            <w:tcMar>
+              <w:top w:type="dxa" w:w="70"/>
+              <w:left w:type="dxa" w:w="120"/>
+              <w:bottom w:type="dxa" w:w="70"/>
+              <w:right w:type="dxa" w:w="120"/>
+            </w:tcMar>
+            <w:vAlign w:val="center"/>
+          </w:tcPr>
+          <w:p>
+            <w:pPr>
+              <w:spacing w:after="10" w:before="10" w:line="252" w:lineRule="auto"/>
+              <w:jc w:val="center"/>
+            </w:pPr>
+            <w:r>
+              <w:rPr>
+                <w:rFonts w:ascii="맑은 고딕" w:cs="맑은 고딕" w:eastAsia="맑은 고딕" w:hAnsi="맑은 고딕"/>
+                <w:b w:val="false"/>
+                <w:bCs w:val="false"/>
+                <w:color w:val="222222"/>
+                <w:sz w:val="24"/>
+                <w:szCs w:val="24"/>
+              </w:rPr>
+              <w:t xml:space="preserve">25명</w:t>
+            </w:r>
+          </w:p>
+        </w:tc>
+        <w:tc>
+          <w:tcPr>
+            <w:tcW w:type="dxa" w:w="2400"/>
+            <w:tcBorders>
+              <w:top w:val="single" w:color="A0A7B4" w:sz="4"/>
+              <w:left w:val="single" w:color="A0A7B4" w:sz="4"/>
+              <w:bottom w:val="single" w:color="A0A7B4" w:sz="4"/>
+              <w:right w:val="single" w:color="A0A7B4" w:sz="4"/>
+            </w:tcBorders>
+            <w:tcMar>
+              <w:top w:type="dxa" w:w="70"/>
+              <w:left w:type="dxa" w:w="120"/>
+              <w:bottom w:type="dxa" w:w="70"/>
+              <w:right w:type="dxa" w:w="120"/>
+            </w:tcMar>
+            <w:vAlign w:val="center"/>
+          </w:tcPr>
+          <w:p>
+            <w:pPr>
+              <w:spacing w:after="10" w:before="10" w:line="252" w:lineRule="auto"/>
+              <w:jc w:val="center"/>
+            </w:pPr>
+            <w:r>
+              <w:rPr>
+                <w:rFonts w:ascii="맑은 고딕" w:cs="맑은 고딕" w:eastAsia="맑은 고딕" w:hAnsi="맑은 고딕"/>
+                <w:b w:val="false"/>
+                <w:bCs w:val="false"/>
+                <w:color w:val="222222"/>
+                <w:sz w:val="24"/>
+                <w:szCs w:val="24"/>
+              </w:rPr>
+              <w:t xml:space="preserve">10명</w:t>
+            </w:r>
+          </w:p>
+        </w:tc>
+        <w:tc>
+          <w:tcPr>
+            <w:tcW w:type="dxa" w:w="3338"/>
+            <w:tcBorders>
+              <w:top w:val="single" w:color="A0A7B4" w:sz="4"/>
+              <w:left w:val="single" w:color="A0A7B4" w:sz="4"/>
+              <w:bottom w:val="single" w:color="A0A7B4" w:sz="4"/>
+              <w:right w:val="single" w:color="A0A7B4" w:sz="4"/>
+            </w:tcBorders>
+            <w:tcMar>
+              <w:top w:type="dxa" w:w="70"/>
+              <w:left w:type="dxa" w:w="120"/>
+              <w:bottom w:type="dxa" w:w="70"/>
+              <w:right w:type="dxa" w:w="120"/>
+            </w:tcMar>
+            <w:vAlign w:val="center"/>
+          </w:tcPr>
+          <w:p>
+            <w:pPr>
+              <w:spacing w:after="10" w:before="10" w:line="252" w:lineRule="auto"/>
+              <w:jc w:val="center"/>
+            </w:pPr>
+            <w:r>
+              <w:rPr>
+                <w:rFonts w:ascii="맑은 고딕" w:cs="맑은 고딕" w:eastAsia="맑은 고딕" w:hAnsi="맑은 고딕"/>
+                <w:b w:val="false"/>
+                <w:bCs w:val="false"/>
+                <w:color w:val="222222"/>
+                <w:sz w:val="24"/>
+                <w:szCs w:val="24"/>
+              </w:rPr>
+              <w:t xml:space="preserve">10 ÷ 25 × 100 = </w:t>
+            </w:r>
+            <w:r>
+              <w:rPr>
+                <w:rFonts w:ascii="맑은 고딕" w:cs="맑은 고딕" w:eastAsia="맑은 고딕" w:hAnsi="맑은 고딕"/>
+                <w:b/>
+                <w:bCs/>
+                <w:color w:val="222222"/>
+                <w:sz w:val="24"/>
+                <w:szCs w:val="24"/>
+              </w:rPr>
+              <w:t xml:space="preserve">40%</w:t>
+            </w:r>
+          </w:p>
+        </w:tc>
+      </w:tr>
+      <w:tr>
+        <w:trPr>
+          <w:cantSplit/>
+          <w:tblHeader w:val="false"/>
+        </w:trPr>
+        <w:tc>
+          <w:tcPr>
+            <w:tcW w:type="dxa" w:w="2000"/>
+            <w:tcBorders>
+              <w:top w:val="single" w:color="A0A7B4" w:sz="4"/>
+              <w:left w:val="single" w:color="A0A7B4" w:sz="4"/>
+              <w:bottom w:val="single" w:color="A0A7B4" w:sz="4"/>
+              <w:right w:val="single" w:color="A0A7B4" w:sz="4"/>
+            </w:tcBorders>
+            <w:shd w:fill="F3F7FF" w:color="auto" w:val="clear"/>
+            <w:tcMar>
+              <w:top w:type="dxa" w:w="70"/>
+              <w:left w:type="dxa" w:w="120"/>
+              <w:bottom w:type="dxa" w:w="70"/>
+              <w:right w:type="dxa" w:w="120"/>
+            </w:tcMar>
+            <w:vAlign w:val="center"/>
+          </w:tcPr>
+          <w:p>
+            <w:pPr>
+              <w:spacing w:after="10" w:before="10" w:line="252" w:lineRule="auto"/>
+              <w:jc w:val="center"/>
+            </w:pPr>
+            <w:r>
+              <w:rPr>
+                <w:rFonts w:ascii="맑은 고딕" w:cs="맑은 고딕" w:eastAsia="맑은 고딕" w:hAnsi="맑은 고딕"/>
+                <w:b/>
+                <w:bCs/>
+                <w:color w:val="222222"/>
+                <w:sz w:val="24"/>
+                <w:szCs w:val="24"/>
+              </w:rPr>
+              <w:t xml:space="preserve">5학년 1반</w:t>
+            </w:r>
+          </w:p>
+        </w:tc>
+        <w:tc>
+          <w:tcPr>
+            <w:tcW w:type="dxa" w:w="1900"/>
+            <w:tcBorders>
+              <w:top w:val="single" w:color="A0A7B4" w:sz="4"/>
+              <w:left w:val="single" w:color="A0A7B4" w:sz="4"/>
+              <w:bottom w:val="single" w:color="A0A7B4" w:sz="4"/>
+              <w:right w:val="single" w:color="A0A7B4" w:sz="4"/>
+            </w:tcBorders>
+            <w:tcMar>
+              <w:top w:type="dxa" w:w="70"/>
+              <w:left w:type="dxa" w:w="120"/>
+              <w:bottom w:type="dxa" w:w="70"/>
+              <w:right w:type="dxa" w:w="120"/>
+            </w:tcMar>
+            <w:vAlign w:val="center"/>
+          </w:tcPr>
+          <w:p>
+            <w:pPr>
+              <w:spacing w:after="10" w:before="10" w:line="252" w:lineRule="auto"/>
+              <w:jc w:val="center"/>
+            </w:pPr>
+            <w:r>
+              <w:rPr>
+                <w:rFonts w:ascii="맑은 고딕" w:cs="맑은 고딕" w:eastAsia="맑은 고딕" w:hAnsi="맑은 고딕"/>
+                <w:b w:val="false"/>
+                <w:bCs w:val="false"/>
+                <w:color w:val="222222"/>
+                <w:sz w:val="24"/>
+                <w:szCs w:val="24"/>
+              </w:rPr>
+              <w:t xml:space="preserve">20명</w:t>
+            </w:r>
+          </w:p>
+        </w:tc>
+        <w:tc>
+          <w:tcPr>
+            <w:tcW w:type="dxa" w:w="2400"/>
+            <w:tcBorders>
+              <w:top w:val="single" w:color="A0A7B4" w:sz="4"/>
+              <w:left w:val="single" w:color="A0A7B4" w:sz="4"/>
+              <w:bottom w:val="single" w:color="A0A7B4" w:sz="4"/>
+              <w:right w:val="single" w:color="A0A7B4" w:sz="4"/>
+            </w:tcBorders>
+            <w:tcMar>
+              <w:top w:type="dxa" w:w="70"/>
+              <w:left w:type="dxa" w:w="120"/>
+              <w:bottom w:type="dxa" w:w="70"/>
+              <w:right w:type="dxa" w:w="120"/>
+            </w:tcMar>
+            <w:vAlign w:val="center"/>
+          </w:tcPr>
+          <w:p>
+            <w:pPr>
+              <w:spacing w:after="10" w:before="10" w:line="252" w:lineRule="auto"/>
+              <w:jc w:val="center"/>
+            </w:pPr>
+            <w:r>
+              <w:rPr>
+                <w:rFonts w:ascii="맑은 고딕" w:cs="맑은 고딕" w:eastAsia="맑은 고딕" w:hAnsi="맑은 고딕"/>
+                <w:b w:val="false"/>
+                <w:bCs w:val="false"/>
+                <w:color w:val="222222"/>
+                <w:sz w:val="24"/>
+                <w:szCs w:val="24"/>
+              </w:rPr>
+              <w:t xml:space="preserve">10명</w:t>
+            </w:r>
+          </w:p>
+        </w:tc>
+        <w:tc>
+          <w:tcPr>
+            <w:tcW w:type="dxa" w:w="3338"/>
+            <w:tcBorders>
+              <w:top w:val="single" w:color="A0A7B4" w:sz="4"/>
+              <w:left w:val="single" w:color="A0A7B4" w:sz="4"/>
+              <w:bottom w:val="single" w:color="A0A7B4" w:sz="4"/>
+              <w:right w:val="single" w:color="A0A7B4" w:sz="4"/>
+            </w:tcBorders>
+            <w:tcMar>
+              <w:top w:type="dxa" w:w="70"/>
+              <w:left w:type="dxa" w:w="120"/>
+              <w:bottom w:type="dxa" w:w="70"/>
+              <w:right w:type="dxa" w:w="120"/>
+            </w:tcMar>
+            <w:vAlign w:val="center"/>
+          </w:tcPr>
+          <w:p>
+            <w:pPr>
+              <w:spacing w:after="10" w:before="10" w:line="252" w:lineRule="auto"/>
+              <w:jc w:val="center"/>
+            </w:pPr>
+            <w:r>
+              <w:rPr>
+                <w:rFonts w:ascii="맑은 고딕" w:cs="맑은 고딕" w:eastAsia="맑은 고딕" w:hAnsi="맑은 고딕"/>
+                <w:b w:val="false"/>
+                <w:bCs w:val="false"/>
+                <w:color w:val="222222"/>
+                <w:sz w:val="24"/>
+                <w:szCs w:val="24"/>
+              </w:rPr>
+              <w:t xml:space="preserve">10 ÷ 20 × 100 = </w:t>
+            </w:r>
+            <w:r>
+              <w:rPr>
+                <w:rFonts w:ascii="맑은 고딕" w:cs="맑은 고딕" w:eastAsia="맑은 고딕" w:hAnsi="맑은 고딕"/>
+                <w:b/>
+                <w:bCs/>
+                <w:color w:val="222222"/>
+                <w:sz w:val="24"/>
+                <w:szCs w:val="24"/>
+              </w:rPr>
+              <w:t xml:space="preserve">50%</w:t>
+            </w:r>
+          </w:p>
+        </w:tc>
+      </w:tr>
+    </w:tbl>
+    <w:p>
+      <w:pPr>
+        <w:spacing w:after="80" w:before="40" w:line="288" w:lineRule="auto"/>
+      </w:pPr>
+      <w:r>
+        <w:rPr>
+          <w:rFonts w:ascii="맑은 고딕" w:cs="맑은 고딕" w:eastAsia="맑은 고딕" w:hAnsi="맑은 고딕"/>
+          <w:b w:val="false"/>
+          <w:bCs w:val="false"/>
+          <w:color w:val="222222"/>
+          <w:sz w:val="24"/>
+          <w:szCs w:val="24"/>
+        </w:rPr>
+        <w:t xml:space="preserve">두 반 모두 10명이 참여했지만, 5학년 1반은 반 친구 수가 더 적어서 </w:t>
+      </w:r>
+      <w:r>
+        <w:rPr>
+          <w:rFonts w:ascii="맑은 고딕" w:cs="맑은 고딕" w:eastAsia="맑은 고딕" w:hAnsi="맑은 고딕"/>
+          <w:b/>
+          <w:bCs/>
+          <w:color w:val="222222"/>
+          <w:sz w:val="24"/>
+          <w:szCs w:val="24"/>
+        </w:rPr>
+        <w:t xml:space="preserve">참여율이 더 높아요.</w:t>
+      </w:r>
+      <w:r>
+        <w:rPr>
+          <w:rFonts w:ascii="맑은 고딕" w:cs="맑은 고딕" w:eastAsia="맑은 고딕" w:hAnsi="맑은 고딕"/>
+          <w:b w:val="false"/>
+          <w:bCs w:val="false"/>
+          <w:color w:val="222222"/>
+          <w:sz w:val="24"/>
+          <w:szCs w:val="24"/>
+        </w:rPr>
+        <w:t xml:space="preserve"> 그래서 학생 수가 적은 반도 1등을 할 수 있어요!</w:t>
+      </w:r>
+    </w:p>
+    <w:tbl>
+      <w:tblPr>
+        <w:tblW w:type="dxa" w:w="9638"/>
+        <w:jc w:val="center"/>
+        <w:tblBorders>
+          <w:top w:val="single" w:color="auto" w:sz="4"/>
+          <w:left w:val="single" w:color="auto" w:sz="4"/>
+          <w:bottom w:val="single" w:color="auto" w:sz="4"/>
+          <w:right w:val="single" w:color="auto" w:sz="4"/>
+          <w:insideH w:val="single" w:color="auto" w:sz="4"/>
+          <w:insideV w:val="single" w:color="auto" w:sz="4"/>
+        </w:tblBorders>
+      </w:tblPr>
+      <w:tblGrid>
+        <w:gridCol w:w="9638"/>
+      </w:tblGrid>
+      <w:tr>
+        <w:trPr>
+          <w:cantSplit/>
+        </w:trPr>
+        <w:tc>
+          <w:tcPr>
+            <w:tcW w:type="dxa" w:w="9638"/>
+            <w:tcBorders>
+              <w:top w:val="single" w:color="F2B705" w:sz="8"/>
+              <w:left w:val="single" w:color="F2B705" w:sz="8"/>
+              <w:bottom w:val="single" w:color="F2B705" w:sz="8"/>
+              <w:right w:val="single" w:color="F2B705" w:sz="8"/>
+            </w:tcBorders>
+            <w:shd w:fill="FFF8E1" w:color="auto" w:val="clear"/>
+            <w:tcMar>
+              <w:top w:type="dxa" w:w="120"/>
+              <w:left w:type="dxa" w:w="200"/>
+              <w:bottom w:type="dxa" w:w="120"/>
+              <w:right w:type="dxa" w:w="200"/>
+            </w:tcMar>
+          </w:tcPr>
+          <w:p>
+            <w:pPr>
               <w:spacing w:after="60" w:before="20" w:line="288" w:lineRule="auto"/>
             </w:pPr>
             <w:r>
@@ -11459,11 +13340,11 @@
                 <w:rFonts w:ascii="맑은 고딕" w:cs="맑은 고딕" w:eastAsia="맑은 고딕" w:hAnsi="맑은 고딕"/>
                 <w:b/>
                 <w:bCs/>
-                <w:color w:val="1B3F86"/>
+                <w:color w:val="7A5A00"/>
                 <w:sz w:val="25"/>
                 <w:szCs w:val="25"/>
               </w:rPr>
-              <w:t xml:space="preserve">투표와 상</w:t>
+              <w:t xml:space="preserve">알아 두어요</w:t>
             </w:r>
           </w:p>
           <w:p>
@@ -11490,40 +13371,40 @@
                 <w:sz w:val="24"/>
                 <w:szCs w:val="24"/>
               </w:rPr>
-              <w:t xml:space="preserve">친구 투표</w:t>
-            </w:r>
-            <w:r>
-              <w:rPr>
-                <w:rFonts w:ascii="맑은 고딕" w:cs="맑은 고딕" w:eastAsia="맑은 고딕" w:hAnsi="맑은 고딕"/>
-                <w:b w:val="false"/>
-                <w:bCs w:val="false"/>
-                <w:color w:val="222222"/>
-                <w:sz w:val="24"/>
-                <w:szCs w:val="24"/>
-              </w:rPr>
-              <w:t xml:space="preserve">: 체험·투표 주간에 구글 폼으로 분야별 </w:t>
-            </w:r>
-            <w:r>
-              <w:rPr>
-                <w:rFonts w:ascii="맑은 고딕" w:cs="맑은 고딕" w:eastAsia="맑은 고딕" w:hAnsi="맑은 고딕"/>
-                <w:b/>
-                <w:bCs/>
-                <w:color w:val="222222"/>
-                <w:sz w:val="24"/>
-                <w:szCs w:val="24"/>
-              </w:rPr>
-              <w:t xml:space="preserve">최대 3개</w:t>
-            </w:r>
-            <w:r>
-              <w:rPr>
-                <w:rFonts w:ascii="맑은 고딕" w:cs="맑은 고딕" w:eastAsia="맑은 고딕" w:hAnsi="맑은 고딕"/>
-                <w:b w:val="false"/>
-                <w:bCs w:val="false"/>
-                <w:color w:val="222222"/>
-                <w:sz w:val="24"/>
-                <w:szCs w:val="24"/>
-              </w:rPr>
-              <w:t xml:space="preserve"> 작품에 투표해요. (센스쿨 로그인, 1번만)</w:t>
+              <w:t xml:space="preserve">2명 팀</w:t>
+            </w:r>
+            <w:r>
+              <w:rPr>
+                <w:rFonts w:ascii="맑은 고딕" w:cs="맑은 고딕" w:eastAsia="맑은 고딕" w:hAnsi="맑은 고딕"/>
+                <w:b w:val="false"/>
+                <w:bCs w:val="false"/>
+                <w:color w:val="222222"/>
+                <w:sz w:val="24"/>
+                <w:szCs w:val="24"/>
+              </w:rPr>
+              <w:t xml:space="preserve">은 두 친구 모두 각자 </w:t>
+            </w:r>
+            <w:r>
+              <w:rPr>
+                <w:rFonts w:ascii="맑은 고딕" w:cs="맑은 고딕" w:eastAsia="맑은 고딕" w:hAnsi="맑은 고딕"/>
+                <w:b/>
+                <w:bCs/>
+                <w:color w:val="222222"/>
+                <w:sz w:val="24"/>
+                <w:szCs w:val="24"/>
+              </w:rPr>
+              <w:t xml:space="preserve">자기 반</w:t>
+            </w:r>
+            <w:r>
+              <w:rPr>
+                <w:rFonts w:ascii="맑은 고딕" w:cs="맑은 고딕" w:eastAsia="맑은 고딕" w:hAnsi="맑은 고딕"/>
+                <w:b w:val="false"/>
+                <w:bCs w:val="false"/>
+                <w:color w:val="222222"/>
+                <w:sz w:val="24"/>
+                <w:szCs w:val="24"/>
+              </w:rPr>
+              <w:t xml:space="preserve">의 참여 학생으로 세어요. 예) 4학년 3반 친구와 4학년 2반 친구가 팀이면, 두 반 모두 1명씩 참여한 것으로 세어요.</w:t>
             </w:r>
           </w:p>
           <w:p>
@@ -11539,7 +13420,29 @@
                 <w:sz w:val="24"/>
                 <w:szCs w:val="24"/>
               </w:rPr>
-              <w:t xml:space="preserve">• 가장 많이 받은 작품이 50점, 나머지는 받은 표에 따라 점수가 정해져요.</w:t>
+              <w:t xml:space="preserve">• 참여율이 같으면 작품을 낸 학생 수가 </w:t>
+            </w:r>
+            <w:r>
+              <w:rPr>
+                <w:rFonts w:ascii="맑은 고딕" w:cs="맑은 고딕" w:eastAsia="맑은 고딕" w:hAnsi="맑은 고딕"/>
+                <w:b/>
+                <w:bCs/>
+                <w:color w:val="222222"/>
+                <w:sz w:val="24"/>
+                <w:szCs w:val="24"/>
+              </w:rPr>
+              <w:t xml:space="preserve">더 많은 반</w:t>
+            </w:r>
+            <w:r>
+              <w:rPr>
+                <w:rFonts w:ascii="맑은 고딕" w:cs="맑은 고딕" w:eastAsia="맑은 고딕" w:hAnsi="맑은 고딕"/>
+                <w:b w:val="false"/>
+                <w:bCs w:val="false"/>
+                <w:color w:val="222222"/>
+                <w:sz w:val="24"/>
+                <w:szCs w:val="24"/>
+              </w:rPr>
+              <w:t xml:space="preserve">이 앞서요.</w:t>
             </w:r>
           </w:p>
           <w:p>
@@ -11555,7 +13458,7 @@
                 <w:sz w:val="24"/>
                 <w:szCs w:val="24"/>
               </w:rPr>
-              <w:t xml:space="preserve">• 점수가 같으면 '제작 과정' 점수가 높은 작품이 앞서요.</w:t>
+              <w:t xml:space="preserve">• 1~2학년 반은 상상 부문 활동지를 낸 친구 수로 함께 세어요.</w:t>
             </w:r>
           </w:p>
           <w:p>
@@ -11571,67 +13474,7 @@
                 <w:sz w:val="24"/>
                 <w:szCs w:val="24"/>
               </w:rPr>
-              <w:t xml:space="preserve">• </w:t>
-            </w:r>
-            <w:r>
-              <w:rPr>
-                <w:rFonts w:ascii="맑은 고딕" w:cs="맑은 고딕" w:eastAsia="맑은 고딕" w:hAnsi="맑은 고딕"/>
-                <w:b/>
-                <w:bCs/>
-                <w:color w:val="222222"/>
-                <w:sz w:val="24"/>
-                <w:szCs w:val="24"/>
-              </w:rPr>
-              <w:t xml:space="preserve">상</w:t>
-            </w:r>
-            <w:r>
-              <w:rPr>
-                <w:rFonts w:ascii="맑은 고딕" w:cs="맑은 고딕" w:eastAsia="맑은 고딕" w:hAnsi="맑은 고딕"/>
-                <w:b w:val="false"/>
-                <w:bCs w:val="false"/>
-                <w:color w:val="222222"/>
-                <w:sz w:val="24"/>
-                <w:szCs w:val="24"/>
-              </w:rPr>
-              <w:t xml:space="preserve">: 부문별로 참가 작품의 상위 10% 내외(최우수·우수·장려)를 시상해요.</w:t>
-            </w:r>
-          </w:p>
-          <w:p>
-            <w:pPr>
-              <w:spacing w:after="40" w:before="10" w:line="276" w:lineRule="auto"/>
-            </w:pPr>
-            <w:r>
-              <w:rPr>
-                <w:rFonts w:ascii="맑은 고딕" w:cs="맑은 고딕" w:eastAsia="맑은 고딕" w:hAnsi="맑은 고딕"/>
-                <w:b w:val="false"/>
-                <w:bCs w:val="false"/>
-                <w:color w:val="222222"/>
-                <w:sz w:val="24"/>
-                <w:szCs w:val="24"/>
-              </w:rPr>
-              <w:t xml:space="preserve">• 참가한 친구 </w:t>
-            </w:r>
-            <w:r>
-              <w:rPr>
-                <w:rFonts w:ascii="맑은 고딕" w:cs="맑은 고딕" w:eastAsia="맑은 고딕" w:hAnsi="맑은 고딕"/>
-                <w:b/>
-                <w:bCs/>
-                <w:color w:val="222222"/>
-                <w:sz w:val="24"/>
-                <w:szCs w:val="24"/>
-              </w:rPr>
-              <w:t xml:space="preserve">모두</w:t>
-            </w:r>
-            <w:r>
-              <w:rPr>
-                <w:rFonts w:ascii="맑은 고딕" w:cs="맑은 고딕" w:eastAsia="맑은 고딕" w:hAnsi="맑은 고딕"/>
-                <w:b w:val="false"/>
-                <w:bCs w:val="false"/>
-                <w:color w:val="222222"/>
-                <w:sz w:val="24"/>
-                <w:szCs w:val="24"/>
-              </w:rPr>
-              <w:t xml:space="preserve">에게 'AI 코딩 크리에이터' 참가 인증서를 줘요!</w:t>
+              <w:t xml:space="preserve">• 참여율 순위는 우리 반이 함께 도전하는 기록이에요. 내 작품 점수에는 들어가지 않아요.</w:t>
             </w:r>
           </w:p>
         </w:tc>
@@ -11657,7 +13500,1685 @@
           <w:sz w:val="34"/>
           <w:szCs w:val="34"/>
         </w:rPr>
-        <w:t xml:space="preserve">13. 자주 묻는 질문</w:t>
+        <w:t xml:space="preserve">13. 점수는 이렇게 정해요</w:t>
+      </w:r>
+    </w:p>
+    <w:p>
+      <w:pPr>
+        <w:spacing w:after="80" w:before="40" w:line="288" w:lineRule="auto"/>
+      </w:pPr>
+      <w:r>
+        <w:rPr>
+          <w:rFonts w:ascii="맑은 고딕" w:cs="맑은 고딕" w:eastAsia="맑은 고딕" w:hAnsi="맑은 고딕"/>
+          <w:b/>
+          <w:bCs/>
+          <w:color w:val="222222"/>
+          <w:sz w:val="24"/>
+          <w:szCs w:val="24"/>
+        </w:rPr>
+        <w:t xml:space="preserve">친구들 좋아요 50점 + 선생님 심사 50점 = 100점</w:t>
+      </w:r>
+      <w:r>
+        <w:rPr>
+          <w:rFonts w:ascii="맑은 고딕" w:cs="맑은 고딕" w:eastAsia="맑은 고딕" w:hAnsi="맑은 고딕"/>
+          <w:b w:val="false"/>
+          <w:bCs w:val="false"/>
+          <w:color w:val="222222"/>
+          <w:sz w:val="24"/>
+          <w:szCs w:val="24"/>
+        </w:rPr>
+        <w:t xml:space="preserve">이에요.</w:t>
+      </w:r>
+    </w:p>
+    <w:p>
+      <w:pPr>
+        <w:pStyle w:val="Heading2"/>
+        <w:keepNext/>
+        <w:keepLines/>
+        <w:pBdr>
+          <w:bottom w:val="single" w:color="2F6FDB" w:sz="6" w:space="2"/>
+        </w:pBdr>
+        <w:spacing w:after="100" w:before="220"/>
+      </w:pPr>
+      <w:r>
+        <w:rPr>
+          <w:rFonts w:ascii="맑은 고딕" w:cs="맑은 고딕" w:eastAsia="맑은 고딕" w:hAnsi="맑은 고딕"/>
+          <w:b/>
+          <w:bCs/>
+          <w:color w:val="1B3F86"/>
+          <w:sz w:val="28"/>
+          <w:szCs w:val="28"/>
+        </w:rPr>
+        <w:t xml:space="preserve">친구들 좋아요 점수 (50점)</w:t>
+      </w:r>
+    </w:p>
+    <w:p>
+      <w:pPr>
+        <w:spacing w:after="80" w:before="40" w:line="288" w:lineRule="auto"/>
+      </w:pPr>
+      <w:r>
+        <w:rPr>
+          <w:rFonts w:ascii="맑은 고딕" w:cs="맑은 고딕" w:eastAsia="맑은 고딕" w:hAnsi="맑은 고딕"/>
+          <w:b w:val="false"/>
+          <w:bCs w:val="false"/>
+          <w:color w:val="222222"/>
+          <w:sz w:val="24"/>
+          <w:szCs w:val="24"/>
+        </w:rPr>
+        <w:t xml:space="preserve">같은 부문에서 좋아요를 </w:t>
+      </w:r>
+      <w:r>
+        <w:rPr>
+          <w:rFonts w:ascii="맑은 고딕" w:cs="맑은 고딕" w:eastAsia="맑은 고딕" w:hAnsi="맑은 고딕"/>
+          <w:b/>
+          <w:bCs/>
+          <w:color w:val="222222"/>
+          <w:sz w:val="24"/>
+          <w:szCs w:val="24"/>
+        </w:rPr>
+        <w:t xml:space="preserve">가장 많이 받은 작품이 50점</w:t>
+      </w:r>
+      <w:r>
+        <w:rPr>
+          <w:rFonts w:ascii="맑은 고딕" w:cs="맑은 고딕" w:eastAsia="맑은 고딕" w:hAnsi="맑은 고딕"/>
+          <w:b w:val="false"/>
+          <w:bCs w:val="false"/>
+          <w:color w:val="222222"/>
+          <w:sz w:val="24"/>
+          <w:szCs w:val="24"/>
+        </w:rPr>
+        <w:t xml:space="preserve">이에요. 다른 작품은 받은 좋아요 수에 따라 점수가 정해져요.</w:t>
+      </w:r>
+    </w:p>
+    <w:tbl>
+      <w:tblPr>
+        <w:tblW w:type="dxa" w:w="9638"/>
+        <w:jc w:val="center"/>
+        <w:tblBorders>
+          <w:top w:val="single" w:color="auto" w:sz="4"/>
+          <w:left w:val="single" w:color="auto" w:sz="4"/>
+          <w:bottom w:val="single" w:color="auto" w:sz="4"/>
+          <w:right w:val="single" w:color="auto" w:sz="4"/>
+          <w:insideH w:val="single" w:color="auto" w:sz="4"/>
+          <w:insideV w:val="single" w:color="auto" w:sz="4"/>
+        </w:tblBorders>
+      </w:tblPr>
+      <w:tblGrid>
+        <w:gridCol w:w="9638"/>
+      </w:tblGrid>
+      <w:tr>
+        <w:trPr>
+          <w:cantSplit/>
+        </w:trPr>
+        <w:tc>
+          <w:tcPr>
+            <w:tcW w:type="dxa" w:w="9638"/>
+            <w:tcBorders>
+              <w:top w:val="single" w:color="2F6FDB" w:sz="8"/>
+              <w:left w:val="single" w:color="2F6FDB" w:sz="8"/>
+              <w:bottom w:val="single" w:color="2F6FDB" w:sz="8"/>
+              <w:right w:val="single" w:color="2F6FDB" w:sz="8"/>
+            </w:tcBorders>
+            <w:shd w:fill="EAF2FF" w:color="auto" w:val="clear"/>
+            <w:tcMar>
+              <w:top w:type="dxa" w:w="120"/>
+              <w:left w:type="dxa" w:w="200"/>
+              <w:bottom w:type="dxa" w:w="120"/>
+              <w:right w:type="dxa" w:w="200"/>
+            </w:tcMar>
+          </w:tcPr>
+          <w:p>
+            <w:pPr>
+              <w:spacing w:after="60" w:before="20" w:line="288" w:lineRule="auto"/>
+              <w:jc w:val="center"/>
+            </w:pPr>
+            <w:r>
+              <w:rPr>
+                <w:rFonts w:ascii="맑은 고딕" w:cs="맑은 고딕" w:eastAsia="맑은 고딕" w:hAnsi="맑은 고딕"/>
+                <w:b/>
+                <w:bCs/>
+                <w:color w:val="1B3F86"/>
+                <w:sz w:val="26"/>
+                <w:szCs w:val="26"/>
+              </w:rPr>
+              <w:t xml:space="preserve">좋아요 점수 = 내 작품 좋아요 수 ÷ 같은 부문 최다 좋아요 수 × 50</w:t>
+            </w:r>
+          </w:p>
+          <w:p>
+            <w:pPr>
+              <w:spacing w:after="0" w:before="40" w:line="288" w:lineRule="auto"/>
+              <w:jc w:val="center"/>
+            </w:pPr>
+            <w:r>
+              <w:rPr>
+                <w:rFonts w:ascii="맑은 고딕" w:cs="맑은 고딕" w:eastAsia="맑은 고딕" w:hAnsi="맑은 고딕"/>
+                <w:b w:val="false"/>
+                <w:bCs w:val="false"/>
+                <w:color w:val="222222"/>
+                <w:sz w:val="24"/>
+                <w:szCs w:val="24"/>
+              </w:rPr>
+              <w:t xml:space="preserve">예) 내 작품 좋아요 </w:t>
+            </w:r>
+            <w:r>
+              <w:rPr>
+                <w:rFonts w:ascii="맑은 고딕" w:cs="맑은 고딕" w:eastAsia="맑은 고딕" w:hAnsi="맑은 고딕"/>
+                <w:b/>
+                <w:bCs/>
+                <w:color w:val="222222"/>
+                <w:sz w:val="24"/>
+                <w:szCs w:val="24"/>
+              </w:rPr>
+              <w:t xml:space="preserve">42개</w:t>
+            </w:r>
+            <w:r>
+              <w:rPr>
+                <w:rFonts w:ascii="맑은 고딕" w:cs="맑은 고딕" w:eastAsia="맑은 고딕" w:hAnsi="맑은 고딕"/>
+                <w:b w:val="false"/>
+                <w:bCs w:val="false"/>
+                <w:color w:val="222222"/>
+                <w:sz w:val="24"/>
+                <w:szCs w:val="24"/>
+              </w:rPr>
+              <w:t xml:space="preserve">, 같은 부문에서 가장 많이 받은 작품 </w:t>
+            </w:r>
+            <w:r>
+              <w:rPr>
+                <w:rFonts w:ascii="맑은 고딕" w:cs="맑은 고딕" w:eastAsia="맑은 고딕" w:hAnsi="맑은 고딕"/>
+                <w:b/>
+                <w:bCs/>
+                <w:color w:val="222222"/>
+                <w:sz w:val="24"/>
+                <w:szCs w:val="24"/>
+              </w:rPr>
+              <w:t xml:space="preserve">60개</w:t>
+            </w:r>
+          </w:p>
+          <w:p>
+            <w:pPr>
+              <w:spacing w:after="20" w:before="40" w:line="288" w:lineRule="auto"/>
+              <w:jc w:val="center"/>
+            </w:pPr>
+            <w:r>
+              <w:rPr>
+                <w:rFonts w:ascii="맑은 고딕" w:cs="맑은 고딕" w:eastAsia="맑은 고딕" w:hAnsi="맑은 고딕"/>
+                <w:b w:val="false"/>
+                <w:bCs w:val="false"/>
+                <w:color w:val="222222"/>
+                <w:sz w:val="24"/>
+                <w:szCs w:val="24"/>
+              </w:rPr>
+              <w:t xml:space="preserve">→ 42 ÷ 60 × 50 = </w:t>
+            </w:r>
+            <w:r>
+              <w:rPr>
+                <w:rFonts w:ascii="맑은 고딕" w:cs="맑은 고딕" w:eastAsia="맑은 고딕" w:hAnsi="맑은 고딕"/>
+                <w:b/>
+                <w:bCs/>
+                <w:color w:val="222222"/>
+                <w:sz w:val="24"/>
+                <w:szCs w:val="24"/>
+              </w:rPr>
+              <w:t xml:space="preserve">35점</w:t>
+            </w:r>
+          </w:p>
+          <w:p>
+            <w:pPr>
+              <w:spacing w:after="10" w:before="40" w:line="288" w:lineRule="auto"/>
+              <w:jc w:val="center"/>
+            </w:pPr>
+            <w:r>
+              <w:rPr>
+                <w:rFonts w:ascii="맑은 고딕" w:cs="맑은 고딕" w:eastAsia="맑은 고딕" w:hAnsi="맑은 고딕"/>
+                <w:b w:val="false"/>
+                <w:bCs w:val="false"/>
+                <w:color w:val="555555"/>
+                <w:sz w:val="20"/>
+                <w:szCs w:val="20"/>
+              </w:rPr>
+              <w:t xml:space="preserve">(점수는 소수 첫째 자리까지 반올림해요.)</w:t>
+            </w:r>
+          </w:p>
+        </w:tc>
+      </w:tr>
+    </w:tbl>
+    <w:p>
+      <w:pPr>
+        <w:pStyle w:val="Heading2"/>
+        <w:keepNext/>
+        <w:keepLines/>
+        <w:pBdr>
+          <w:bottom w:val="single" w:color="2F6FDB" w:sz="6" w:space="2"/>
+        </w:pBdr>
+        <w:spacing w:after="100" w:before="220"/>
+      </w:pPr>
+      <w:r>
+        <w:rPr>
+          <w:rFonts w:ascii="맑은 고딕" w:cs="맑은 고딕" w:eastAsia="맑은 고딕" w:hAnsi="맑은 고딕"/>
+          <w:b/>
+          <w:bCs/>
+          <w:color w:val="1B3F86"/>
+          <w:sz w:val="28"/>
+          <w:szCs w:val="28"/>
+        </w:rPr>
+        <w:t xml:space="preserve">선생님 심사 (50점)</w:t>
+      </w:r>
+    </w:p>
+    <w:tbl>
+      <w:tblPr>
+        <w:tblW w:type="dxa" w:w="9638"/>
+        <w:jc w:val="center"/>
+        <w:tblBorders>
+          <w:top w:val="single" w:color="auto" w:sz="4"/>
+          <w:left w:val="single" w:color="auto" w:sz="4"/>
+          <w:bottom w:val="single" w:color="auto" w:sz="4"/>
+          <w:right w:val="single" w:color="auto" w:sz="4"/>
+          <w:insideH w:val="single" w:color="auto" w:sz="4"/>
+          <w:insideV w:val="single" w:color="auto" w:sz="4"/>
+        </w:tblBorders>
+      </w:tblPr>
+      <w:tblGrid>
+        <w:gridCol w:w="2600"/>
+        <w:gridCol w:w="1200"/>
+        <w:gridCol w:w="5838"/>
+      </w:tblGrid>
+      <w:tr>
+        <w:trPr>
+          <w:cantSplit/>
+          <w:tblHeader/>
+        </w:trPr>
+        <w:tc>
+          <w:tcPr>
+            <w:tcW w:type="dxa" w:w="2600"/>
+            <w:tcBorders>
+              <w:top w:val="single" w:color="A0A7B4" w:sz="4"/>
+              <w:left w:val="single" w:color="A0A7B4" w:sz="4"/>
+              <w:bottom w:val="single" w:color="A0A7B4" w:sz="4"/>
+              <w:right w:val="single" w:color="A0A7B4" w:sz="4"/>
+            </w:tcBorders>
+            <w:shd w:fill="2F6FDB" w:color="auto" w:val="clear"/>
+            <w:tcMar>
+              <w:top w:type="dxa" w:w="70"/>
+              <w:left w:type="dxa" w:w="120"/>
+              <w:bottom w:type="dxa" w:w="70"/>
+              <w:right w:type="dxa" w:w="120"/>
+            </w:tcMar>
+            <w:vAlign w:val="center"/>
+          </w:tcPr>
+          <w:p>
+            <w:pPr>
+              <w:spacing w:after="10" w:before="10" w:line="252" w:lineRule="auto"/>
+              <w:jc w:val="center"/>
+            </w:pPr>
+            <w:r>
+              <w:rPr>
+                <w:rFonts w:ascii="맑은 고딕" w:cs="맑은 고딕" w:eastAsia="맑은 고딕" w:hAnsi="맑은 고딕"/>
+                <w:b/>
+                <w:bCs/>
+                <w:color w:val="FFFFFF"/>
+                <w:sz w:val="22"/>
+                <w:szCs w:val="22"/>
+              </w:rPr>
+              <w:t xml:space="preserve">선생님이 보는 것</w:t>
+            </w:r>
+          </w:p>
+        </w:tc>
+        <w:tc>
+          <w:tcPr>
+            <w:tcW w:type="dxa" w:w="1200"/>
+            <w:tcBorders>
+              <w:top w:val="single" w:color="A0A7B4" w:sz="4"/>
+              <w:left w:val="single" w:color="A0A7B4" w:sz="4"/>
+              <w:bottom w:val="single" w:color="A0A7B4" w:sz="4"/>
+              <w:right w:val="single" w:color="A0A7B4" w:sz="4"/>
+            </w:tcBorders>
+            <w:shd w:fill="2F6FDB" w:color="auto" w:val="clear"/>
+            <w:tcMar>
+              <w:top w:type="dxa" w:w="70"/>
+              <w:left w:type="dxa" w:w="120"/>
+              <w:bottom w:type="dxa" w:w="70"/>
+              <w:right w:type="dxa" w:w="120"/>
+            </w:tcMar>
+            <w:vAlign w:val="center"/>
+          </w:tcPr>
+          <w:p>
+            <w:pPr>
+              <w:spacing w:after="10" w:before="10" w:line="252" w:lineRule="auto"/>
+              <w:jc w:val="center"/>
+            </w:pPr>
+            <w:r>
+              <w:rPr>
+                <w:rFonts w:ascii="맑은 고딕" w:cs="맑은 고딕" w:eastAsia="맑은 고딕" w:hAnsi="맑은 고딕"/>
+                <w:b/>
+                <w:bCs/>
+                <w:color w:val="FFFFFF"/>
+                <w:sz w:val="22"/>
+                <w:szCs w:val="22"/>
+              </w:rPr>
+              <w:t xml:space="preserve">점수</w:t>
+            </w:r>
+          </w:p>
+        </w:tc>
+        <w:tc>
+          <w:tcPr>
+            <w:tcW w:type="dxa" w:w="5838"/>
+            <w:tcBorders>
+              <w:top w:val="single" w:color="A0A7B4" w:sz="4"/>
+              <w:left w:val="single" w:color="A0A7B4" w:sz="4"/>
+              <w:bottom w:val="single" w:color="A0A7B4" w:sz="4"/>
+              <w:right w:val="single" w:color="A0A7B4" w:sz="4"/>
+            </w:tcBorders>
+            <w:shd w:fill="2F6FDB" w:color="auto" w:val="clear"/>
+            <w:tcMar>
+              <w:top w:type="dxa" w:w="70"/>
+              <w:left w:type="dxa" w:w="120"/>
+              <w:bottom w:type="dxa" w:w="70"/>
+              <w:right w:type="dxa" w:w="120"/>
+            </w:tcMar>
+            <w:vAlign w:val="center"/>
+          </w:tcPr>
+          <w:p>
+            <w:pPr>
+              <w:spacing w:after="10" w:before="10" w:line="252" w:lineRule="auto"/>
+              <w:jc w:val="center"/>
+            </w:pPr>
+            <w:r>
+              <w:rPr>
+                <w:rFonts w:ascii="맑은 고딕" w:cs="맑은 고딕" w:eastAsia="맑은 고딕" w:hAnsi="맑은 고딕"/>
+                <w:b/>
+                <w:bCs/>
+                <w:color w:val="FFFFFF"/>
+                <w:sz w:val="22"/>
+                <w:szCs w:val="22"/>
+              </w:rPr>
+              <w:t xml:space="preserve">쉽게 말하면</w:t>
+            </w:r>
+          </w:p>
+        </w:tc>
+      </w:tr>
+      <w:tr>
+        <w:trPr>
+          <w:cantSplit/>
+          <w:tblHeader w:val="false"/>
+        </w:trPr>
+        <w:tc>
+          <w:tcPr>
+            <w:tcW w:type="dxa" w:w="2600"/>
+            <w:tcBorders>
+              <w:top w:val="single" w:color="A0A7B4" w:sz="4"/>
+              <w:left w:val="single" w:color="A0A7B4" w:sz="4"/>
+              <w:bottom w:val="single" w:color="A0A7B4" w:sz="4"/>
+              <w:right w:val="single" w:color="A0A7B4" w:sz="4"/>
+            </w:tcBorders>
+            <w:shd w:fill="F3F7FF" w:color="auto" w:val="clear"/>
+            <w:tcMar>
+              <w:top w:type="dxa" w:w="70"/>
+              <w:left w:type="dxa" w:w="120"/>
+              <w:bottom w:type="dxa" w:w="70"/>
+              <w:right w:type="dxa" w:w="120"/>
+            </w:tcMar>
+            <w:vAlign w:val="center"/>
+          </w:tcPr>
+          <w:p>
+            <w:pPr>
+              <w:spacing w:after="10" w:before="10" w:line="252" w:lineRule="auto"/>
+            </w:pPr>
+            <w:r>
+              <w:rPr>
+                <w:rFonts w:ascii="맑은 고딕" w:cs="맑은 고딕" w:eastAsia="맑은 고딕" w:hAnsi="맑은 고딕"/>
+                <w:b/>
+                <w:bCs/>
+                <w:color w:val="222222"/>
+                <w:sz w:val="22"/>
+                <w:szCs w:val="22"/>
+              </w:rPr>
+              <w:t xml:space="preserve">교과 연계성</w:t>
+            </w:r>
+          </w:p>
+        </w:tc>
+        <w:tc>
+          <w:tcPr>
+            <w:tcW w:type="dxa" w:w="1200"/>
+            <w:tcBorders>
+              <w:top w:val="single" w:color="A0A7B4" w:sz="4"/>
+              <w:left w:val="single" w:color="A0A7B4" w:sz="4"/>
+              <w:bottom w:val="single" w:color="A0A7B4" w:sz="4"/>
+              <w:right w:val="single" w:color="A0A7B4" w:sz="4"/>
+            </w:tcBorders>
+            <w:tcMar>
+              <w:top w:type="dxa" w:w="70"/>
+              <w:left w:type="dxa" w:w="120"/>
+              <w:bottom w:type="dxa" w:w="70"/>
+              <w:right w:type="dxa" w:w="120"/>
+            </w:tcMar>
+            <w:vAlign w:val="center"/>
+          </w:tcPr>
+          <w:p>
+            <w:pPr>
+              <w:spacing w:after="10" w:before="10" w:line="252" w:lineRule="auto"/>
+              <w:jc w:val="center"/>
+            </w:pPr>
+            <w:r>
+              <w:rPr>
+                <w:rFonts w:ascii="맑은 고딕" w:cs="맑은 고딕" w:eastAsia="맑은 고딕" w:hAnsi="맑은 고딕"/>
+                <w:b w:val="false"/>
+                <w:bCs w:val="false"/>
+                <w:color w:val="222222"/>
+                <w:sz w:val="22"/>
+                <w:szCs w:val="22"/>
+              </w:rPr>
+              <w:t xml:space="preserve">15점</w:t>
+            </w:r>
+          </w:p>
+        </w:tc>
+        <w:tc>
+          <w:tcPr>
+            <w:tcW w:type="dxa" w:w="5838"/>
+            <w:tcBorders>
+              <w:top w:val="single" w:color="A0A7B4" w:sz="4"/>
+              <w:left w:val="single" w:color="A0A7B4" w:sz="4"/>
+              <w:bottom w:val="single" w:color="A0A7B4" w:sz="4"/>
+              <w:right w:val="single" w:color="A0A7B4" w:sz="4"/>
+            </w:tcBorders>
+            <w:tcMar>
+              <w:top w:type="dxa" w:w="70"/>
+              <w:left w:type="dxa" w:w="120"/>
+              <w:bottom w:type="dxa" w:w="70"/>
+              <w:right w:type="dxa" w:w="120"/>
+            </w:tcMar>
+            <w:vAlign w:val="center"/>
+          </w:tcPr>
+          <w:p>
+            <w:pPr>
+              <w:spacing w:after="10" w:before="10" w:line="252" w:lineRule="auto"/>
+            </w:pPr>
+            <w:r>
+              <w:rPr>
+                <w:rFonts w:ascii="맑은 고딕" w:cs="맑은 고딕" w:eastAsia="맑은 고딕" w:hAnsi="맑은 고딕"/>
+                <w:b w:val="false"/>
+                <w:bCs w:val="false"/>
+                <w:color w:val="222222"/>
+                <w:sz w:val="22"/>
+                <w:szCs w:val="22"/>
+              </w:rPr>
+              <w:t xml:space="preserve">어떤 단원의 무엇을 공부하는지 분명한가요?</w:t>
+            </w:r>
+          </w:p>
+        </w:tc>
+      </w:tr>
+      <w:tr>
+        <w:trPr>
+          <w:cantSplit/>
+          <w:tblHeader w:val="false"/>
+        </w:trPr>
+        <w:tc>
+          <w:tcPr>
+            <w:tcW w:type="dxa" w:w="2600"/>
+            <w:tcBorders>
+              <w:top w:val="single" w:color="A0A7B4" w:sz="4"/>
+              <w:left w:val="single" w:color="A0A7B4" w:sz="4"/>
+              <w:bottom w:val="single" w:color="A0A7B4" w:sz="4"/>
+              <w:right w:val="single" w:color="A0A7B4" w:sz="4"/>
+            </w:tcBorders>
+            <w:shd w:fill="F3F7FF" w:color="auto" w:val="clear"/>
+            <w:tcMar>
+              <w:top w:type="dxa" w:w="70"/>
+              <w:left w:type="dxa" w:w="120"/>
+              <w:bottom w:type="dxa" w:w="70"/>
+              <w:right w:type="dxa" w:w="120"/>
+            </w:tcMar>
+            <w:vAlign w:val="center"/>
+          </w:tcPr>
+          <w:p>
+            <w:pPr>
+              <w:spacing w:after="10" w:before="10" w:line="252" w:lineRule="auto"/>
+            </w:pPr>
+            <w:r>
+              <w:rPr>
+                <w:rFonts w:ascii="맑은 고딕" w:cs="맑은 고딕" w:eastAsia="맑은 고딕" w:hAnsi="맑은 고딕"/>
+                <w:b/>
+                <w:bCs/>
+                <w:color w:val="222222"/>
+                <w:sz w:val="22"/>
+                <w:szCs w:val="22"/>
+              </w:rPr>
+              <w:t xml:space="preserve">학습 도움 정도</w:t>
+            </w:r>
+          </w:p>
+        </w:tc>
+        <w:tc>
+          <w:tcPr>
+            <w:tcW w:type="dxa" w:w="1200"/>
+            <w:tcBorders>
+              <w:top w:val="single" w:color="A0A7B4" w:sz="4"/>
+              <w:left w:val="single" w:color="A0A7B4" w:sz="4"/>
+              <w:bottom w:val="single" w:color="A0A7B4" w:sz="4"/>
+              <w:right w:val="single" w:color="A0A7B4" w:sz="4"/>
+            </w:tcBorders>
+            <w:tcMar>
+              <w:top w:type="dxa" w:w="70"/>
+              <w:left w:type="dxa" w:w="120"/>
+              <w:bottom w:type="dxa" w:w="70"/>
+              <w:right w:type="dxa" w:w="120"/>
+            </w:tcMar>
+            <w:vAlign w:val="center"/>
+          </w:tcPr>
+          <w:p>
+            <w:pPr>
+              <w:spacing w:after="10" w:before="10" w:line="252" w:lineRule="auto"/>
+              <w:jc w:val="center"/>
+            </w:pPr>
+            <w:r>
+              <w:rPr>
+                <w:rFonts w:ascii="맑은 고딕" w:cs="맑은 고딕" w:eastAsia="맑은 고딕" w:hAnsi="맑은 고딕"/>
+                <w:b w:val="false"/>
+                <w:bCs w:val="false"/>
+                <w:color w:val="222222"/>
+                <w:sz w:val="22"/>
+                <w:szCs w:val="22"/>
+              </w:rPr>
+              <w:t xml:space="preserve">15점</w:t>
+            </w:r>
+          </w:p>
+        </w:tc>
+        <w:tc>
+          <w:tcPr>
+            <w:tcW w:type="dxa" w:w="5838"/>
+            <w:tcBorders>
+              <w:top w:val="single" w:color="A0A7B4" w:sz="4"/>
+              <w:left w:val="single" w:color="A0A7B4" w:sz="4"/>
+              <w:bottom w:val="single" w:color="A0A7B4" w:sz="4"/>
+              <w:right w:val="single" w:color="A0A7B4" w:sz="4"/>
+            </w:tcBorders>
+            <w:tcMar>
+              <w:top w:type="dxa" w:w="70"/>
+              <w:left w:type="dxa" w:w="120"/>
+              <w:bottom w:type="dxa" w:w="70"/>
+              <w:right w:type="dxa" w:w="120"/>
+            </w:tcMar>
+            <w:vAlign w:val="center"/>
+          </w:tcPr>
+          <w:p>
+            <w:pPr>
+              <w:spacing w:after="10" w:before="10" w:line="252" w:lineRule="auto"/>
+            </w:pPr>
+            <w:r>
+              <w:rPr>
+                <w:rFonts w:ascii="맑은 고딕" w:cs="맑은 고딕" w:eastAsia="맑은 고딕" w:hAnsi="맑은 고딕"/>
+                <w:b w:val="false"/>
+                <w:bCs w:val="false"/>
+                <w:color w:val="222222"/>
+                <w:sz w:val="22"/>
+                <w:szCs w:val="22"/>
+              </w:rPr>
+              <w:t xml:space="preserve">친구가 써 보면 정말 공부가 되나요? 쓰기 쉬운가요?</w:t>
+            </w:r>
+          </w:p>
+        </w:tc>
+      </w:tr>
+      <w:tr>
+        <w:trPr>
+          <w:cantSplit/>
+          <w:tblHeader w:val="false"/>
+        </w:trPr>
+        <w:tc>
+          <w:tcPr>
+            <w:tcW w:type="dxa" w:w="2600"/>
+            <w:tcBorders>
+              <w:top w:val="single" w:color="A0A7B4" w:sz="4"/>
+              <w:left w:val="single" w:color="A0A7B4" w:sz="4"/>
+              <w:bottom w:val="single" w:color="A0A7B4" w:sz="4"/>
+              <w:right w:val="single" w:color="A0A7B4" w:sz="4"/>
+            </w:tcBorders>
+            <w:shd w:fill="F3F7FF" w:color="auto" w:val="clear"/>
+            <w:tcMar>
+              <w:top w:type="dxa" w:w="70"/>
+              <w:left w:type="dxa" w:w="120"/>
+              <w:bottom w:type="dxa" w:w="70"/>
+              <w:right w:type="dxa" w:w="120"/>
+            </w:tcMar>
+            <w:vAlign w:val="center"/>
+          </w:tcPr>
+          <w:p>
+            <w:pPr>
+              <w:spacing w:after="10" w:before="10" w:line="252" w:lineRule="auto"/>
+            </w:pPr>
+            <w:r>
+              <w:rPr>
+                <w:rFonts w:ascii="맑은 고딕" w:cs="맑은 고딕" w:eastAsia="맑은 고딕" w:hAnsi="맑은 고딕"/>
+                <w:b/>
+                <w:bCs/>
+                <w:color w:val="222222"/>
+                <w:sz w:val="22"/>
+                <w:szCs w:val="22"/>
+              </w:rPr>
+              <w:t xml:space="preserve">제작 과정</w:t>
+            </w:r>
+          </w:p>
+        </w:tc>
+        <w:tc>
+          <w:tcPr>
+            <w:tcW w:type="dxa" w:w="1200"/>
+            <w:tcBorders>
+              <w:top w:val="single" w:color="A0A7B4" w:sz="4"/>
+              <w:left w:val="single" w:color="A0A7B4" w:sz="4"/>
+              <w:bottom w:val="single" w:color="A0A7B4" w:sz="4"/>
+              <w:right w:val="single" w:color="A0A7B4" w:sz="4"/>
+            </w:tcBorders>
+            <w:tcMar>
+              <w:top w:type="dxa" w:w="70"/>
+              <w:left w:type="dxa" w:w="120"/>
+              <w:bottom w:type="dxa" w:w="70"/>
+              <w:right w:type="dxa" w:w="120"/>
+            </w:tcMar>
+            <w:vAlign w:val="center"/>
+          </w:tcPr>
+          <w:p>
+            <w:pPr>
+              <w:spacing w:after="10" w:before="10" w:line="252" w:lineRule="auto"/>
+              <w:jc w:val="center"/>
+            </w:pPr>
+            <w:r>
+              <w:rPr>
+                <w:rFonts w:ascii="맑은 고딕" w:cs="맑은 고딕" w:eastAsia="맑은 고딕" w:hAnsi="맑은 고딕"/>
+                <w:b w:val="false"/>
+                <w:bCs w:val="false"/>
+                <w:color w:val="222222"/>
+                <w:sz w:val="22"/>
+                <w:szCs w:val="22"/>
+              </w:rPr>
+              <w:t xml:space="preserve">15점</w:t>
+            </w:r>
+          </w:p>
+        </w:tc>
+        <w:tc>
+          <w:tcPr>
+            <w:tcW w:type="dxa" w:w="5838"/>
+            <w:tcBorders>
+              <w:top w:val="single" w:color="A0A7B4" w:sz="4"/>
+              <w:left w:val="single" w:color="A0A7B4" w:sz="4"/>
+              <w:bottom w:val="single" w:color="A0A7B4" w:sz="4"/>
+              <w:right w:val="single" w:color="A0A7B4" w:sz="4"/>
+            </w:tcBorders>
+            <w:tcMar>
+              <w:top w:type="dxa" w:w="70"/>
+              <w:left w:type="dxa" w:w="120"/>
+              <w:bottom w:type="dxa" w:w="70"/>
+              <w:right w:type="dxa" w:w="120"/>
+            </w:tcMar>
+            <w:vAlign w:val="center"/>
+          </w:tcPr>
+          <w:p>
+            <w:pPr>
+              <w:spacing w:after="10" w:before="10" w:line="252" w:lineRule="auto"/>
+            </w:pPr>
+            <w:r>
+              <w:rPr>
+                <w:rFonts w:ascii="맑은 고딕" w:cs="맑은 고딕" w:eastAsia="맑은 고딕" w:hAnsi="맑은 고딕"/>
+                <w:b w:val="false"/>
+                <w:bCs w:val="false"/>
+                <w:color w:val="222222"/>
+                <w:sz w:val="22"/>
+                <w:szCs w:val="22"/>
+              </w:rPr>
+              <w:t xml:space="preserve">블록코딩: 반복·조건·변수를 알맞게 썼나요? / 바이브코딩: AI에게 구체적으로 부탁하고, 오류를 스스로 찾아 고쳤나요?</w:t>
+            </w:r>
+          </w:p>
+        </w:tc>
+      </w:tr>
+      <w:tr>
+        <w:trPr>
+          <w:cantSplit/>
+          <w:tblHeader w:val="false"/>
+        </w:trPr>
+        <w:tc>
+          <w:tcPr>
+            <w:tcW w:type="dxa" w:w="2600"/>
+            <w:tcBorders>
+              <w:top w:val="single" w:color="A0A7B4" w:sz="4"/>
+              <w:left w:val="single" w:color="A0A7B4" w:sz="4"/>
+              <w:bottom w:val="single" w:color="A0A7B4" w:sz="4"/>
+              <w:right w:val="single" w:color="A0A7B4" w:sz="4"/>
+            </w:tcBorders>
+            <w:shd w:fill="F3F7FF" w:color="auto" w:val="clear"/>
+            <w:tcMar>
+              <w:top w:type="dxa" w:w="70"/>
+              <w:left w:type="dxa" w:w="120"/>
+              <w:bottom w:type="dxa" w:w="70"/>
+              <w:right w:type="dxa" w:w="120"/>
+            </w:tcMar>
+            <w:vAlign w:val="center"/>
+          </w:tcPr>
+          <w:p>
+            <w:pPr>
+              <w:spacing w:after="10" w:before="10" w:line="252" w:lineRule="auto"/>
+            </w:pPr>
+            <w:r>
+              <w:rPr>
+                <w:rFonts w:ascii="맑은 고딕" w:cs="맑은 고딕" w:eastAsia="맑은 고딕" w:hAnsi="맑은 고딕"/>
+                <w:b/>
+                <w:bCs/>
+                <w:color w:val="222222"/>
+                <w:sz w:val="22"/>
+                <w:szCs w:val="22"/>
+              </w:rPr>
+              <w:t xml:space="preserve">창의성</w:t>
+            </w:r>
+          </w:p>
+        </w:tc>
+        <w:tc>
+          <w:tcPr>
+            <w:tcW w:type="dxa" w:w="1200"/>
+            <w:tcBorders>
+              <w:top w:val="single" w:color="A0A7B4" w:sz="4"/>
+              <w:left w:val="single" w:color="A0A7B4" w:sz="4"/>
+              <w:bottom w:val="single" w:color="A0A7B4" w:sz="4"/>
+              <w:right w:val="single" w:color="A0A7B4" w:sz="4"/>
+            </w:tcBorders>
+            <w:tcMar>
+              <w:top w:type="dxa" w:w="70"/>
+              <w:left w:type="dxa" w:w="120"/>
+              <w:bottom w:type="dxa" w:w="70"/>
+              <w:right w:type="dxa" w:w="120"/>
+            </w:tcMar>
+            <w:vAlign w:val="center"/>
+          </w:tcPr>
+          <w:p>
+            <w:pPr>
+              <w:spacing w:after="10" w:before="10" w:line="252" w:lineRule="auto"/>
+              <w:jc w:val="center"/>
+            </w:pPr>
+            <w:r>
+              <w:rPr>
+                <w:rFonts w:ascii="맑은 고딕" w:cs="맑은 고딕" w:eastAsia="맑은 고딕" w:hAnsi="맑은 고딕"/>
+                <w:b w:val="false"/>
+                <w:bCs w:val="false"/>
+                <w:color w:val="222222"/>
+                <w:sz w:val="22"/>
+                <w:szCs w:val="22"/>
+              </w:rPr>
+              <w:t xml:space="preserve">5점</w:t>
+            </w:r>
+          </w:p>
+        </w:tc>
+        <w:tc>
+          <w:tcPr>
+            <w:tcW w:type="dxa" w:w="5838"/>
+            <w:tcBorders>
+              <w:top w:val="single" w:color="A0A7B4" w:sz="4"/>
+              <w:left w:val="single" w:color="A0A7B4" w:sz="4"/>
+              <w:bottom w:val="single" w:color="A0A7B4" w:sz="4"/>
+              <w:right w:val="single" w:color="A0A7B4" w:sz="4"/>
+            </w:tcBorders>
+            <w:tcMar>
+              <w:top w:type="dxa" w:w="70"/>
+              <w:left w:type="dxa" w:w="120"/>
+              <w:bottom w:type="dxa" w:w="70"/>
+              <w:right w:type="dxa" w:w="120"/>
+            </w:tcMar>
+            <w:vAlign w:val="center"/>
+          </w:tcPr>
+          <w:p>
+            <w:pPr>
+              <w:spacing w:after="10" w:before="10" w:line="252" w:lineRule="auto"/>
+            </w:pPr>
+            <w:r>
+              <w:rPr>
+                <w:rFonts w:ascii="맑은 고딕" w:cs="맑은 고딕" w:eastAsia="맑은 고딕" w:hAnsi="맑은 고딕"/>
+                <w:b w:val="false"/>
+                <w:bCs w:val="false"/>
+                <w:color w:val="222222"/>
+                <w:sz w:val="22"/>
+                <w:szCs w:val="22"/>
+              </w:rPr>
+              <w:t xml:space="preserve">새롭고 재미있는 아이디어인가요?</w:t>
+            </w:r>
+          </w:p>
+        </w:tc>
+      </w:tr>
+    </w:tbl>
+    <w:p>
+      <w:pPr>
+        <w:spacing w:after="80" w:before="120" w:line="288" w:lineRule="auto"/>
+      </w:pPr>
+      <w:r>
+        <w:rPr>
+          <w:rFonts w:ascii="맑은 고딕" w:cs="맑은 고딕" w:eastAsia="맑은 고딕" w:hAnsi="맑은 고딕"/>
+          <w:b w:val="false"/>
+          <w:bCs w:val="false"/>
+          <w:color w:val="222222"/>
+          <w:sz w:val="22"/>
+          <w:szCs w:val="22"/>
+        </w:rPr>
+        <w:t xml:space="preserve">좋아요는 친구가 많은 작품에 몰릴 수도 있어요. 그래서 선생님 심사 50점이 함께 있어요. </w:t>
+      </w:r>
+      <w:r>
+        <w:rPr>
+          <w:rFonts w:ascii="맑은 고딕" w:cs="맑은 고딕" w:eastAsia="맑은 고딕" w:hAnsi="맑은 고딕"/>
+          <w:b/>
+          <w:bCs/>
+          <w:color w:val="222222"/>
+          <w:sz w:val="22"/>
+          <w:szCs w:val="22"/>
+        </w:rPr>
+        <w:t xml:space="preserve">공부에 정말 도움이 되고 열심히 만든 작품</w:t>
+      </w:r>
+      <w:r>
+        <w:rPr>
+          <w:rFonts w:ascii="맑은 고딕" w:cs="맑은 고딕" w:eastAsia="맑은 고딕" w:hAnsi="맑은 고딕"/>
+          <w:b w:val="false"/>
+          <w:bCs w:val="false"/>
+          <w:color w:val="222222"/>
+          <w:sz w:val="22"/>
+          <w:szCs w:val="22"/>
+        </w:rPr>
+        <w:t xml:space="preserve">이라면 좋아요가 조금 적어도 좋은 점수를 받을 수 있어요!</w:t>
+      </w:r>
+    </w:p>
+    <w:p>
+      <w:pPr>
+        <w:spacing w:after="80" w:before="0"/>
+      </w:pPr>
+    </w:p>
+    <w:tbl>
+      <w:tblPr>
+        <w:tblW w:type="dxa" w:w="9638"/>
+        <w:jc w:val="center"/>
+        <w:tblBorders>
+          <w:top w:val="single" w:color="auto" w:sz="4"/>
+          <w:left w:val="single" w:color="auto" w:sz="4"/>
+          <w:bottom w:val="single" w:color="auto" w:sz="4"/>
+          <w:right w:val="single" w:color="auto" w:sz="4"/>
+          <w:insideH w:val="single" w:color="auto" w:sz="4"/>
+          <w:insideV w:val="single" w:color="auto" w:sz="4"/>
+        </w:tblBorders>
+      </w:tblPr>
+      <w:tblGrid>
+        <w:gridCol w:w="9638"/>
+      </w:tblGrid>
+      <w:tr>
+        <w:trPr>
+          <w:cantSplit/>
+        </w:trPr>
+        <w:tc>
+          <w:tcPr>
+            <w:tcW w:type="dxa" w:w="9638"/>
+            <w:tcBorders>
+              <w:top w:val="single" w:color="2F6FDB" w:sz="8"/>
+              <w:left w:val="single" w:color="2F6FDB" w:sz="8"/>
+              <w:bottom w:val="single" w:color="2F6FDB" w:sz="8"/>
+              <w:right w:val="single" w:color="2F6FDB" w:sz="8"/>
+            </w:tcBorders>
+            <w:shd w:fill="EAF2FF" w:color="auto" w:val="clear"/>
+            <w:tcMar>
+              <w:top w:type="dxa" w:w="120"/>
+              <w:left w:type="dxa" w:w="200"/>
+              <w:bottom w:type="dxa" w:w="120"/>
+              <w:right w:type="dxa" w:w="200"/>
+            </w:tcMar>
+          </w:tcPr>
+          <w:p>
+            <w:pPr>
+              <w:spacing w:after="60" w:before="20" w:line="288" w:lineRule="auto"/>
+            </w:pPr>
+            <w:r>
+              <w:rPr>
+                <w:rFonts w:ascii="맑은 고딕" w:cs="맑은 고딕" w:eastAsia="맑은 고딕" w:hAnsi="맑은 고딕"/>
+                <w:b/>
+                <w:bCs/>
+                <w:color w:val="1B3F86"/>
+                <w:sz w:val="25"/>
+                <w:szCs w:val="25"/>
+              </w:rPr>
+              <w:t xml:space="preserve">동점과 상</w:t>
+            </w:r>
+          </w:p>
+          <w:p>
+            <w:pPr>
+              <w:spacing w:after="40" w:before="10" w:line="276" w:lineRule="auto"/>
+            </w:pPr>
+            <w:r>
+              <w:rPr>
+                <w:rFonts w:ascii="맑은 고딕" w:cs="맑은 고딕" w:eastAsia="맑은 고딕" w:hAnsi="맑은 고딕"/>
+                <w:b w:val="false"/>
+                <w:bCs w:val="false"/>
+                <w:color w:val="222222"/>
+                <w:sz w:val="24"/>
+                <w:szCs w:val="24"/>
+              </w:rPr>
+              <w:t xml:space="preserve">• 점수가 같으면 '제작 과정' 점수가 높은 작품이 앞서요.</w:t>
+            </w:r>
+          </w:p>
+          <w:p>
+            <w:pPr>
+              <w:spacing w:after="40" w:before="10" w:line="276" w:lineRule="auto"/>
+            </w:pPr>
+            <w:r>
+              <w:rPr>
+                <w:rFonts w:ascii="맑은 고딕" w:cs="맑은 고딕" w:eastAsia="맑은 고딕" w:hAnsi="맑은 고딕"/>
+                <w:b w:val="false"/>
+                <w:bCs w:val="false"/>
+                <w:color w:val="222222"/>
+                <w:sz w:val="24"/>
+                <w:szCs w:val="24"/>
+              </w:rPr>
+              <w:t xml:space="preserve">• </w:t>
+            </w:r>
+            <w:r>
+              <w:rPr>
+                <w:rFonts w:ascii="맑은 고딕" w:cs="맑은 고딕" w:eastAsia="맑은 고딕" w:hAnsi="맑은 고딕"/>
+                <w:b/>
+                <w:bCs/>
+                <w:color w:val="222222"/>
+                <w:sz w:val="24"/>
+                <w:szCs w:val="24"/>
+              </w:rPr>
+              <w:t xml:space="preserve">상</w:t>
+            </w:r>
+            <w:r>
+              <w:rPr>
+                <w:rFonts w:ascii="맑은 고딕" w:cs="맑은 고딕" w:eastAsia="맑은 고딕" w:hAnsi="맑은 고딕"/>
+                <w:b w:val="false"/>
+                <w:bCs w:val="false"/>
+                <w:color w:val="222222"/>
+                <w:sz w:val="24"/>
+                <w:szCs w:val="24"/>
+              </w:rPr>
+              <w:t xml:space="preserve">: 부문별로 참가 작품의 상위 10% 내외(최우수·우수·장려)를 시상해요.</w:t>
+            </w:r>
+          </w:p>
+          <w:p>
+            <w:pPr>
+              <w:spacing w:after="40" w:before="10" w:line="276" w:lineRule="auto"/>
+            </w:pPr>
+            <w:r>
+              <w:rPr>
+                <w:rFonts w:ascii="맑은 고딕" w:cs="맑은 고딕" w:eastAsia="맑은 고딕" w:hAnsi="맑은 고딕"/>
+                <w:b w:val="false"/>
+                <w:bCs w:val="false"/>
+                <w:color w:val="222222"/>
+                <w:sz w:val="24"/>
+                <w:szCs w:val="24"/>
+              </w:rPr>
+              <w:t xml:space="preserve">• 참가한 친구 </w:t>
+            </w:r>
+            <w:r>
+              <w:rPr>
+                <w:rFonts w:ascii="맑은 고딕" w:cs="맑은 고딕" w:eastAsia="맑은 고딕" w:hAnsi="맑은 고딕"/>
+                <w:b/>
+                <w:bCs/>
+                <w:color w:val="222222"/>
+                <w:sz w:val="24"/>
+                <w:szCs w:val="24"/>
+              </w:rPr>
+              <w:t xml:space="preserve">모두</w:t>
+            </w:r>
+            <w:r>
+              <w:rPr>
+                <w:rFonts w:ascii="맑은 고딕" w:cs="맑은 고딕" w:eastAsia="맑은 고딕" w:hAnsi="맑은 고딕"/>
+                <w:b w:val="false"/>
+                <w:bCs w:val="false"/>
+                <w:color w:val="222222"/>
+                <w:sz w:val="24"/>
+                <w:szCs w:val="24"/>
+              </w:rPr>
+              <w:t xml:space="preserve">에게 'AI 코딩 크리에이터' 참가 인증서를 줘요!</w:t>
+            </w:r>
+          </w:p>
+          <w:p>
+            <w:pPr>
+              <w:spacing w:after="40" w:before="10" w:line="276" w:lineRule="auto"/>
+            </w:pPr>
+            <w:r>
+              <w:rPr>
+                <w:rFonts w:ascii="맑은 고딕" w:cs="맑은 고딕" w:eastAsia="맑은 고딕" w:hAnsi="맑은 고딕"/>
+                <w:b w:val="false"/>
+                <w:bCs w:val="false"/>
+                <w:color w:val="222222"/>
+                <w:sz w:val="24"/>
+                <w:szCs w:val="24"/>
+              </w:rPr>
+              <w:t xml:space="preserve">• 결과는 </w:t>
+            </w:r>
+            <w:r>
+              <w:rPr>
+                <w:rFonts w:ascii="맑은 고딕" w:cs="맑은 고딕" w:eastAsia="맑은 고딕" w:hAnsi="맑은 고딕"/>
+                <w:b/>
+                <w:bCs/>
+                <w:color w:val="222222"/>
+                <w:sz w:val="24"/>
+                <w:szCs w:val="24"/>
+              </w:rPr>
+              <w:t xml:space="preserve">11. 18.(수)</w:t>
+            </w:r>
+            <w:r>
+              <w:rPr>
+                <w:rFonts w:ascii="맑은 고딕" w:cs="맑은 고딕" w:eastAsia="맑은 고딕" w:hAnsi="맑은 고딕"/>
+                <w:b w:val="false"/>
+                <w:bCs w:val="false"/>
+                <w:color w:val="222222"/>
+                <w:sz w:val="24"/>
+                <w:szCs w:val="24"/>
+              </w:rPr>
+              <w:t xml:space="preserve">에 발표하고 방송 시상식을 해요.</w:t>
+            </w:r>
+          </w:p>
+        </w:tc>
+      </w:tr>
+    </w:tbl>
+    <w:p>
+      <w:pPr>
+        <w:pStyle w:val="Heading1"/>
+        <w:keepNext/>
+        <w:keepLines/>
+        <w:pBdr>
+          <w:left w:val="single" w:color="2F6FDB" w:sz="36" w:space="6"/>
+        </w:pBdr>
+        <w:shd w:fill="EAF2FF" w:color="auto" w:val="clear"/>
+        <w:spacing w:after="140" w:before="320"/>
+      </w:pPr>
+      <w:r>
+        <w:rPr>
+          <w:rFonts w:ascii="맑은 고딕" w:cs="맑은 고딕" w:eastAsia="맑은 고딕" w:hAnsi="맑은 고딕"/>
+          <w:b/>
+          <w:bCs/>
+          <w:color w:val="1B3F86"/>
+          <w:sz w:val="34"/>
+          <w:szCs w:val="34"/>
+        </w:rPr>
+        <w:t xml:space="preserve">14. 꼭 지켜요! 안전 약속 5가지</w:t>
+      </w:r>
+    </w:p>
+    <w:tbl>
+      <w:tblPr>
+        <w:tblW w:type="dxa" w:w="9638"/>
+        <w:jc w:val="center"/>
+        <w:tblBorders>
+          <w:top w:val="single" w:color="auto" w:sz="4"/>
+          <w:left w:val="single" w:color="auto" w:sz="4"/>
+          <w:bottom w:val="single" w:color="auto" w:sz="4"/>
+          <w:right w:val="single" w:color="auto" w:sz="4"/>
+          <w:insideH w:val="single" w:color="auto" w:sz="4"/>
+          <w:insideV w:val="single" w:color="auto" w:sz="4"/>
+        </w:tblBorders>
+      </w:tblPr>
+      <w:tblGrid>
+        <w:gridCol w:w="800"/>
+        <w:gridCol w:w="3000"/>
+        <w:gridCol w:w="5838"/>
+      </w:tblGrid>
+      <w:tr>
+        <w:trPr>
+          <w:cantSplit/>
+          <w:tblHeader w:val="false"/>
+        </w:trPr>
+        <w:tc>
+          <w:tcPr>
+            <w:tcW w:type="dxa" w:w="800"/>
+            <w:tcBorders>
+              <w:top w:val="single" w:color="A0A7B4" w:sz="4"/>
+              <w:left w:val="single" w:color="A0A7B4" w:sz="4"/>
+              <w:bottom w:val="single" w:color="A0A7B4" w:sz="4"/>
+              <w:right w:val="single" w:color="A0A7B4" w:sz="4"/>
+            </w:tcBorders>
+            <w:shd w:fill="E5534B" w:color="auto" w:val="clear"/>
+            <w:tcMar>
+              <w:top w:type="dxa" w:w="70"/>
+              <w:left w:type="dxa" w:w="120"/>
+              <w:bottom w:type="dxa" w:w="70"/>
+              <w:right w:type="dxa" w:w="120"/>
+            </w:tcMar>
+            <w:vAlign w:val="center"/>
+          </w:tcPr>
+          <w:p>
+            <w:pPr>
+              <w:spacing w:after="10" w:before="10" w:line="252" w:lineRule="auto"/>
+              <w:jc w:val="center"/>
+            </w:pPr>
+            <w:r>
+              <w:rPr>
+                <w:rFonts w:ascii="맑은 고딕" w:cs="맑은 고딕" w:eastAsia="맑은 고딕" w:hAnsi="맑은 고딕"/>
+                <w:b/>
+                <w:bCs/>
+                <w:color w:val="FFFFFF"/>
+                <w:sz w:val="24"/>
+                <w:szCs w:val="24"/>
+              </w:rPr>
+              <w:t xml:space="preserve">1</w:t>
+            </w:r>
+          </w:p>
+        </w:tc>
+        <w:tc>
+          <w:tcPr>
+            <w:tcW w:type="dxa" w:w="3000"/>
+            <w:tcBorders>
+              <w:top w:val="single" w:color="A0A7B4" w:sz="4"/>
+              <w:left w:val="single" w:color="A0A7B4" w:sz="4"/>
+              <w:bottom w:val="single" w:color="A0A7B4" w:sz="4"/>
+              <w:right w:val="single" w:color="A0A7B4" w:sz="4"/>
+            </w:tcBorders>
+            <w:tcMar>
+              <w:top w:type="dxa" w:w="70"/>
+              <w:left w:type="dxa" w:w="120"/>
+              <w:bottom w:type="dxa" w:w="70"/>
+              <w:right w:type="dxa" w:w="120"/>
+            </w:tcMar>
+            <w:vAlign w:val="center"/>
+          </w:tcPr>
+          <w:p>
+            <w:pPr>
+              <w:spacing w:after="10" w:before="10" w:line="252" w:lineRule="auto"/>
+            </w:pPr>
+            <w:r>
+              <w:rPr>
+                <w:rFonts w:ascii="맑은 고딕" w:cs="맑은 고딕" w:eastAsia="맑은 고딕" w:hAnsi="맑은 고딕"/>
+                <w:b w:val="false"/>
+                <w:bCs w:val="false"/>
+                <w:color w:val="222222"/>
+                <w:sz w:val="24"/>
+                <w:szCs w:val="24"/>
+              </w:rPr>
+              <w:t xml:space="preserve">개인정보는 비밀!</w:t>
+            </w:r>
+          </w:p>
+        </w:tc>
+        <w:tc>
+          <w:tcPr>
+            <w:tcW w:type="dxa" w:w="5838"/>
+            <w:tcBorders>
+              <w:top w:val="single" w:color="A0A7B4" w:sz="4"/>
+              <w:left w:val="single" w:color="A0A7B4" w:sz="4"/>
+              <w:bottom w:val="single" w:color="A0A7B4" w:sz="4"/>
+              <w:right w:val="single" w:color="A0A7B4" w:sz="4"/>
+            </w:tcBorders>
+            <w:tcMar>
+              <w:top w:type="dxa" w:w="70"/>
+              <w:left w:type="dxa" w:w="120"/>
+              <w:bottom w:type="dxa" w:w="70"/>
+              <w:right w:type="dxa" w:w="120"/>
+            </w:tcMar>
+            <w:vAlign w:val="center"/>
+          </w:tcPr>
+          <w:p>
+            <w:pPr>
+              <w:spacing w:after="10" w:before="10" w:line="252" w:lineRule="auto"/>
+            </w:pPr>
+            <w:r>
+              <w:rPr>
+                <w:rFonts w:ascii="맑은 고딕" w:cs="맑은 고딕" w:eastAsia="맑은 고딕" w:hAnsi="맑은 고딕"/>
+                <w:b w:val="false"/>
+                <w:bCs w:val="false"/>
+                <w:color w:val="222222"/>
+                <w:sz w:val="24"/>
+                <w:szCs w:val="24"/>
+              </w:rPr>
+              <w:t xml:space="preserve">작품과 대화에 이름, 전화번호, 주소, 얼굴 사진을 넣지 않아요.</w:t>
+            </w:r>
+          </w:p>
+        </w:tc>
+      </w:tr>
+      <w:tr>
+        <w:trPr>
+          <w:cantSplit/>
+          <w:tblHeader w:val="false"/>
+        </w:trPr>
+        <w:tc>
+          <w:tcPr>
+            <w:tcW w:type="dxa" w:w="800"/>
+            <w:tcBorders>
+              <w:top w:val="single" w:color="A0A7B4" w:sz="4"/>
+              <w:left w:val="single" w:color="A0A7B4" w:sz="4"/>
+              <w:bottom w:val="single" w:color="A0A7B4" w:sz="4"/>
+              <w:right w:val="single" w:color="A0A7B4" w:sz="4"/>
+            </w:tcBorders>
+            <w:shd w:fill="E5534B" w:color="auto" w:val="clear"/>
+            <w:tcMar>
+              <w:top w:type="dxa" w:w="70"/>
+              <w:left w:type="dxa" w:w="120"/>
+              <w:bottom w:type="dxa" w:w="70"/>
+              <w:right w:type="dxa" w:w="120"/>
+            </w:tcMar>
+            <w:vAlign w:val="center"/>
+          </w:tcPr>
+          <w:p>
+            <w:pPr>
+              <w:spacing w:after="10" w:before="10" w:line="252" w:lineRule="auto"/>
+              <w:jc w:val="center"/>
+            </w:pPr>
+            <w:r>
+              <w:rPr>
+                <w:rFonts w:ascii="맑은 고딕" w:cs="맑은 고딕" w:eastAsia="맑은 고딕" w:hAnsi="맑은 고딕"/>
+                <w:b/>
+                <w:bCs/>
+                <w:color w:val="FFFFFF"/>
+                <w:sz w:val="24"/>
+                <w:szCs w:val="24"/>
+              </w:rPr>
+              <w:t xml:space="preserve">2</w:t>
+            </w:r>
+          </w:p>
+        </w:tc>
+        <w:tc>
+          <w:tcPr>
+            <w:tcW w:type="dxa" w:w="3000"/>
+            <w:tcBorders>
+              <w:top w:val="single" w:color="A0A7B4" w:sz="4"/>
+              <w:left w:val="single" w:color="A0A7B4" w:sz="4"/>
+              <w:bottom w:val="single" w:color="A0A7B4" w:sz="4"/>
+              <w:right w:val="single" w:color="A0A7B4" w:sz="4"/>
+            </w:tcBorders>
+            <w:tcMar>
+              <w:top w:type="dxa" w:w="70"/>
+              <w:left w:type="dxa" w:w="120"/>
+              <w:bottom w:type="dxa" w:w="70"/>
+              <w:right w:type="dxa" w:w="120"/>
+            </w:tcMar>
+            <w:vAlign w:val="center"/>
+          </w:tcPr>
+          <w:p>
+            <w:pPr>
+              <w:spacing w:after="10" w:before="10" w:line="252" w:lineRule="auto"/>
+            </w:pPr>
+            <w:r>
+              <w:rPr>
+                <w:rFonts w:ascii="맑은 고딕" w:cs="맑은 고딕" w:eastAsia="맑은 고딕" w:hAnsi="맑은 고딕"/>
+                <w:b w:val="false"/>
+                <w:bCs w:val="false"/>
+                <w:color w:val="222222"/>
+                <w:sz w:val="24"/>
+                <w:szCs w:val="24"/>
+              </w:rPr>
+              <w:t xml:space="preserve">친구를 배려해요</w:t>
+            </w:r>
+          </w:p>
+        </w:tc>
+        <w:tc>
+          <w:tcPr>
+            <w:tcW w:type="dxa" w:w="5838"/>
+            <w:tcBorders>
+              <w:top w:val="single" w:color="A0A7B4" w:sz="4"/>
+              <w:left w:val="single" w:color="A0A7B4" w:sz="4"/>
+              <w:bottom w:val="single" w:color="A0A7B4" w:sz="4"/>
+              <w:right w:val="single" w:color="A0A7B4" w:sz="4"/>
+            </w:tcBorders>
+            <w:tcMar>
+              <w:top w:type="dxa" w:w="70"/>
+              <w:left w:type="dxa" w:w="120"/>
+              <w:bottom w:type="dxa" w:w="70"/>
+              <w:right w:type="dxa" w:w="120"/>
+            </w:tcMar>
+            <w:vAlign w:val="center"/>
+          </w:tcPr>
+          <w:p>
+            <w:pPr>
+              <w:spacing w:after="10" w:before="10" w:line="252" w:lineRule="auto"/>
+            </w:pPr>
+            <w:r>
+              <w:rPr>
+                <w:rFonts w:ascii="맑은 고딕" w:cs="맑은 고딕" w:eastAsia="맑은 고딕" w:hAnsi="맑은 고딕"/>
+                <w:b w:val="false"/>
+                <w:bCs w:val="false"/>
+                <w:color w:val="222222"/>
+                <w:sz w:val="24"/>
+                <w:szCs w:val="24"/>
+              </w:rPr>
+              <w:t xml:space="preserve">친구를 놀리거나 무섭고 폭력적인 내용은 만들지 않아요.</w:t>
+            </w:r>
+          </w:p>
+        </w:tc>
+      </w:tr>
+      <w:tr>
+        <w:trPr>
+          <w:cantSplit/>
+          <w:tblHeader w:val="false"/>
+        </w:trPr>
+        <w:tc>
+          <w:tcPr>
+            <w:tcW w:type="dxa" w:w="800"/>
+            <w:tcBorders>
+              <w:top w:val="single" w:color="A0A7B4" w:sz="4"/>
+              <w:left w:val="single" w:color="A0A7B4" w:sz="4"/>
+              <w:bottom w:val="single" w:color="A0A7B4" w:sz="4"/>
+              <w:right w:val="single" w:color="A0A7B4" w:sz="4"/>
+            </w:tcBorders>
+            <w:shd w:fill="E5534B" w:color="auto" w:val="clear"/>
+            <w:tcMar>
+              <w:top w:type="dxa" w:w="70"/>
+              <w:left w:type="dxa" w:w="120"/>
+              <w:bottom w:type="dxa" w:w="70"/>
+              <w:right w:type="dxa" w:w="120"/>
+            </w:tcMar>
+            <w:vAlign w:val="center"/>
+          </w:tcPr>
+          <w:p>
+            <w:pPr>
+              <w:spacing w:after="10" w:before="10" w:line="252" w:lineRule="auto"/>
+              <w:jc w:val="center"/>
+            </w:pPr>
+            <w:r>
+              <w:rPr>
+                <w:rFonts w:ascii="맑은 고딕" w:cs="맑은 고딕" w:eastAsia="맑은 고딕" w:hAnsi="맑은 고딕"/>
+                <w:b/>
+                <w:bCs/>
+                <w:color w:val="FFFFFF"/>
+                <w:sz w:val="24"/>
+                <w:szCs w:val="24"/>
+              </w:rPr>
+              <w:t xml:space="preserve">3</w:t>
+            </w:r>
+          </w:p>
+        </w:tc>
+        <w:tc>
+          <w:tcPr>
+            <w:tcW w:type="dxa" w:w="3000"/>
+            <w:tcBorders>
+              <w:top w:val="single" w:color="A0A7B4" w:sz="4"/>
+              <w:left w:val="single" w:color="A0A7B4" w:sz="4"/>
+              <w:bottom w:val="single" w:color="A0A7B4" w:sz="4"/>
+              <w:right w:val="single" w:color="A0A7B4" w:sz="4"/>
+            </w:tcBorders>
+            <w:tcMar>
+              <w:top w:type="dxa" w:w="70"/>
+              <w:left w:type="dxa" w:w="120"/>
+              <w:bottom w:type="dxa" w:w="70"/>
+              <w:right w:type="dxa" w:w="120"/>
+            </w:tcMar>
+            <w:vAlign w:val="center"/>
+          </w:tcPr>
+          <w:p>
+            <w:pPr>
+              <w:spacing w:after="10" w:before="10" w:line="252" w:lineRule="auto"/>
+            </w:pPr>
+            <w:r>
+              <w:rPr>
+                <w:rFonts w:ascii="맑은 고딕" w:cs="맑은 고딕" w:eastAsia="맑은 고딕" w:hAnsi="맑은 고딕"/>
+                <w:b w:val="false"/>
+                <w:bCs w:val="false"/>
+                <w:color w:val="222222"/>
+                <w:sz w:val="24"/>
+                <w:szCs w:val="24"/>
+              </w:rPr>
+              <w:t xml:space="preserve">베끼지 않아요</w:t>
+            </w:r>
+          </w:p>
+        </w:tc>
+        <w:tc>
+          <w:tcPr>
+            <w:tcW w:type="dxa" w:w="5838"/>
+            <w:tcBorders>
+              <w:top w:val="single" w:color="A0A7B4" w:sz="4"/>
+              <w:left w:val="single" w:color="A0A7B4" w:sz="4"/>
+              <w:bottom w:val="single" w:color="A0A7B4" w:sz="4"/>
+              <w:right w:val="single" w:color="A0A7B4" w:sz="4"/>
+            </w:tcBorders>
+            <w:tcMar>
+              <w:top w:type="dxa" w:w="70"/>
+              <w:left w:type="dxa" w:w="120"/>
+              <w:bottom w:type="dxa" w:w="70"/>
+              <w:right w:type="dxa" w:w="120"/>
+            </w:tcMar>
+            <w:vAlign w:val="center"/>
+          </w:tcPr>
+          <w:p>
+            <w:pPr>
+              <w:spacing w:after="10" w:before="10" w:line="252" w:lineRule="auto"/>
+            </w:pPr>
+            <w:r>
+              <w:rPr>
+                <w:rFonts w:ascii="맑은 고딕" w:cs="맑은 고딕" w:eastAsia="맑은 고딕" w:hAnsi="맑은 고딕"/>
+                <w:b w:val="false"/>
+                <w:bCs w:val="false"/>
+                <w:color w:val="222222"/>
+                <w:sz w:val="24"/>
+                <w:szCs w:val="24"/>
+              </w:rPr>
+              <w:t xml:space="preserve">다른 사람 작품을 그대로 따라 하지 않고 내 아이디어로 만들어요.</w:t>
+            </w:r>
+          </w:p>
+        </w:tc>
+      </w:tr>
+      <w:tr>
+        <w:trPr>
+          <w:cantSplit/>
+          <w:tblHeader w:val="false"/>
+        </w:trPr>
+        <w:tc>
+          <w:tcPr>
+            <w:tcW w:type="dxa" w:w="800"/>
+            <w:tcBorders>
+              <w:top w:val="single" w:color="A0A7B4" w:sz="4"/>
+              <w:left w:val="single" w:color="A0A7B4" w:sz="4"/>
+              <w:bottom w:val="single" w:color="A0A7B4" w:sz="4"/>
+              <w:right w:val="single" w:color="A0A7B4" w:sz="4"/>
+            </w:tcBorders>
+            <w:shd w:fill="E5534B" w:color="auto" w:val="clear"/>
+            <w:tcMar>
+              <w:top w:type="dxa" w:w="70"/>
+              <w:left w:type="dxa" w:w="120"/>
+              <w:bottom w:type="dxa" w:w="70"/>
+              <w:right w:type="dxa" w:w="120"/>
+            </w:tcMar>
+            <w:vAlign w:val="center"/>
+          </w:tcPr>
+          <w:p>
+            <w:pPr>
+              <w:spacing w:after="10" w:before="10" w:line="252" w:lineRule="auto"/>
+              <w:jc w:val="center"/>
+            </w:pPr>
+            <w:r>
+              <w:rPr>
+                <w:rFonts w:ascii="맑은 고딕" w:cs="맑은 고딕" w:eastAsia="맑은 고딕" w:hAnsi="맑은 고딕"/>
+                <w:b/>
+                <w:bCs/>
+                <w:color w:val="FFFFFF"/>
+                <w:sz w:val="24"/>
+                <w:szCs w:val="24"/>
+              </w:rPr>
+              <w:t xml:space="preserve">4</w:t>
+            </w:r>
+          </w:p>
+        </w:tc>
+        <w:tc>
+          <w:tcPr>
+            <w:tcW w:type="dxa" w:w="3000"/>
+            <w:tcBorders>
+              <w:top w:val="single" w:color="A0A7B4" w:sz="4"/>
+              <w:left w:val="single" w:color="A0A7B4" w:sz="4"/>
+              <w:bottom w:val="single" w:color="A0A7B4" w:sz="4"/>
+              <w:right w:val="single" w:color="A0A7B4" w:sz="4"/>
+            </w:tcBorders>
+            <w:tcMar>
+              <w:top w:type="dxa" w:w="70"/>
+              <w:left w:type="dxa" w:w="120"/>
+              <w:bottom w:type="dxa" w:w="70"/>
+              <w:right w:type="dxa" w:w="120"/>
+            </w:tcMar>
+            <w:vAlign w:val="center"/>
+          </w:tcPr>
+          <w:p>
+            <w:pPr>
+              <w:spacing w:after="10" w:before="10" w:line="252" w:lineRule="auto"/>
+            </w:pPr>
+            <w:r>
+              <w:rPr>
+                <w:rFonts w:ascii="맑은 고딕" w:cs="맑은 고딕" w:eastAsia="맑은 고딕" w:hAnsi="맑은 고딕"/>
+                <w:b w:val="false"/>
+                <w:bCs w:val="false"/>
+                <w:color w:val="222222"/>
+                <w:sz w:val="24"/>
+                <w:szCs w:val="24"/>
+              </w:rPr>
+              <w:t xml:space="preserve">만드는 건 내가 스스로!</w:t>
+            </w:r>
+          </w:p>
+        </w:tc>
+        <w:tc>
+          <w:tcPr>
+            <w:tcW w:type="dxa" w:w="5838"/>
+            <w:tcBorders>
+              <w:top w:val="single" w:color="A0A7B4" w:sz="4"/>
+              <w:left w:val="single" w:color="A0A7B4" w:sz="4"/>
+              <w:bottom w:val="single" w:color="A0A7B4" w:sz="4"/>
+              <w:right w:val="single" w:color="A0A7B4" w:sz="4"/>
+            </w:tcBorders>
+            <w:tcMar>
+              <w:top w:type="dxa" w:w="70"/>
+              <w:left w:type="dxa" w:w="120"/>
+              <w:bottom w:type="dxa" w:w="70"/>
+              <w:right w:type="dxa" w:w="120"/>
+            </w:tcMar>
+            <w:vAlign w:val="center"/>
+          </w:tcPr>
+          <w:p>
+            <w:pPr>
+              <w:spacing w:after="10" w:before="10" w:line="252" w:lineRule="auto"/>
+            </w:pPr>
+            <w:r>
+              <w:rPr>
+                <w:rFonts w:ascii="맑은 고딕" w:cs="맑은 고딕" w:eastAsia="맑은 고딕" w:hAnsi="맑은 고딕"/>
+                <w:b w:val="false"/>
+                <w:bCs w:val="false"/>
+                <w:color w:val="222222"/>
+                <w:sz w:val="24"/>
+                <w:szCs w:val="24"/>
+              </w:rPr>
+              <w:t xml:space="preserve">부모님은 도와주실 수 있지만, 생각하고 만드는 것은 내가 해요.</w:t>
+            </w:r>
+          </w:p>
+        </w:tc>
+      </w:tr>
+      <w:tr>
+        <w:trPr>
+          <w:cantSplit/>
+          <w:tblHeader w:val="false"/>
+        </w:trPr>
+        <w:tc>
+          <w:tcPr>
+            <w:tcW w:type="dxa" w:w="800"/>
+            <w:tcBorders>
+              <w:top w:val="single" w:color="A0A7B4" w:sz="4"/>
+              <w:left w:val="single" w:color="A0A7B4" w:sz="4"/>
+              <w:bottom w:val="single" w:color="A0A7B4" w:sz="4"/>
+              <w:right w:val="single" w:color="A0A7B4" w:sz="4"/>
+            </w:tcBorders>
+            <w:shd w:fill="E5534B" w:color="auto" w:val="clear"/>
+            <w:tcMar>
+              <w:top w:type="dxa" w:w="70"/>
+              <w:left w:type="dxa" w:w="120"/>
+              <w:bottom w:type="dxa" w:w="70"/>
+              <w:right w:type="dxa" w:w="120"/>
+            </w:tcMar>
+            <w:vAlign w:val="center"/>
+          </w:tcPr>
+          <w:p>
+            <w:pPr>
+              <w:spacing w:after="10" w:before="10" w:line="252" w:lineRule="auto"/>
+              <w:jc w:val="center"/>
+            </w:pPr>
+            <w:r>
+              <w:rPr>
+                <w:rFonts w:ascii="맑은 고딕" w:cs="맑은 고딕" w:eastAsia="맑은 고딕" w:hAnsi="맑은 고딕"/>
+                <w:b/>
+                <w:bCs/>
+                <w:color w:val="FFFFFF"/>
+                <w:sz w:val="24"/>
+                <w:szCs w:val="24"/>
+              </w:rPr>
+              <w:t xml:space="preserve">5</w:t>
+            </w:r>
+          </w:p>
+        </w:tc>
+        <w:tc>
+          <w:tcPr>
+            <w:tcW w:type="dxa" w:w="3000"/>
+            <w:tcBorders>
+              <w:top w:val="single" w:color="A0A7B4" w:sz="4"/>
+              <w:left w:val="single" w:color="A0A7B4" w:sz="4"/>
+              <w:bottom w:val="single" w:color="A0A7B4" w:sz="4"/>
+              <w:right w:val="single" w:color="A0A7B4" w:sz="4"/>
+            </w:tcBorders>
+            <w:tcMar>
+              <w:top w:type="dxa" w:w="70"/>
+              <w:left w:type="dxa" w:w="120"/>
+              <w:bottom w:type="dxa" w:w="70"/>
+              <w:right w:type="dxa" w:w="120"/>
+            </w:tcMar>
+            <w:vAlign w:val="center"/>
+          </w:tcPr>
+          <w:p>
+            <w:pPr>
+              <w:spacing w:after="10" w:before="10" w:line="252" w:lineRule="auto"/>
+            </w:pPr>
+            <w:r>
+              <w:rPr>
+                <w:rFonts w:ascii="맑은 고딕" w:cs="맑은 고딕" w:eastAsia="맑은 고딕" w:hAnsi="맑은 고딕"/>
+                <w:b w:val="false"/>
+                <w:bCs w:val="false"/>
+                <w:color w:val="222222"/>
+                <w:sz w:val="24"/>
+                <w:szCs w:val="24"/>
+              </w:rPr>
+              <w:t xml:space="preserve">내 작품에는 좋아요를 누르지 않아요</w:t>
+            </w:r>
+          </w:p>
+        </w:tc>
+        <w:tc>
+          <w:tcPr>
+            <w:tcW w:type="dxa" w:w="5838"/>
+            <w:tcBorders>
+              <w:top w:val="single" w:color="A0A7B4" w:sz="4"/>
+              <w:left w:val="single" w:color="A0A7B4" w:sz="4"/>
+              <w:bottom w:val="single" w:color="A0A7B4" w:sz="4"/>
+              <w:right w:val="single" w:color="A0A7B4" w:sz="4"/>
+            </w:tcBorders>
+            <w:tcMar>
+              <w:top w:type="dxa" w:w="70"/>
+              <w:left w:type="dxa" w:w="120"/>
+              <w:bottom w:type="dxa" w:w="70"/>
+              <w:right w:type="dxa" w:w="120"/>
+            </w:tcMar>
+            <w:vAlign w:val="center"/>
+          </w:tcPr>
+          <w:p>
+            <w:pPr>
+              <w:spacing w:after="10" w:before="10" w:line="252" w:lineRule="auto"/>
+            </w:pPr>
+            <w:r>
+              <w:rPr>
+                <w:rFonts w:ascii="맑은 고딕" w:cs="맑은 고딕" w:eastAsia="맑은 고딕" w:hAnsi="맑은 고딕"/>
+                <w:b w:val="false"/>
+                <w:bCs w:val="false"/>
+                <w:color w:val="222222"/>
+                <w:sz w:val="24"/>
+                <w:szCs w:val="24"/>
+              </w:rPr>
+              <w:t xml:space="preserve">좋아요 투표 주간에는 친구 작품을 직접 체험해 보고 공정하게 좋아요를 눌러요.</w:t>
+            </w:r>
+          </w:p>
+        </w:tc>
+      </w:tr>
+    </w:tbl>
+    <w:p>
+      <w:pPr>
+        <w:pStyle w:val="Heading1"/>
+        <w:keepNext/>
+        <w:keepLines/>
+        <w:pBdr>
+          <w:left w:val="single" w:color="2F6FDB" w:sz="36" w:space="6"/>
+        </w:pBdr>
+        <w:shd w:fill="EAF2FF" w:color="auto" w:val="clear"/>
+        <w:spacing w:after="140" w:before="320"/>
+      </w:pPr>
+      <w:r>
+        <w:rPr>
+          <w:rFonts w:ascii="맑은 고딕" w:cs="맑은 고딕" w:eastAsia="맑은 고딕" w:hAnsi="맑은 고딕"/>
+          <w:b/>
+          <w:bCs/>
+          <w:color w:val="1B3F86"/>
+          <w:sz w:val="34"/>
+          <w:szCs w:val="34"/>
+        </w:rPr>
+        <w:t xml:space="preserve">15. 자주 묻는 질문</w:t>
       </w:r>
     </w:p>
     <w:tbl>
@@ -12150,7 +15671,29 @@
                 <w:sz w:val="24"/>
                 <w:szCs w:val="24"/>
               </w:rPr>
-              <w:t xml:space="preserve">A. 네, 2명까지 팀이 될 수 있어요. 폼에 팀원 이름을 모두 쓰고 한 번만 제출해요.</w:t>
+              <w:t xml:space="preserve">A. 네, 2명까지 팀이 될 수 있어요. 구글 설문에 팀원 이름과 학년·반을 모두 쓰고 한 번만 제출해요. 학급별 참여율에서는 두 친구 모두 </w:t>
+            </w:r>
+            <w:r>
+              <w:rPr>
+                <w:rFonts w:ascii="맑은 고딕" w:cs="맑은 고딕" w:eastAsia="맑은 고딕" w:hAnsi="맑은 고딕"/>
+                <w:b/>
+                <w:bCs/>
+                <w:color w:val="222222"/>
+                <w:sz w:val="24"/>
+                <w:szCs w:val="24"/>
+              </w:rPr>
+              <w:t xml:space="preserve">각자 자기 반</w:t>
+            </w:r>
+            <w:r>
+              <w:rPr>
+                <w:rFonts w:ascii="맑은 고딕" w:cs="맑은 고딕" w:eastAsia="맑은 고딕" w:hAnsi="맑은 고딕"/>
+                <w:b w:val="false"/>
+                <w:bCs w:val="false"/>
+                <w:color w:val="222222"/>
+                <w:sz w:val="24"/>
+                <w:szCs w:val="24"/>
+              </w:rPr>
+              <w:t xml:space="preserve">의 참여 학생으로 세어요.</w:t>
             </w:r>
           </w:p>
         </w:tc>
@@ -12221,6 +15764,486 @@
                 <w:sz w:val="24"/>
                 <w:szCs w:val="24"/>
               </w:rPr>
+              <w:t xml:space="preserve">제출 마감이 언제예요?</w:t>
+            </w:r>
+          </w:p>
+          <w:p>
+            <w:pPr>
+              <w:spacing w:after="10" w:before="10" w:line="276" w:lineRule="auto"/>
+            </w:pPr>
+            <w:r>
+              <w:rPr>
+                <w:rFonts w:ascii="맑은 고딕" w:cs="맑은 고딕" w:eastAsia="맑은 고딕" w:hAnsi="맑은 고딕"/>
+                <w:b w:val="false"/>
+                <w:bCs w:val="false"/>
+                <w:color w:val="222222"/>
+                <w:sz w:val="24"/>
+                <w:szCs w:val="24"/>
+              </w:rPr>
+              <w:t xml:space="preserve">A. </w:t>
+            </w:r>
+            <w:r>
+              <w:rPr>
+                <w:rFonts w:ascii="맑은 고딕" w:cs="맑은 고딕" w:eastAsia="맑은 고딕" w:hAnsi="맑은 고딕"/>
+                <w:b/>
+                <w:bCs/>
+                <w:color w:val="222222"/>
+                <w:sz w:val="24"/>
+                <w:szCs w:val="24"/>
+              </w:rPr>
+              <w:t xml:space="preserve">11. 6.(금) 오후 4시</w:t>
+            </w:r>
+            <w:r>
+              <w:rPr>
+                <w:rFonts w:ascii="맑은 고딕" w:cs="맑은 고딕" w:eastAsia="맑은 고딕" w:hAnsi="맑은 고딕"/>
+                <w:b w:val="false"/>
+                <w:bCs w:val="false"/>
+                <w:color w:val="222222"/>
+                <w:sz w:val="24"/>
+                <w:szCs w:val="24"/>
+              </w:rPr>
+              <w:t xml:space="preserve">까지예요. 늦으면 받을 수 없으니 미리미리 제출해요.</w:t>
+            </w:r>
+          </w:p>
+        </w:tc>
+      </w:tr>
+    </w:tbl>
+    <w:p>
+      <w:pPr>
+        <w:spacing w:after="60" w:before="0"/>
+      </w:pPr>
+    </w:p>
+    <w:tbl>
+      <w:tblPr>
+        <w:tblW w:type="dxa" w:w="9638"/>
+        <w:jc w:val="center"/>
+        <w:tblBorders>
+          <w:top w:val="single" w:color="auto" w:sz="4"/>
+          <w:left w:val="single" w:color="auto" w:sz="4"/>
+          <w:bottom w:val="single" w:color="auto" w:sz="4"/>
+          <w:right w:val="single" w:color="auto" w:sz="4"/>
+          <w:insideH w:val="single" w:color="auto" w:sz="4"/>
+          <w:insideV w:val="single" w:color="auto" w:sz="4"/>
+        </w:tblBorders>
+      </w:tblPr>
+      <w:tblGrid>
+        <w:gridCol w:w="9638"/>
+      </w:tblGrid>
+      <w:tr>
+        <w:trPr>
+          <w:cantSplit/>
+        </w:trPr>
+        <w:tc>
+          <w:tcPr>
+            <w:tcW w:type="dxa" w:w="9638"/>
+            <w:tcBorders>
+              <w:top w:val="single" w:color="C9D3E3" w:sz="8"/>
+              <w:left w:val="single" w:color="C9D3E3" w:sz="8"/>
+              <w:bottom w:val="single" w:color="C9D3E3" w:sz="8"/>
+              <w:right w:val="single" w:color="C9D3E3" w:sz="8"/>
+            </w:tcBorders>
+            <w:shd w:fill="FAFBFD" w:color="auto" w:val="clear"/>
+            <w:tcMar>
+              <w:top w:type="dxa" w:w="120"/>
+              <w:left w:type="dxa" w:w="200"/>
+              <w:bottom w:type="dxa" w:w="120"/>
+              <w:right w:type="dxa" w:w="200"/>
+            </w:tcMar>
+          </w:tcPr>
+          <w:p>
+            <w:pPr>
+              <w:spacing w:after="40" w:before="10" w:line="288" w:lineRule="auto"/>
+            </w:pPr>
+            <w:r>
+              <w:rPr>
+                <w:rFonts w:ascii="맑은 고딕" w:cs="맑은 고딕" w:eastAsia="맑은 고딕" w:hAnsi="맑은 고딕"/>
+                <w:b/>
+                <w:bCs/>
+                <w:color w:val="2F6FDB"/>
+                <w:sz w:val="24"/>
+                <w:szCs w:val="24"/>
+              </w:rPr>
+              <w:t xml:space="preserve">Q. </w:t>
+            </w:r>
+            <w:r>
+              <w:rPr>
+                <w:rFonts w:ascii="맑은 고딕" w:cs="맑은 고딕" w:eastAsia="맑은 고딕" w:hAnsi="맑은 고딕"/>
+                <w:b/>
+                <w:bCs/>
+                <w:sz w:val="24"/>
+                <w:szCs w:val="24"/>
+              </w:rPr>
+              <w:t xml:space="preserve">안내 영상을 놓쳤어요.</w:t>
+            </w:r>
+          </w:p>
+          <w:p>
+            <w:pPr>
+              <w:spacing w:after="10" w:before="10" w:line="276" w:lineRule="auto"/>
+            </w:pPr>
+            <w:r>
+              <w:rPr>
+                <w:rFonts w:ascii="맑은 고딕" w:cs="맑은 고딕" w:eastAsia="맑은 고딕" w:hAnsi="맑은 고딕"/>
+                <w:b w:val="false"/>
+                <w:bCs w:val="false"/>
+                <w:color w:val="222222"/>
+                <w:sz w:val="24"/>
+                <w:szCs w:val="24"/>
+              </w:rPr>
+              <w:t xml:space="preserve">A. 안내 영상 3편은 </w:t>
+            </w:r>
+            <w:r>
+              <w:rPr>
+                <w:rFonts w:ascii="맑은 고딕" w:cs="맑은 고딕" w:eastAsia="맑은 고딕" w:hAnsi="맑은 고딕"/>
+                <w:b/>
+                <w:bCs/>
+                <w:color w:val="222222"/>
+                <w:sz w:val="24"/>
+                <w:szCs w:val="24"/>
+              </w:rPr>
+              <w:t xml:space="preserve">안내 QR</w:t>
+            </w:r>
+            <w:r>
+              <w:rPr>
+                <w:rFonts w:ascii="맑은 고딕" w:cs="맑은 고딕" w:eastAsia="맑은 고딕" w:hAnsi="맑은 고딕"/>
+                <w:b w:val="false"/>
+                <w:bCs w:val="false"/>
+                <w:color w:val="222222"/>
+                <w:sz w:val="24"/>
+                <w:szCs w:val="24"/>
+              </w:rPr>
+              <w:t xml:space="preserve">에 모여 있어요. QR이나 링크는 담임 선생님이 알려 주시니, 담임 선생님께 여쭤보고 다시 봐요.</w:t>
+            </w:r>
+          </w:p>
+        </w:tc>
+      </w:tr>
+    </w:tbl>
+    <w:p>
+      <w:pPr>
+        <w:spacing w:after="60" w:before="0"/>
+      </w:pPr>
+    </w:p>
+    <w:tbl>
+      <w:tblPr>
+        <w:tblW w:type="dxa" w:w="9638"/>
+        <w:jc w:val="center"/>
+        <w:tblBorders>
+          <w:top w:val="single" w:color="auto" w:sz="4"/>
+          <w:left w:val="single" w:color="auto" w:sz="4"/>
+          <w:bottom w:val="single" w:color="auto" w:sz="4"/>
+          <w:right w:val="single" w:color="auto" w:sz="4"/>
+          <w:insideH w:val="single" w:color="auto" w:sz="4"/>
+          <w:insideV w:val="single" w:color="auto" w:sz="4"/>
+        </w:tblBorders>
+      </w:tblPr>
+      <w:tblGrid>
+        <w:gridCol w:w="9638"/>
+      </w:tblGrid>
+      <w:tr>
+        <w:trPr>
+          <w:cantSplit/>
+        </w:trPr>
+        <w:tc>
+          <w:tcPr>
+            <w:tcW w:type="dxa" w:w="9638"/>
+            <w:tcBorders>
+              <w:top w:val="single" w:color="C9D3E3" w:sz="8"/>
+              <w:left w:val="single" w:color="C9D3E3" w:sz="8"/>
+              <w:bottom w:val="single" w:color="C9D3E3" w:sz="8"/>
+              <w:right w:val="single" w:color="C9D3E3" w:sz="8"/>
+            </w:tcBorders>
+            <w:shd w:fill="FAFBFD" w:color="auto" w:val="clear"/>
+            <w:tcMar>
+              <w:top w:type="dxa" w:w="120"/>
+              <w:left w:type="dxa" w:w="200"/>
+              <w:bottom w:type="dxa" w:w="120"/>
+              <w:right w:type="dxa" w:w="200"/>
+            </w:tcMar>
+          </w:tcPr>
+          <w:p>
+            <w:pPr>
+              <w:spacing w:after="40" w:before="10" w:line="288" w:lineRule="auto"/>
+            </w:pPr>
+            <w:r>
+              <w:rPr>
+                <w:rFonts w:ascii="맑은 고딕" w:cs="맑은 고딕" w:eastAsia="맑은 고딕" w:hAnsi="맑은 고딕"/>
+                <w:b/>
+                <w:bCs/>
+                <w:color w:val="2F6FDB"/>
+                <w:sz w:val="24"/>
+                <w:szCs w:val="24"/>
+              </w:rPr>
+              <w:t xml:space="preserve">Q. </w:t>
+            </w:r>
+            <w:r>
+              <w:rPr>
+                <w:rFonts w:ascii="맑은 고딕" w:cs="맑은 고딕" w:eastAsia="맑은 고딕" w:hAnsi="맑은 고딕"/>
+                <w:b/>
+                <w:bCs/>
+                <w:sz w:val="24"/>
+                <w:szCs w:val="24"/>
+              </w:rPr>
+              <w:t xml:space="preserve">제출하면 바로 갤러리에 올라가나요?</w:t>
+            </w:r>
+          </w:p>
+          <w:p>
+            <w:pPr>
+              <w:spacing w:after="10" w:before="10" w:line="276" w:lineRule="auto"/>
+            </w:pPr>
+            <w:r>
+              <w:rPr>
+                <w:rFonts w:ascii="맑은 고딕" w:cs="맑은 고딕" w:eastAsia="맑은 고딕" w:hAnsi="맑은 고딕"/>
+                <w:b w:val="false"/>
+                <w:bCs w:val="false"/>
+                <w:color w:val="222222"/>
+                <w:sz w:val="24"/>
+                <w:szCs w:val="24"/>
+              </w:rPr>
+              <w:t xml:space="preserve">A. 선생님들이 작품이 잘 열리는지, 내용이 알맞은지 </w:t>
+            </w:r>
+            <w:r>
+              <w:rPr>
+                <w:rFonts w:ascii="맑은 고딕" w:cs="맑은 고딕" w:eastAsia="맑은 고딕" w:hAnsi="맑은 고딕"/>
+                <w:b/>
+                <w:bCs/>
+                <w:color w:val="222222"/>
+                <w:sz w:val="24"/>
+                <w:szCs w:val="24"/>
+              </w:rPr>
+              <w:t xml:space="preserve">확인한 다음에</w:t>
+            </w:r>
+            <w:r>
+              <w:rPr>
+                <w:rFonts w:ascii="맑은 고딕" w:cs="맑은 고딕" w:eastAsia="맑은 고딕" w:hAnsi="맑은 고딕"/>
+                <w:b w:val="false"/>
+                <w:bCs w:val="false"/>
+                <w:color w:val="222222"/>
+                <w:sz w:val="24"/>
+                <w:szCs w:val="24"/>
+              </w:rPr>
+              <w:t xml:space="preserve"> 올려요. 그래서 조금 시간이 걸릴 수 있어요. 확인된 작품은 모두 올라가고, 이름은 </w:t>
+            </w:r>
+            <w:r>
+              <w:rPr>
+                <w:rFonts w:ascii="맑은 고딕" w:cs="맑은 고딕" w:eastAsia="맑은 고딕" w:hAnsi="맑은 고딕"/>
+                <w:b/>
+                <w:bCs/>
+                <w:color w:val="222222"/>
+                <w:sz w:val="24"/>
+                <w:szCs w:val="24"/>
+              </w:rPr>
+              <w:t xml:space="preserve">김○○</w:t>
+            </w:r>
+            <w:r>
+              <w:rPr>
+                <w:rFonts w:ascii="맑은 고딕" w:cs="맑은 고딕" w:eastAsia="맑은 고딕" w:hAnsi="맑은 고딕"/>
+                <w:b w:val="false"/>
+                <w:bCs w:val="false"/>
+                <w:color w:val="222222"/>
+                <w:sz w:val="24"/>
+                <w:szCs w:val="24"/>
+              </w:rPr>
+              <w:t xml:space="preserve">처럼 가려져요.</w:t>
+            </w:r>
+          </w:p>
+        </w:tc>
+      </w:tr>
+    </w:tbl>
+    <w:p>
+      <w:pPr>
+        <w:spacing w:after="60" w:before="0"/>
+      </w:pPr>
+    </w:p>
+    <w:tbl>
+      <w:tblPr>
+        <w:tblW w:type="dxa" w:w="9638"/>
+        <w:jc w:val="center"/>
+        <w:tblBorders>
+          <w:top w:val="single" w:color="auto" w:sz="4"/>
+          <w:left w:val="single" w:color="auto" w:sz="4"/>
+          <w:bottom w:val="single" w:color="auto" w:sz="4"/>
+          <w:right w:val="single" w:color="auto" w:sz="4"/>
+          <w:insideH w:val="single" w:color="auto" w:sz="4"/>
+          <w:insideV w:val="single" w:color="auto" w:sz="4"/>
+        </w:tblBorders>
+      </w:tblPr>
+      <w:tblGrid>
+        <w:gridCol w:w="9638"/>
+      </w:tblGrid>
+      <w:tr>
+        <w:trPr>
+          <w:cantSplit/>
+        </w:trPr>
+        <w:tc>
+          <w:tcPr>
+            <w:tcW w:type="dxa" w:w="9638"/>
+            <w:tcBorders>
+              <w:top w:val="single" w:color="C9D3E3" w:sz="8"/>
+              <w:left w:val="single" w:color="C9D3E3" w:sz="8"/>
+              <w:bottom w:val="single" w:color="C9D3E3" w:sz="8"/>
+              <w:right w:val="single" w:color="C9D3E3" w:sz="8"/>
+            </w:tcBorders>
+            <w:shd w:fill="FAFBFD" w:color="auto" w:val="clear"/>
+            <w:tcMar>
+              <w:top w:type="dxa" w:w="120"/>
+              <w:left w:type="dxa" w:w="200"/>
+              <w:bottom w:type="dxa" w:w="120"/>
+              <w:right w:type="dxa" w:w="200"/>
+            </w:tcMar>
+          </w:tcPr>
+          <w:p>
+            <w:pPr>
+              <w:spacing w:after="40" w:before="10" w:line="288" w:lineRule="auto"/>
+            </w:pPr>
+            <w:r>
+              <w:rPr>
+                <w:rFonts w:ascii="맑은 고딕" w:cs="맑은 고딕" w:eastAsia="맑은 고딕" w:hAnsi="맑은 고딕"/>
+                <w:b/>
+                <w:bCs/>
+                <w:color w:val="2F6FDB"/>
+                <w:sz w:val="24"/>
+                <w:szCs w:val="24"/>
+              </w:rPr>
+              <w:t xml:space="preserve">Q. </w:t>
+            </w:r>
+            <w:r>
+              <w:rPr>
+                <w:rFonts w:ascii="맑은 고딕" w:cs="맑은 고딕" w:eastAsia="맑은 고딕" w:hAnsi="맑은 고딕"/>
+                <w:b/>
+                <w:bCs/>
+                <w:sz w:val="24"/>
+                <w:szCs w:val="24"/>
+              </w:rPr>
+              <w:t xml:space="preserve">좋아요는 몇 번 누를 수 있나요?</w:t>
+            </w:r>
+          </w:p>
+          <w:p>
+            <w:pPr>
+              <w:spacing w:after="10" w:before="10" w:line="276" w:lineRule="auto"/>
+            </w:pPr>
+            <w:r>
+              <w:rPr>
+                <w:rFonts w:ascii="맑은 고딕" w:cs="맑은 고딕" w:eastAsia="맑은 고딕" w:hAnsi="맑은 고딕"/>
+                <w:b w:val="false"/>
+                <w:bCs w:val="false"/>
+                <w:color w:val="222222"/>
+                <w:sz w:val="24"/>
+                <w:szCs w:val="24"/>
+              </w:rPr>
+              <w:t xml:space="preserve">A. </w:t>
+            </w:r>
+            <w:r>
+              <w:rPr>
+                <w:rFonts w:ascii="맑은 고딕" w:cs="맑은 고딕" w:eastAsia="맑은 고딕" w:hAnsi="맑은 고딕"/>
+                <w:b/>
+                <w:bCs/>
+                <w:color w:val="222222"/>
+                <w:sz w:val="24"/>
+                <w:szCs w:val="24"/>
+              </w:rPr>
+              <w:t xml:space="preserve">작품마다 1번</w:t>
+            </w:r>
+            <w:r>
+              <w:rPr>
+                <w:rFonts w:ascii="맑은 고딕" w:cs="맑은 고딕" w:eastAsia="맑은 고딕" w:hAnsi="맑은 고딕"/>
+                <w:b w:val="false"/>
+                <w:bCs w:val="false"/>
+                <w:color w:val="222222"/>
+                <w:sz w:val="24"/>
+                <w:szCs w:val="24"/>
+              </w:rPr>
+              <w:t xml:space="preserve">씩 누를 수 있고, 누를 수 있는 </w:t>
+            </w:r>
+            <w:r>
+              <w:rPr>
+                <w:rFonts w:ascii="맑은 고딕" w:cs="맑은 고딕" w:eastAsia="맑은 고딕" w:hAnsi="맑은 고딕"/>
+                <w:b/>
+                <w:bCs/>
+                <w:color w:val="222222"/>
+                <w:sz w:val="24"/>
+                <w:szCs w:val="24"/>
+              </w:rPr>
+              <w:t xml:space="preserve">작품 개수는 제한이 없어요.</w:t>
+            </w:r>
+            <w:r>
+              <w:rPr>
+                <w:rFonts w:ascii="맑은 고딕" w:cs="맑은 고딕" w:eastAsia="맑은 고딕" w:hAnsi="맑은 고딕"/>
+                <w:b w:val="false"/>
+                <w:bCs w:val="false"/>
+                <w:color w:val="222222"/>
+                <w:sz w:val="24"/>
+                <w:szCs w:val="24"/>
+              </w:rPr>
+              <w:t xml:space="preserve"> 내 작품에는 누르지 않아요. 투표 기간(11. 9.(월) ~ 11. 13.(금)) 안에는 좋아요를 취소할 수도 있어요.</w:t>
+            </w:r>
+          </w:p>
+        </w:tc>
+      </w:tr>
+    </w:tbl>
+    <w:p>
+      <w:pPr>
+        <w:spacing w:after="60" w:before="0"/>
+      </w:pPr>
+    </w:p>
+    <w:tbl>
+      <w:tblPr>
+        <w:tblW w:type="dxa" w:w="9638"/>
+        <w:jc w:val="center"/>
+        <w:tblBorders>
+          <w:top w:val="single" w:color="auto" w:sz="4"/>
+          <w:left w:val="single" w:color="auto" w:sz="4"/>
+          <w:bottom w:val="single" w:color="auto" w:sz="4"/>
+          <w:right w:val="single" w:color="auto" w:sz="4"/>
+          <w:insideH w:val="single" w:color="auto" w:sz="4"/>
+          <w:insideV w:val="single" w:color="auto" w:sz="4"/>
+        </w:tblBorders>
+      </w:tblPr>
+      <w:tblGrid>
+        <w:gridCol w:w="9638"/>
+      </w:tblGrid>
+      <w:tr>
+        <w:trPr>
+          <w:cantSplit/>
+        </w:trPr>
+        <w:tc>
+          <w:tcPr>
+            <w:tcW w:type="dxa" w:w="9638"/>
+            <w:tcBorders>
+              <w:top w:val="single" w:color="C9D3E3" w:sz="8"/>
+              <w:left w:val="single" w:color="C9D3E3" w:sz="8"/>
+              <w:bottom w:val="single" w:color="C9D3E3" w:sz="8"/>
+              <w:right w:val="single" w:color="C9D3E3" w:sz="8"/>
+            </w:tcBorders>
+            <w:shd w:fill="FAFBFD" w:color="auto" w:val="clear"/>
+            <w:tcMar>
+              <w:top w:type="dxa" w:w="120"/>
+              <w:left w:type="dxa" w:w="200"/>
+              <w:bottom w:type="dxa" w:w="120"/>
+              <w:right w:type="dxa" w:w="200"/>
+            </w:tcMar>
+          </w:tcPr>
+          <w:p>
+            <w:pPr>
+              <w:spacing w:after="40" w:before="10" w:line="288" w:lineRule="auto"/>
+            </w:pPr>
+            <w:r>
+              <w:rPr>
+                <w:rFonts w:ascii="맑은 고딕" w:cs="맑은 고딕" w:eastAsia="맑은 고딕" w:hAnsi="맑은 고딕"/>
+                <w:b/>
+                <w:bCs/>
+                <w:color w:val="2F6FDB"/>
+                <w:sz w:val="24"/>
+                <w:szCs w:val="24"/>
+              </w:rPr>
+              <w:t xml:space="preserve">Q. </w:t>
+            </w:r>
+            <w:r>
+              <w:rPr>
+                <w:rFonts w:ascii="맑은 고딕" w:cs="맑은 고딕" w:eastAsia="맑은 고딕" w:hAnsi="맑은 고딕"/>
+                <w:b/>
+                <w:bCs/>
+                <w:sz w:val="24"/>
+                <w:szCs w:val="24"/>
+              </w:rPr>
               <w:t xml:space="preserve">친구가 내 작품 링크를 열 수 없대요.</w:t>
             </w:r>
           </w:p>
@@ -12237,18 +16260,18 @@
                 <w:sz w:val="24"/>
                 <w:szCs w:val="24"/>
               </w:rPr>
-              <w:t xml:space="preserve">A. 제미나이 캔버스 링크는 학교 계정끼리만 열릴 수 있어요. 체험·투표 주간에는 </w:t>
-            </w:r>
-            <w:r>
-              <w:rPr>
-                <w:rFonts w:ascii="맑은 고딕" w:cs="맑은 고딕" w:eastAsia="맑은 고딕" w:hAnsi="맑은 고딕"/>
-                <w:b/>
-                <w:bCs/>
-                <w:color w:val="222222"/>
-                <w:sz w:val="24"/>
-                <w:szCs w:val="24"/>
-              </w:rPr>
-              <w:t xml:space="preserve">학교 아이패드</w:t>
+              <w:t xml:space="preserve">A. 제미나이 캔버스 링크는 학교 계정끼리만 열릴 수 있어요. 갤러리에서 체험할 때는 </w:t>
+            </w:r>
+            <w:r>
+              <w:rPr>
+                <w:rFonts w:ascii="맑은 고딕" w:cs="맑은 고딕" w:eastAsia="맑은 고딕" w:hAnsi="맑은 고딕"/>
+                <w:b/>
+                <w:bCs/>
+                <w:color w:val="222222"/>
+                <w:sz w:val="24"/>
+                <w:szCs w:val="24"/>
+              </w:rPr>
+              <w:t xml:space="preserve">학교 계정으로 로그인한 학교 아이패드</w:t>
             </w:r>
             <w:r>
               <w:rPr>
